--- a/_DOC/Resultados Preliminares.docx
+++ b/_DOC/Resultados Preliminares.docx
@@ -526,7 +526,7 @@
         <w:rPr>
           <w:rtl w:val="0"/>
         </w:rPr>
-        <w:t xml:space="preserve">Segundo o (</w:t>
+        <w:t xml:space="preserve">Segundo o </w:t>
       </w:r>
       <w:r>
         <w:rPr>
@@ -544,7 +544,7 @@
         <w:rPr>
           <w:rtl w:val="0"/>
         </w:rPr>
-        <w:t xml:space="preserve">, 2025), plataforma que analisa dados digitais globais e fornece informações sobre tendências, entre as ferramentas de inteligência artificial mais populares em 2025 estão o Copilot, ChatGPT, DeepSeek, Gemini e Meta AI, cada uma apresentando características distintas e modelos específicos. O Copilot e o ChatGPT, por exemplo, utilizam modelos desenvolvidos pela OpenAI, enquanto o DeepSeek emprega arquiteturas próprias. O Gemini e o Meta AI integram os ecossistemas do Google e da Meta, respectivamente. A capacidade dessas ferramentas de integrar processos e otimizar o trabalho de desenvolvedores tem sido destacada (Sida et al., 2023).</w:t>
+        <w:t xml:space="preserve"> (2025), plataforma que analisa dados digitais globais e fornece informações sobre tendências, entre as ferramentas de inteligência artificial mais populares em 2025 estão o Copilot, ChatGPT, DeepSeek, Gemini e Meta AI, cada uma apresentando características distintas e modelos específicos. O Copilot e o ChatGPT, por exemplo, utilizam modelos desenvolvidos pela OpenAI, enquanto o DeepSeek emprega arquiteturas próprias. O Gemini e o Meta AI integram os ecossistemas do Google e da Meta, respectivamente. A capacidade dessas ferramentas de integrar processos e otimizar o trabalho de desenvolvedores tem sido destacada (Sida et al., 2023).</w:t>
       </w:r>
     </w:p>
     <w:p>
@@ -736,7 +736,22 @@
           <w:highlight w:val="white"/>
           <w:rtl w:val="0"/>
         </w:rPr>
-        <w:t xml:space="preserve">O desenvolvimento foi realizado seguindo prompts de comando em anexo. Foram criados dois containers em Docker sendo um para o banco de dados e outro para a API criada pela inteligência artificial.</w:t>
+        <w:t xml:space="preserve">O desenvolvimento foi realizado a partir de prompts padronizados enviados aos modelos de IA. Esses comandos foram organizados por funcionalidade e encontram-se descritos no </w:t>
+      </w:r>
+      <w:r>
+        <w:rPr>
+          <w:b w:val="1"/>
+          <w:highlight w:val="white"/>
+          <w:rtl w:val="0"/>
+        </w:rPr>
+        <w:t xml:space="preserve">Apêndice A</w:t>
+      </w:r>
+      <w:r>
+        <w:rPr>
+          <w:highlight w:val="white"/>
+          <w:rtl w:val="0"/>
+        </w:rPr>
+        <w:t xml:space="preserve">, com blocos separados para operações. Cada modelo recebeu os mesmos conjuntos de instruções, com o objetivo de garantir comparabilidade entre os códigos gerados.Foram criados dois containers em Docker sendo um para o banco de dados e outro para a API criada pela inteligência artificial.</w:t>
       </w:r>
     </w:p>
     <w:p>
@@ -941,49 +956,6 @@
     <w:p>
       <w:pPr>
         <w:spacing w:line="360" w:lineRule="auto"/>
-        <w:ind w:firstLine="708"/>
-        <w:rPr>
-          <w:highlight w:val="white"/>
-        </w:rPr>
-      </w:pPr>
-      <w:r>
-        <w:rPr>
-          <w:rtl w:val="0"/>
-        </w:rPr>
-      </w:r>
-    </w:p>
-    <w:p>
-      <w:pPr>
-        <w:spacing w:line="360" w:lineRule="auto"/>
-        <w:ind w:firstLine="708"/>
-        <w:rPr>
-          <w:highlight w:val="white"/>
-        </w:rPr>
-      </w:pPr>
-      <w:r>
-        <w:rPr>
-          <w:rtl w:val="0"/>
-        </w:rPr>
-      </w:r>
-    </w:p>
-    <w:p>
-      <w:pPr>
-        <w:spacing w:line="360" w:lineRule="auto"/>
-        <w:ind w:firstLine="708"/>
-        <w:rPr>
-          <w:highlight w:val="white"/>
-        </w:rPr>
-      </w:pPr>
-      <w:r>
-        <w:rPr>
-          <w:rtl w:val="0"/>
-        </w:rPr>
-      </w:r>
-    </w:p>
-    <w:p>
-      <w:pPr>
-        <w:spacing w:line="360" w:lineRule="auto"/>
-        <w:ind w:firstLine="708"/>
         <w:rPr>
           <w:highlight w:val="white"/>
         </w:rPr>
@@ -4328,7 +4300,6 @@
       <w:pPr>
         <w:spacing w:line="360" w:lineRule="auto"/>
         <w:rPr>
-          <w:color w:val="000000"/>
           <w:highlight w:val="white"/>
         </w:rPr>
       </w:pPr>
@@ -5511,6 +5482,19 @@
       <w:pPr>
         <w:spacing w:line="360" w:lineRule="auto"/>
         <w:rPr>
+          <w:highlight w:val="white"/>
+        </w:rPr>
+      </w:pPr>
+      <w:r>
+        <w:rPr>
+          <w:rtl w:val="0"/>
+        </w:rPr>
+      </w:r>
+    </w:p>
+    <w:p>
+      <w:pPr>
+        <w:spacing w:line="360" w:lineRule="auto"/>
+        <w:rPr>
           <w:color w:val="000000"/>
           <w:highlight w:val="white"/>
         </w:rPr>
@@ -6068,19 +6052,6 @@
       <w:pPr>
         <w:spacing w:line="360" w:lineRule="auto"/>
         <w:rPr>
-          <w:highlight w:val="white"/>
-        </w:rPr>
-      </w:pPr>
-      <w:r>
-        <w:rPr>
-          <w:rtl w:val="0"/>
-        </w:rPr>
-      </w:r>
-    </w:p>
-    <w:p>
-      <w:pPr>
-        <w:spacing w:line="360" w:lineRule="auto"/>
-        <w:rPr>
           <w:color w:val="000000"/>
           <w:highlight w:val="white"/>
         </w:rPr>
@@ -9731,20 +9702,6 @@
     <w:p>
       <w:pPr>
         <w:spacing w:line="360" w:lineRule="auto"/>
-        <w:ind w:firstLine="708"/>
-        <w:rPr>
-          <w:highlight w:val="white"/>
-        </w:rPr>
-      </w:pPr>
-      <w:r>
-        <w:rPr>
-          <w:rtl w:val="0"/>
-        </w:rPr>
-      </w:r>
-    </w:p>
-    <w:p>
-      <w:pPr>
-        <w:spacing w:line="360" w:lineRule="auto"/>
         <w:rPr>
           <w:color w:val="000000"/>
           <w:highlight w:val="white"/>
@@ -10249,6 +10206,19 @@
       <w:pPr>
         <w:spacing w:line="360" w:lineRule="auto"/>
         <w:rPr>
+          <w:highlight w:val="white"/>
+        </w:rPr>
+      </w:pPr>
+      <w:r>
+        <w:rPr>
+          <w:rtl w:val="0"/>
+        </w:rPr>
+      </w:r>
+    </w:p>
+    <w:p>
+      <w:pPr>
+        <w:spacing w:line="360" w:lineRule="auto"/>
+        <w:rPr>
           <w:color w:val="000000"/>
           <w:highlight w:val="white"/>
         </w:rPr>
@@ -10919,6 +10889,8 @@
         <w:spacing w:line="360" w:lineRule="auto"/>
         <w:rPr/>
       </w:pPr>
+      <w:bookmarkStart w:colFirst="0" w:colLast="0" w:name="_heading=h.lcspayk45htn" w:id="0"/>
+      <w:bookmarkEnd w:id="0"/>
       <w:r>
         <w:rPr>
           <w:rtl w:val="0"/>
@@ -10932,8 +10904,8 @@
           <w:b w:val="1"/>
         </w:rPr>
       </w:pPr>
-      <w:bookmarkStart w:colFirst="0" w:colLast="0" w:name="_heading=h.ttaqh1xjaxq2" w:id="0"/>
-      <w:bookmarkEnd w:id="0"/>
+      <w:bookmarkStart w:colFirst="0" w:colLast="0" w:name="_heading=h.ttaqh1xjaxq2" w:id="1"/>
+      <w:bookmarkEnd w:id="1"/>
       <w:r>
         <w:rPr>
           <w:b w:val="1"/>
@@ -11290,7 +11262,12 @@
           <w:b w:val="1"/>
           <w:rtl w:val="0"/>
         </w:rPr>
-        <w:t xml:space="preserve">Anexo</w:t>
+        <w:t xml:space="preserve">Apêndice A – Prompts utilizados no desenvolvimento das APIs</w:t>
+      </w:r>
+      <w:r>
+        <w:rPr>
+          <w:rtl w:val="0"/>
+        </w:rPr>
       </w:r>
     </w:p>
     <w:p>
@@ -11354,7 +11331,7 @@
           <w:b w:val="1"/>
           <w:rtl w:val="0"/>
         </w:rPr>
-        <w:t xml:space="preserve">Informações preliminares</w:t>
+        <w:t xml:space="preserve">1- Informações preliminares</w:t>
       </w:r>
     </w:p>
     <w:p>
@@ -11400,6 +11377,487 @@
     </w:p>
     <w:p>
       <w:pPr>
+        <w:spacing w:line="240" w:lineRule="auto"/>
+        <w:ind w:left="2267.716535433071" w:firstLine="708.6614173228347"/>
+        <w:rPr>
+          <w:rFonts w:ascii="Courier New" w:cs="Courier New" w:eastAsia="Courier New" w:hAnsi="Courier New"/>
+          <w:sz w:val="24"/>
+          <w:szCs w:val="24"/>
+          <w:highlight w:val="white"/>
+        </w:rPr>
+      </w:pPr>
+      <w:r>
+        <w:rPr>
+          <w:rFonts w:ascii="Courier New" w:cs="Courier New" w:eastAsia="Courier New" w:hAnsi="Courier New"/>
+          <w:sz w:val="24"/>
+          <w:szCs w:val="24"/>
+          <w:highlight w:val="white"/>
+          <w:rtl w:val="0"/>
+        </w:rPr>
+        <w:t xml:space="preserve">/app</w:t>
+      </w:r>
+    </w:p>
+    <w:p>
+      <w:pPr>
+        <w:spacing w:line="240" w:lineRule="auto"/>
+        <w:ind w:left="2267.716535433071" w:firstLine="708.6614173228347"/>
+        <w:rPr>
+          <w:rFonts w:ascii="Courier New" w:cs="Courier New" w:eastAsia="Courier New" w:hAnsi="Courier New"/>
+          <w:sz w:val="24"/>
+          <w:szCs w:val="24"/>
+          <w:highlight w:val="white"/>
+        </w:rPr>
+      </w:pPr>
+      <w:r>
+        <w:rPr>
+          <w:rFonts w:ascii="Courier New" w:cs="Courier New" w:eastAsia="Courier New" w:hAnsi="Courier New"/>
+          <w:sz w:val="24"/>
+          <w:szCs w:val="24"/>
+          <w:highlight w:val="white"/>
+          <w:rtl w:val="0"/>
+        </w:rPr>
+        <w:t xml:space="preserve">    /core</w:t>
+      </w:r>
+    </w:p>
+    <w:p>
+      <w:pPr>
+        <w:spacing w:line="240" w:lineRule="auto"/>
+        <w:ind w:left="2267.716535433071" w:firstLine="708.6614173228347"/>
+        <w:rPr>
+          <w:rFonts w:ascii="Courier New" w:cs="Courier New" w:eastAsia="Courier New" w:hAnsi="Courier New"/>
+          <w:sz w:val="24"/>
+          <w:szCs w:val="24"/>
+          <w:highlight w:val="white"/>
+        </w:rPr>
+      </w:pPr>
+      <w:r>
+        <w:rPr>
+          <w:rFonts w:ascii="Courier New" w:cs="Courier New" w:eastAsia="Courier New" w:hAnsi="Courier New"/>
+          <w:sz w:val="24"/>
+          <w:szCs w:val="24"/>
+          <w:highlight w:val="white"/>
+          <w:rtl w:val="0"/>
+        </w:rPr>
+        <w:t xml:space="preserve">    /domain</w:t>
+      </w:r>
+    </w:p>
+    <w:p>
+      <w:pPr>
+        <w:spacing w:line="240" w:lineRule="auto"/>
+        <w:ind w:left="2267.716535433071" w:firstLine="708.6614173228347"/>
+        <w:rPr>
+          <w:rFonts w:ascii="Courier New" w:cs="Courier New" w:eastAsia="Courier New" w:hAnsi="Courier New"/>
+          <w:sz w:val="24"/>
+          <w:szCs w:val="24"/>
+          <w:highlight w:val="white"/>
+        </w:rPr>
+      </w:pPr>
+      <w:r>
+        <w:rPr>
+          <w:rFonts w:ascii="Courier New" w:cs="Courier New" w:eastAsia="Courier New" w:hAnsi="Courier New"/>
+          <w:sz w:val="24"/>
+          <w:szCs w:val="24"/>
+          <w:highlight w:val="white"/>
+          <w:rtl w:val="0"/>
+        </w:rPr>
+        <w:t xml:space="preserve">        /models</w:t>
+      </w:r>
+    </w:p>
+    <w:p>
+      <w:pPr>
+        <w:spacing w:line="240" w:lineRule="auto"/>
+        <w:ind w:left="2267.716535433071" w:firstLine="708.6614173228347"/>
+        <w:rPr>
+          <w:rFonts w:ascii="Courier New" w:cs="Courier New" w:eastAsia="Courier New" w:hAnsi="Courier New"/>
+          <w:sz w:val="24"/>
+          <w:szCs w:val="24"/>
+          <w:highlight w:val="white"/>
+        </w:rPr>
+      </w:pPr>
+      <w:r>
+        <w:rPr>
+          <w:rFonts w:ascii="Courier New" w:cs="Courier New" w:eastAsia="Courier New" w:hAnsi="Courier New"/>
+          <w:sz w:val="24"/>
+          <w:szCs w:val="24"/>
+          <w:highlight w:val="white"/>
+          <w:rtl w:val="0"/>
+        </w:rPr>
+        <w:t xml:space="preserve">        /repositories</w:t>
+      </w:r>
+    </w:p>
+    <w:p>
+      <w:pPr>
+        <w:spacing w:line="240" w:lineRule="auto"/>
+        <w:ind w:left="2267.716535433071" w:firstLine="708.6614173228347"/>
+        <w:rPr>
+          <w:rFonts w:ascii="Courier New" w:cs="Courier New" w:eastAsia="Courier New" w:hAnsi="Courier New"/>
+          <w:sz w:val="24"/>
+          <w:szCs w:val="24"/>
+          <w:highlight w:val="white"/>
+        </w:rPr>
+      </w:pPr>
+      <w:r>
+        <w:rPr>
+          <w:rFonts w:ascii="Courier New" w:cs="Courier New" w:eastAsia="Courier New" w:hAnsi="Courier New"/>
+          <w:sz w:val="24"/>
+          <w:szCs w:val="24"/>
+          <w:highlight w:val="white"/>
+          <w:rtl w:val="0"/>
+        </w:rPr>
+        <w:t xml:space="preserve">        /services</w:t>
+      </w:r>
+    </w:p>
+    <w:p>
+      <w:pPr>
+        <w:spacing w:line="240" w:lineRule="auto"/>
+        <w:ind w:left="2267.716535433071" w:firstLine="708.6614173228347"/>
+        <w:rPr>
+          <w:rFonts w:ascii="Courier New" w:cs="Courier New" w:eastAsia="Courier New" w:hAnsi="Courier New"/>
+          <w:sz w:val="24"/>
+          <w:szCs w:val="24"/>
+          <w:highlight w:val="white"/>
+        </w:rPr>
+      </w:pPr>
+      <w:r>
+        <w:rPr>
+          <w:rFonts w:ascii="Courier New" w:cs="Courier New" w:eastAsia="Courier New" w:hAnsi="Courier New"/>
+          <w:sz w:val="24"/>
+          <w:szCs w:val="24"/>
+          <w:highlight w:val="white"/>
+          <w:rtl w:val="0"/>
+        </w:rPr>
+        <w:t xml:space="preserve">    /application</w:t>
+      </w:r>
+    </w:p>
+    <w:p>
+      <w:pPr>
+        <w:spacing w:line="240" w:lineRule="auto"/>
+        <w:ind w:left="2267.716535433071" w:firstLine="708.6614173228347"/>
+        <w:rPr>
+          <w:rFonts w:ascii="Courier New" w:cs="Courier New" w:eastAsia="Courier New" w:hAnsi="Courier New"/>
+          <w:sz w:val="24"/>
+          <w:szCs w:val="24"/>
+          <w:highlight w:val="white"/>
+        </w:rPr>
+      </w:pPr>
+      <w:r>
+        <w:rPr>
+          <w:rFonts w:ascii="Courier New" w:cs="Courier New" w:eastAsia="Courier New" w:hAnsi="Courier New"/>
+          <w:sz w:val="24"/>
+          <w:szCs w:val="24"/>
+          <w:highlight w:val="white"/>
+          <w:rtl w:val="0"/>
+        </w:rPr>
+        <w:t xml:space="preserve">        /interfaces</w:t>
+      </w:r>
+    </w:p>
+    <w:p>
+      <w:pPr>
+        <w:spacing w:line="240" w:lineRule="auto"/>
+        <w:ind w:left="2267.716535433071" w:firstLine="708.6614173228347"/>
+        <w:rPr>
+          <w:rFonts w:ascii="Courier New" w:cs="Courier New" w:eastAsia="Courier New" w:hAnsi="Courier New"/>
+          <w:sz w:val="24"/>
+          <w:szCs w:val="24"/>
+          <w:highlight w:val="white"/>
+        </w:rPr>
+      </w:pPr>
+      <w:r>
+        <w:rPr>
+          <w:rFonts w:ascii="Courier New" w:cs="Courier New" w:eastAsia="Courier New" w:hAnsi="Courier New"/>
+          <w:sz w:val="24"/>
+          <w:szCs w:val="24"/>
+          <w:highlight w:val="white"/>
+          <w:rtl w:val="0"/>
+        </w:rPr>
+        <w:t xml:space="preserve">        /use_cases</w:t>
+      </w:r>
+    </w:p>
+    <w:p>
+      <w:pPr>
+        <w:spacing w:line="240" w:lineRule="auto"/>
+        <w:ind w:left="2267.716535433071" w:firstLine="708.6614173228347"/>
+        <w:rPr>
+          <w:rFonts w:ascii="Courier New" w:cs="Courier New" w:eastAsia="Courier New" w:hAnsi="Courier New"/>
+          <w:sz w:val="24"/>
+          <w:szCs w:val="24"/>
+          <w:highlight w:val="white"/>
+        </w:rPr>
+      </w:pPr>
+      <w:r>
+        <w:rPr>
+          <w:rFonts w:ascii="Courier New" w:cs="Courier New" w:eastAsia="Courier New" w:hAnsi="Courier New"/>
+          <w:sz w:val="24"/>
+          <w:szCs w:val="24"/>
+          <w:highlight w:val="white"/>
+          <w:rtl w:val="0"/>
+        </w:rPr>
+        <w:t xml:space="preserve">    /infrastructure</w:t>
+      </w:r>
+    </w:p>
+    <w:p>
+      <w:pPr>
+        <w:spacing w:line="240" w:lineRule="auto"/>
+        <w:ind w:left="2267.716535433071" w:firstLine="708.6614173228347"/>
+        <w:rPr>
+          <w:rFonts w:ascii="Courier New" w:cs="Courier New" w:eastAsia="Courier New" w:hAnsi="Courier New"/>
+          <w:sz w:val="24"/>
+          <w:szCs w:val="24"/>
+          <w:highlight w:val="white"/>
+        </w:rPr>
+      </w:pPr>
+      <w:r>
+        <w:rPr>
+          <w:rFonts w:ascii="Courier New" w:cs="Courier New" w:eastAsia="Courier New" w:hAnsi="Courier New"/>
+          <w:sz w:val="24"/>
+          <w:szCs w:val="24"/>
+          <w:highlight w:val="white"/>
+          <w:rtl w:val="0"/>
+        </w:rPr>
+        <w:t xml:space="preserve">        /database</w:t>
+      </w:r>
+    </w:p>
+    <w:p>
+      <w:pPr>
+        <w:spacing w:line="240" w:lineRule="auto"/>
+        <w:ind w:left="2267.716535433071" w:firstLine="708.6614173228347"/>
+        <w:rPr>
+          <w:rFonts w:ascii="Courier New" w:cs="Courier New" w:eastAsia="Courier New" w:hAnsi="Courier New"/>
+          <w:sz w:val="24"/>
+          <w:szCs w:val="24"/>
+          <w:highlight w:val="white"/>
+        </w:rPr>
+      </w:pPr>
+      <w:r>
+        <w:rPr>
+          <w:rFonts w:ascii="Courier New" w:cs="Courier New" w:eastAsia="Courier New" w:hAnsi="Courier New"/>
+          <w:sz w:val="24"/>
+          <w:szCs w:val="24"/>
+          <w:highlight w:val="white"/>
+          <w:rtl w:val="0"/>
+        </w:rPr>
+        <w:t xml:space="preserve">        /repositories</w:t>
+      </w:r>
+    </w:p>
+    <w:p>
+      <w:pPr>
+        <w:spacing w:line="240" w:lineRule="auto"/>
+        <w:ind w:left="2267.716535433071" w:firstLine="708.6614173228347"/>
+        <w:rPr>
+          <w:rFonts w:ascii="Courier New" w:cs="Courier New" w:eastAsia="Courier New" w:hAnsi="Courier New"/>
+          <w:sz w:val="24"/>
+          <w:szCs w:val="24"/>
+          <w:highlight w:val="white"/>
+        </w:rPr>
+      </w:pPr>
+      <w:r>
+        <w:rPr>
+          <w:rFonts w:ascii="Courier New" w:cs="Courier New" w:eastAsia="Courier New" w:hAnsi="Courier New"/>
+          <w:sz w:val="24"/>
+          <w:szCs w:val="24"/>
+          <w:highlight w:val="white"/>
+          <w:rtl w:val="0"/>
+        </w:rPr>
+        <w:t xml:space="preserve">    /api</w:t>
+      </w:r>
+    </w:p>
+    <w:p>
+      <w:pPr>
+        <w:spacing w:line="240" w:lineRule="auto"/>
+        <w:ind w:left="2267.716535433071" w:firstLine="708.6614173228347"/>
+        <w:rPr>
+          <w:rFonts w:ascii="Courier New" w:cs="Courier New" w:eastAsia="Courier New" w:hAnsi="Courier New"/>
+          <w:sz w:val="24"/>
+          <w:szCs w:val="24"/>
+          <w:highlight w:val="white"/>
+        </w:rPr>
+      </w:pPr>
+      <w:r>
+        <w:rPr>
+          <w:rFonts w:ascii="Courier New" w:cs="Courier New" w:eastAsia="Courier New" w:hAnsi="Courier New"/>
+          <w:sz w:val="24"/>
+          <w:szCs w:val="24"/>
+          <w:highlight w:val="white"/>
+          <w:rtl w:val="0"/>
+        </w:rPr>
+        <w:t xml:space="preserve">        /v1</w:t>
+      </w:r>
+    </w:p>
+    <w:p>
+      <w:pPr>
+        <w:spacing w:line="240" w:lineRule="auto"/>
+        <w:ind w:left="2267.716535433071" w:firstLine="708.6614173228347"/>
+        <w:rPr>
+          <w:rFonts w:ascii="Courier New" w:cs="Courier New" w:eastAsia="Courier New" w:hAnsi="Courier New"/>
+          <w:sz w:val="24"/>
+          <w:szCs w:val="24"/>
+          <w:highlight w:val="white"/>
+        </w:rPr>
+      </w:pPr>
+      <w:r>
+        <w:rPr>
+          <w:rFonts w:ascii="Courier New" w:cs="Courier New" w:eastAsia="Courier New" w:hAnsi="Courier New"/>
+          <w:sz w:val="24"/>
+          <w:szCs w:val="24"/>
+          <w:highlight w:val="white"/>
+          <w:rtl w:val="0"/>
+        </w:rPr>
+        <w:t xml:space="preserve">    /tests</w:t>
+      </w:r>
+    </w:p>
+    <w:p>
+      <w:pPr>
+        <w:spacing w:line="240" w:lineRule="auto"/>
+        <w:ind w:left="2267.716535433071" w:firstLine="708.6614173228347"/>
+        <w:rPr>
+          <w:rFonts w:ascii="Courier New" w:cs="Courier New" w:eastAsia="Courier New" w:hAnsi="Courier New"/>
+          <w:sz w:val="24"/>
+          <w:szCs w:val="24"/>
+          <w:highlight w:val="white"/>
+        </w:rPr>
+      </w:pPr>
+      <w:r>
+        <w:rPr>
+          <w:rFonts w:ascii="Courier New" w:cs="Courier New" w:eastAsia="Courier New" w:hAnsi="Courier New"/>
+          <w:sz w:val="24"/>
+          <w:szCs w:val="24"/>
+          <w:highlight w:val="white"/>
+          <w:rtl w:val="0"/>
+        </w:rPr>
+        <w:t xml:space="preserve">    main.py</w:t>
+      </w:r>
+    </w:p>
+    <w:p>
+      <w:pPr>
+        <w:spacing w:line="240" w:lineRule="auto"/>
+        <w:ind w:left="2267.716535433071" w:firstLine="708.6614173228347"/>
+        <w:rPr>
+          <w:rFonts w:ascii="Courier New" w:cs="Courier New" w:eastAsia="Courier New" w:hAnsi="Courier New"/>
+          <w:sz w:val="24"/>
+          <w:szCs w:val="24"/>
+          <w:highlight w:val="white"/>
+        </w:rPr>
+      </w:pPr>
+      <w:r>
+        <w:rPr>
+          <w:rFonts w:ascii="Courier New" w:cs="Courier New" w:eastAsia="Courier New" w:hAnsi="Courier New"/>
+          <w:sz w:val="24"/>
+          <w:szCs w:val="24"/>
+          <w:highlight w:val="white"/>
+          <w:rtl w:val="0"/>
+        </w:rPr>
+        <w:t xml:space="preserve">    requirements.txt</w:t>
+      </w:r>
+    </w:p>
+    <w:p>
+      <w:pPr>
+        <w:spacing w:line="240" w:lineRule="auto"/>
+        <w:ind w:left="2267.716535433071" w:firstLine="708.6614173228347"/>
+        <w:rPr>
+          <w:rFonts w:ascii="Courier New" w:cs="Courier New" w:eastAsia="Courier New" w:hAnsi="Courier New"/>
+          <w:sz w:val="24"/>
+          <w:szCs w:val="24"/>
+          <w:highlight w:val="white"/>
+        </w:rPr>
+      </w:pPr>
+      <w:r>
+        <w:rPr>
+          <w:rFonts w:ascii="Courier New" w:cs="Courier New" w:eastAsia="Courier New" w:hAnsi="Courier New"/>
+          <w:sz w:val="24"/>
+          <w:szCs w:val="24"/>
+          <w:highlight w:val="white"/>
+          <w:rtl w:val="0"/>
+        </w:rPr>
+        <w:t xml:space="preserve">    Dockerfile</w:t>
+      </w:r>
+    </w:p>
+    <w:p>
+      <w:pPr>
+        <w:spacing w:line="240" w:lineRule="auto"/>
+        <w:ind w:left="2267.716535433071" w:firstLine="708.6614173228347"/>
+        <w:rPr>
+          <w:rFonts w:ascii="Courier New" w:cs="Courier New" w:eastAsia="Courier New" w:hAnsi="Courier New"/>
+          <w:sz w:val="24"/>
+          <w:szCs w:val="24"/>
+          <w:highlight w:val="white"/>
+        </w:rPr>
+      </w:pPr>
+      <w:r>
+        <w:rPr>
+          <w:rFonts w:ascii="Courier New" w:cs="Courier New" w:eastAsia="Courier New" w:hAnsi="Courier New"/>
+          <w:sz w:val="24"/>
+          <w:szCs w:val="24"/>
+          <w:highlight w:val="white"/>
+          <w:rtl w:val="0"/>
+        </w:rPr>
+        <w:t xml:space="preserve">    .env</w:t>
+      </w:r>
+    </w:p>
+    <w:p>
+      <w:pPr>
+        <w:spacing w:line="240" w:lineRule="auto"/>
+        <w:ind w:left="2987.7165354330714" w:firstLine="0"/>
+        <w:rPr>
+          <w:rFonts w:ascii="Courier New" w:cs="Courier New" w:eastAsia="Courier New" w:hAnsi="Courier New"/>
+          <w:sz w:val="24"/>
+          <w:szCs w:val="24"/>
+          <w:highlight w:val="white"/>
+        </w:rPr>
+      </w:pPr>
+      <w:r>
+        <w:rPr>
+          <w:rFonts w:ascii="Courier New" w:cs="Courier New" w:eastAsia="Courier New" w:hAnsi="Courier New"/>
+          <w:sz w:val="24"/>
+          <w:szCs w:val="24"/>
+          <w:highlight w:val="white"/>
+          <w:rtl w:val="0"/>
+        </w:rPr>
+        <w:t xml:space="preserve">    README.md</w:t>
+      </w:r>
+    </w:p>
+    <w:p>
+      <w:pPr>
+        <w:spacing w:line="240" w:lineRule="auto"/>
+        <w:ind w:left="2267.716535433071" w:firstLine="708.6614173228347"/>
+        <w:rPr>
+          <w:highlight w:val="white"/>
+        </w:rPr>
+      </w:pPr>
+      <w:r>
+        <w:rPr>
+          <w:rFonts w:ascii="Courier New" w:cs="Courier New" w:eastAsia="Courier New" w:hAnsi="Courier New"/>
+          <w:sz w:val="24"/>
+          <w:szCs w:val="24"/>
+          <w:highlight w:val="white"/>
+          <w:rtl w:val="0"/>
+        </w:rPr>
+        <w:t xml:space="preserve">    </w:t>
+      </w:r>
+      <w:r>
+        <w:rPr>
+          <w:rtl w:val="0"/>
+        </w:rPr>
+      </w:r>
+    </w:p>
+    <w:p>
+      <w:pPr>
+        <w:spacing w:line="360" w:lineRule="auto"/>
+        <w:ind w:firstLine="720"/>
+        <w:jc w:val="left"/>
+        <w:rPr>
+          <w:highlight w:val="white"/>
+        </w:rPr>
+      </w:pPr>
+      <w:r>
+        <w:rPr>
+          <w:highlight w:val="white"/>
+          <w:rtl w:val="0"/>
+        </w:rPr>
+        <w:t xml:space="preserve">Fonte: Elaborado pelo autor (2025)</w:t>
+      </w:r>
+    </w:p>
+    <w:p>
+      <w:pPr>
         <w:spacing w:line="360" w:lineRule="auto"/>
         <w:ind w:firstLine="708"/>
         <w:rPr>
@@ -11408,10 +11866,35 @@
       </w:pPr>
       <w:r>
         <w:rPr>
-          <w:highlight w:val="white"/>
-          <w:rtl w:val="0"/>
-        </w:rPr>
-        <w:t xml:space="preserve">/app</w:t>
+          <w:rtl w:val="0"/>
+        </w:rPr>
+      </w:r>
+    </w:p>
+    <w:p>
+      <w:pPr>
+        <w:spacing w:line="360" w:lineRule="auto"/>
+        <w:rPr>
+          <w:b w:val="1"/>
+          <w:highlight w:val="white"/>
+        </w:rPr>
+      </w:pPr>
+      <w:r>
+        <w:rPr>
+          <w:rtl w:val="0"/>
+        </w:rPr>
+        <w:tab/>
+      </w:r>
+      <w:r>
+        <w:rPr>
+          <w:b w:val="1"/>
+          <w:rtl w:val="0"/>
+        </w:rPr>
+        <w:t xml:space="preserve">2- Importação de dados sobre as ações</w:t>
+      </w:r>
+      <w:r>
+        <w:rPr>
+          <w:rtl w:val="0"/>
+        </w:rPr>
       </w:r>
     </w:p>
     <w:p>
@@ -11424,10 +11907,8 @@
       </w:pPr>
       <w:r>
         <w:rPr>
-          <w:highlight w:val="white"/>
-          <w:rtl w:val="0"/>
-        </w:rPr>
-        <w:t xml:space="preserve">    /core</w:t>
+          <w:rtl w:val="0"/>
+        </w:rPr>
       </w:r>
     </w:p>
     <w:p>
@@ -11443,7 +11924,7 @@
           <w:highlight w:val="white"/>
           <w:rtl w:val="0"/>
         </w:rPr>
-        <w:t xml:space="preserve">    /domain</w:t>
+        <w:t xml:space="preserve">Como criar uma API na FastAPI que leia um arquivo em Excel,</w:t>
       </w:r>
     </w:p>
     <w:p>
@@ -11459,7 +11940,117 @@
           <w:highlight w:val="white"/>
           <w:rtl w:val="0"/>
         </w:rPr>
-        <w:t xml:space="preserve">        /models</w:t>
+        <w:t xml:space="preserve">leia os dados da coluna A da linha 521 até a linha 529 e salve na tabela </w:t>
+      </w:r>
+    </w:p>
+    <w:p>
+      <w:pPr>
+        <w:spacing w:line="240" w:lineRule="auto"/>
+        <w:ind w:left="2267.716535433071" w:firstLine="708.6614173228347"/>
+        <w:rPr>
+          <w:rFonts w:ascii="Courier New" w:cs="Courier New" w:eastAsia="Courier New" w:hAnsi="Courier New"/>
+          <w:sz w:val="24"/>
+          <w:szCs w:val="24"/>
+          <w:highlight w:val="white"/>
+        </w:rPr>
+      </w:pPr>
+      <w:r>
+        <w:rPr>
+          <w:rFonts w:ascii="Courier New" w:cs="Courier New" w:eastAsia="Courier New" w:hAnsi="Courier New"/>
+          <w:sz w:val="24"/>
+          <w:szCs w:val="24"/>
+          <w:highlight w:val="white"/>
+          <w:rtl w:val="0"/>
+        </w:rPr>
+        <w:t xml:space="preserve">CREATE TABLE dbo.SegmentoClassificacao (</w:t>
+      </w:r>
+    </w:p>
+    <w:p>
+      <w:pPr>
+        <w:spacing w:line="240" w:lineRule="auto"/>
+        <w:ind w:left="2267.716535433071" w:firstLine="708.6614173228347"/>
+        <w:rPr>
+          <w:rFonts w:ascii="Courier New" w:cs="Courier New" w:eastAsia="Courier New" w:hAnsi="Courier New"/>
+          <w:sz w:val="24"/>
+          <w:szCs w:val="24"/>
+          <w:highlight w:val="white"/>
+        </w:rPr>
+      </w:pPr>
+      <w:r>
+        <w:rPr>
+          <w:rFonts w:ascii="Courier New" w:cs="Courier New" w:eastAsia="Courier New" w:hAnsi="Courier New"/>
+          <w:sz w:val="24"/>
+          <w:szCs w:val="24"/>
+          <w:highlight w:val="white"/>
+          <w:rtl w:val="0"/>
+        </w:rPr>
+        <w:t xml:space="preserve">    ID INT IDENTITY(1,1) PRIMARY KEY,  -- Chave primária autoincrementada</w:t>
+      </w:r>
+    </w:p>
+    <w:p>
+      <w:pPr>
+        <w:spacing w:line="240" w:lineRule="auto"/>
+        <w:ind w:left="2267.716535433071" w:firstLine="708.6614173228347"/>
+        <w:rPr>
+          <w:rFonts w:ascii="Courier New" w:cs="Courier New" w:eastAsia="Courier New" w:hAnsi="Courier New"/>
+          <w:sz w:val="24"/>
+          <w:szCs w:val="24"/>
+          <w:highlight w:val="white"/>
+        </w:rPr>
+      </w:pPr>
+      <w:r>
+        <w:rPr>
+          <w:rFonts w:ascii="Courier New" w:cs="Courier New" w:eastAsia="Courier New" w:hAnsi="Courier New"/>
+          <w:sz w:val="24"/>
+          <w:szCs w:val="24"/>
+          <w:highlight w:val="white"/>
+          <w:rtl w:val="0"/>
+        </w:rPr>
+        <w:t xml:space="preserve">    Sigla VARCHAR(10) NOT NULL,        -- Sigla extraída dos parênteses</w:t>
+      </w:r>
+    </w:p>
+    <w:p>
+      <w:pPr>
+        <w:spacing w:line="240" w:lineRule="auto"/>
+        <w:ind w:left="2267.716535433071" w:firstLine="708.6614173228347"/>
+        <w:rPr>
+          <w:rFonts w:ascii="Courier New" w:cs="Courier New" w:eastAsia="Courier New" w:hAnsi="Courier New"/>
+          <w:sz w:val="24"/>
+          <w:szCs w:val="24"/>
+          <w:highlight w:val="white"/>
+        </w:rPr>
+      </w:pPr>
+      <w:r>
+        <w:rPr>
+          <w:rFonts w:ascii="Courier New" w:cs="Courier New" w:eastAsia="Courier New" w:hAnsi="Courier New"/>
+          <w:sz w:val="24"/>
+          <w:szCs w:val="24"/>
+          <w:highlight w:val="white"/>
+          <w:rtl w:val="0"/>
+        </w:rPr>
+        <w:t xml:space="preserve">    Descritivo VARCHAR(255) NOT NULL   -- Texto após os parênteses</w:t>
+      </w:r>
+    </w:p>
+    <w:p>
+      <w:pPr>
+        <w:spacing w:line="240" w:lineRule="auto"/>
+        <w:ind w:left="2267.716535433071" w:firstLine="708.6614173228347"/>
+        <w:rPr>
+          <w:rFonts w:ascii="Courier New" w:cs="Courier New" w:eastAsia="Courier New" w:hAnsi="Courier New"/>
+          <w:sz w:val="24"/>
+          <w:szCs w:val="24"/>
+          <w:highlight w:val="white"/>
+        </w:rPr>
+      </w:pPr>
+      <w:r>
+        <w:rPr>
+          <w:rFonts w:ascii="Courier New" w:cs="Courier New" w:eastAsia="Courier New" w:hAnsi="Courier New"/>
+          <w:sz w:val="24"/>
+          <w:szCs w:val="24"/>
+          <w:highlight w:val="white"/>
+          <w:rtl w:val="0"/>
+        </w:rPr>
+        <w:t xml:space="preserve">);</w:t>
       </w:r>
     </w:p>
     <w:p>
@@ -11475,7 +12066,7 @@
           <w:highlight w:val="white"/>
           <w:rtl w:val="0"/>
         </w:rPr>
-        <w:t xml:space="preserve">        /repositories</w:t>
+        <w:t xml:space="preserve">sendo que o registro na planilha está da seguinte forma (DR1) BDR Nível 1,</w:t>
       </w:r>
     </w:p>
     <w:p>
@@ -11491,7 +12082,7 @@
           <w:highlight w:val="white"/>
           <w:rtl w:val="0"/>
         </w:rPr>
-        <w:t xml:space="preserve">        /services</w:t>
+        <w:t xml:space="preserve">o que está dentro do parenteses DR1 deve ser salvo na coluna Sigla do banco o que está depois do parenteses ) deve ser salvo na coluna descritivo</w:t>
       </w:r>
     </w:p>
     <w:p>
@@ -11504,10 +12095,8 @@
       </w:pPr>
       <w:r>
         <w:rPr>
-          <w:highlight w:val="white"/>
-          <w:rtl w:val="0"/>
-        </w:rPr>
-        <w:t xml:space="preserve">    /application</w:t>
+          <w:rtl w:val="0"/>
+        </w:rPr>
       </w:r>
     </w:p>
     <w:p>
@@ -11523,7 +12112,7 @@
           <w:highlight w:val="white"/>
           <w:rtl w:val="0"/>
         </w:rPr>
-        <w:t xml:space="preserve">        /interfaces</w:t>
+        <w:t xml:space="preserve">Como criar um método  que leia um arquivo em Excel,</w:t>
       </w:r>
     </w:p>
     <w:p>
@@ -11539,7 +12128,95 @@
           <w:highlight w:val="white"/>
           <w:rtl w:val="0"/>
         </w:rPr>
-        <w:t xml:space="preserve">        /use_cases</w:t>
+        <w:t xml:space="preserve">leia os dados da coluna B da linha 9 até a linha 509 e salve na tabela </w:t>
+      </w:r>
+    </w:p>
+    <w:p>
+      <w:pPr>
+        <w:spacing w:line="240" w:lineRule="auto"/>
+        <w:ind w:left="2267.716535433071" w:firstLine="708.6614173228347"/>
+        <w:rPr>
+          <w:rFonts w:ascii="Courier New" w:cs="Courier New" w:eastAsia="Courier New" w:hAnsi="Courier New"/>
+          <w:sz w:val="24"/>
+          <w:szCs w:val="24"/>
+          <w:highlight w:val="white"/>
+        </w:rPr>
+      </w:pPr>
+      <w:r>
+        <w:rPr>
+          <w:rFonts w:ascii="Courier New" w:cs="Courier New" w:eastAsia="Courier New" w:hAnsi="Courier New"/>
+          <w:sz w:val="24"/>
+          <w:szCs w:val="24"/>
+          <w:highlight w:val="white"/>
+          <w:rtl w:val="0"/>
+        </w:rPr>
+        <w:t xml:space="preserve">CREATE TABLE dbo.[SubSetor] (</w:t>
+      </w:r>
+    </w:p>
+    <w:p>
+      <w:pPr>
+        <w:spacing w:line="240" w:lineRule="auto"/>
+        <w:ind w:left="2267.716535433071" w:firstLine="708.6614173228347"/>
+        <w:rPr>
+          <w:rFonts w:ascii="Courier New" w:cs="Courier New" w:eastAsia="Courier New" w:hAnsi="Courier New"/>
+          <w:sz w:val="24"/>
+          <w:szCs w:val="24"/>
+          <w:highlight w:val="white"/>
+        </w:rPr>
+      </w:pPr>
+      <w:r>
+        <w:rPr>
+          <w:rFonts w:ascii="Courier New" w:cs="Courier New" w:eastAsia="Courier New" w:hAnsi="Courier New"/>
+          <w:sz w:val="24"/>
+          <w:szCs w:val="24"/>
+          <w:highlight w:val="white"/>
+          <w:rtl w:val="0"/>
+        </w:rPr>
+        <w:t xml:space="preserve">    ID INT IDENTITY(1,1) PRIMARY KEY,  -- Chave primária autoincrementada</w:t>
+      </w:r>
+    </w:p>
+    <w:p>
+      <w:pPr>
+        <w:spacing w:line="240" w:lineRule="auto"/>
+        <w:ind w:left="2267.716535433071" w:firstLine="708.6614173228347"/>
+        <w:rPr>
+          <w:rFonts w:ascii="Courier New" w:cs="Courier New" w:eastAsia="Courier New" w:hAnsi="Courier New"/>
+          <w:sz w:val="24"/>
+          <w:szCs w:val="24"/>
+          <w:highlight w:val="white"/>
+        </w:rPr>
+      </w:pPr>
+      <w:r>
+        <w:rPr>
+          <w:rFonts w:ascii="Courier New" w:cs="Courier New" w:eastAsia="Courier New" w:hAnsi="Courier New"/>
+          <w:sz w:val="24"/>
+          <w:szCs w:val="24"/>
+          <w:highlight w:val="white"/>
+          <w:rtl w:val="0"/>
+        </w:rPr>
+        <w:t xml:space="preserve">    Descritivo VARCHAR(255) NOT NULL   -- Nome do setor econômico</w:t>
+      </w:r>
+    </w:p>
+    <w:p>
+      <w:pPr>
+        <w:spacing w:line="240" w:lineRule="auto"/>
+        <w:ind w:left="2267.716535433071" w:firstLine="708.6614173228347"/>
+        <w:rPr>
+          <w:rFonts w:ascii="Courier New" w:cs="Courier New" w:eastAsia="Courier New" w:hAnsi="Courier New"/>
+          <w:sz w:val="24"/>
+          <w:szCs w:val="24"/>
+          <w:highlight w:val="white"/>
+        </w:rPr>
+      </w:pPr>
+      <w:r>
+        <w:rPr>
+          <w:rFonts w:ascii="Courier New" w:cs="Courier New" w:eastAsia="Courier New" w:hAnsi="Courier New"/>
+          <w:sz w:val="24"/>
+          <w:szCs w:val="24"/>
+          <w:highlight w:val="white"/>
+          <w:rtl w:val="0"/>
+        </w:rPr>
+        <w:t xml:space="preserve">);</w:t>
       </w:r>
     </w:p>
     <w:p>
@@ -11552,10 +12229,8 @@
       </w:pPr>
       <w:r>
         <w:rPr>
-          <w:highlight w:val="white"/>
-          <w:rtl w:val="0"/>
-        </w:rPr>
-        <w:t xml:space="preserve">    /infrastructure</w:t>
+          <w:rtl w:val="0"/>
+        </w:rPr>
       </w:r>
     </w:p>
     <w:p>
@@ -11571,7 +12246,7 @@
           <w:highlight w:val="white"/>
           <w:rtl w:val="0"/>
         </w:rPr>
-        <w:t xml:space="preserve">        /database</w:t>
+        <w:t xml:space="preserve">sendo que deve-se desconsiderar as células que estejam com o valor SUBSETOR ou valores em branco</w:t>
       </w:r>
     </w:p>
     <w:p>
@@ -11584,10 +12259,8 @@
       </w:pPr>
       <w:r>
         <w:rPr>
-          <w:highlight w:val="white"/>
-          <w:rtl w:val="0"/>
-        </w:rPr>
-        <w:t xml:space="preserve">        /repositories</w:t>
+          <w:rtl w:val="0"/>
+        </w:rPr>
       </w:r>
     </w:p>
     <w:p>
@@ -11603,7 +12276,7 @@
           <w:highlight w:val="white"/>
           <w:rtl w:val="0"/>
         </w:rPr>
-        <w:t xml:space="preserve">    /api</w:t>
+        <w:t xml:space="preserve">Como criar um método  que leia um arquivo em Excel,</w:t>
       </w:r>
     </w:p>
     <w:p>
@@ -11619,7 +12292,95 @@
           <w:highlight w:val="white"/>
           <w:rtl w:val="0"/>
         </w:rPr>
-        <w:t xml:space="preserve">        /v1</w:t>
+        <w:t xml:space="preserve">leia os dados da coluna A da linha 9 até a linha 509 e salve na tabela </w:t>
+      </w:r>
+    </w:p>
+    <w:p>
+      <w:pPr>
+        <w:spacing w:line="240" w:lineRule="auto"/>
+        <w:ind w:left="2267.716535433071" w:firstLine="708.6614173228347"/>
+        <w:rPr>
+          <w:rFonts w:ascii="Courier New" w:cs="Courier New" w:eastAsia="Courier New" w:hAnsi="Courier New"/>
+          <w:sz w:val="24"/>
+          <w:szCs w:val="24"/>
+          <w:highlight w:val="white"/>
+        </w:rPr>
+      </w:pPr>
+      <w:r>
+        <w:rPr>
+          <w:rFonts w:ascii="Courier New" w:cs="Courier New" w:eastAsia="Courier New" w:hAnsi="Courier New"/>
+          <w:sz w:val="24"/>
+          <w:szCs w:val="24"/>
+          <w:highlight w:val="white"/>
+          <w:rtl w:val="0"/>
+        </w:rPr>
+        <w:t xml:space="preserve">CREATE TABLE dbo.[SetorEconomico] (</w:t>
+      </w:r>
+    </w:p>
+    <w:p>
+      <w:pPr>
+        <w:spacing w:line="240" w:lineRule="auto"/>
+        <w:ind w:left="2267.716535433071" w:firstLine="708.6614173228347"/>
+        <w:rPr>
+          <w:rFonts w:ascii="Courier New" w:cs="Courier New" w:eastAsia="Courier New" w:hAnsi="Courier New"/>
+          <w:sz w:val="24"/>
+          <w:szCs w:val="24"/>
+          <w:highlight w:val="white"/>
+        </w:rPr>
+      </w:pPr>
+      <w:r>
+        <w:rPr>
+          <w:rFonts w:ascii="Courier New" w:cs="Courier New" w:eastAsia="Courier New" w:hAnsi="Courier New"/>
+          <w:sz w:val="24"/>
+          <w:szCs w:val="24"/>
+          <w:highlight w:val="white"/>
+          <w:rtl w:val="0"/>
+        </w:rPr>
+        <w:t xml:space="preserve">    ID INT IDENTITY(1,1) PRIMARY KEY,  -- Chave primária autoincrementada</w:t>
+      </w:r>
+    </w:p>
+    <w:p>
+      <w:pPr>
+        <w:spacing w:line="240" w:lineRule="auto"/>
+        <w:ind w:left="2267.716535433071" w:firstLine="708.6614173228347"/>
+        <w:rPr>
+          <w:rFonts w:ascii="Courier New" w:cs="Courier New" w:eastAsia="Courier New" w:hAnsi="Courier New"/>
+          <w:sz w:val="24"/>
+          <w:szCs w:val="24"/>
+          <w:highlight w:val="white"/>
+        </w:rPr>
+      </w:pPr>
+      <w:r>
+        <w:rPr>
+          <w:rFonts w:ascii="Courier New" w:cs="Courier New" w:eastAsia="Courier New" w:hAnsi="Courier New"/>
+          <w:sz w:val="24"/>
+          <w:szCs w:val="24"/>
+          <w:highlight w:val="white"/>
+          <w:rtl w:val="0"/>
+        </w:rPr>
+        <w:t xml:space="preserve">    Descritivo VARCHAR(255) NOT NULL   -- Nome do setor econômico</w:t>
+      </w:r>
+    </w:p>
+    <w:p>
+      <w:pPr>
+        <w:spacing w:line="240" w:lineRule="auto"/>
+        <w:ind w:left="2267.716535433071" w:firstLine="708.6614173228347"/>
+        <w:rPr>
+          <w:rFonts w:ascii="Courier New" w:cs="Courier New" w:eastAsia="Courier New" w:hAnsi="Courier New"/>
+          <w:sz w:val="24"/>
+          <w:szCs w:val="24"/>
+          <w:highlight w:val="white"/>
+        </w:rPr>
+      </w:pPr>
+      <w:r>
+        <w:rPr>
+          <w:rFonts w:ascii="Courier New" w:cs="Courier New" w:eastAsia="Courier New" w:hAnsi="Courier New"/>
+          <w:sz w:val="24"/>
+          <w:szCs w:val="24"/>
+          <w:highlight w:val="white"/>
+          <w:rtl w:val="0"/>
+        </w:rPr>
+        <w:t xml:space="preserve">);</w:t>
       </w:r>
     </w:p>
     <w:p>
@@ -11632,10 +12393,8 @@
       </w:pPr>
       <w:r>
         <w:rPr>
-          <w:highlight w:val="white"/>
-          <w:rtl w:val="0"/>
-        </w:rPr>
-        <w:t xml:space="preserve">    /tests</w:t>
+          <w:rtl w:val="0"/>
+        </w:rPr>
       </w:r>
     </w:p>
     <w:p>
@@ -11651,7 +12410,7 @@
           <w:highlight w:val="white"/>
           <w:rtl w:val="0"/>
         </w:rPr>
-        <w:t xml:space="preserve">    main.py</w:t>
+        <w:t xml:space="preserve">sendo que deve-se desconsiderar as células que estejam com o valor SETOR ECONÔMICO ou valores em branco</w:t>
       </w:r>
     </w:p>
     <w:p>
@@ -11664,10 +12423,8 @@
       </w:pPr>
       <w:r>
         <w:rPr>
-          <w:highlight w:val="white"/>
-          <w:rtl w:val="0"/>
-        </w:rPr>
-        <w:t xml:space="preserve">    requirements.txt</w:t>
+          <w:rtl w:val="0"/>
+        </w:rPr>
       </w:r>
     </w:p>
     <w:p>
@@ -11683,7 +12440,95 @@
           <w:highlight w:val="white"/>
           <w:rtl w:val="0"/>
         </w:rPr>
-        <w:t xml:space="preserve">    Dockerfile</w:t>
+        <w:t xml:space="preserve">Como criar um método que leia um arquivo em Excel, na coluna C das linhas 8 até 520 sendo que precisa desconsiderar a célula com o valor 'SEGMENTO' e o conteúdo da coluna D tem que estar vazia</w:t>
+      </w:r>
+    </w:p>
+    <w:p>
+      <w:pPr>
+        <w:spacing w:line="240" w:lineRule="auto"/>
+        <w:ind w:left="2267.716535433071" w:firstLine="708.6614173228347"/>
+        <w:rPr>
+          <w:rFonts w:ascii="Courier New" w:cs="Courier New" w:eastAsia="Courier New" w:hAnsi="Courier New"/>
+          <w:sz w:val="24"/>
+          <w:szCs w:val="24"/>
+          <w:highlight w:val="white"/>
+        </w:rPr>
+      </w:pPr>
+      <w:r>
+        <w:rPr>
+          <w:rFonts w:ascii="Courier New" w:cs="Courier New" w:eastAsia="Courier New" w:hAnsi="Courier New"/>
+          <w:sz w:val="24"/>
+          <w:szCs w:val="24"/>
+          <w:highlight w:val="white"/>
+          <w:rtl w:val="0"/>
+        </w:rPr>
+        <w:t xml:space="preserve">CREATE TABLE dbo.Segmento (</w:t>
+      </w:r>
+    </w:p>
+    <w:p>
+      <w:pPr>
+        <w:spacing w:line="240" w:lineRule="auto"/>
+        <w:ind w:left="2267.716535433071" w:firstLine="708.6614173228347"/>
+        <w:rPr>
+          <w:rFonts w:ascii="Courier New" w:cs="Courier New" w:eastAsia="Courier New" w:hAnsi="Courier New"/>
+          <w:sz w:val="24"/>
+          <w:szCs w:val="24"/>
+          <w:highlight w:val="white"/>
+        </w:rPr>
+      </w:pPr>
+      <w:r>
+        <w:rPr>
+          <w:rFonts w:ascii="Courier New" w:cs="Courier New" w:eastAsia="Courier New" w:hAnsi="Courier New"/>
+          <w:sz w:val="24"/>
+          <w:szCs w:val="24"/>
+          <w:highlight w:val="white"/>
+          <w:rtl w:val="0"/>
+        </w:rPr>
+        <w:t xml:space="preserve">    ID INT IDENTITY(1,1) PRIMARY KEY,  -- Chave primária autoincrementada</w:t>
+      </w:r>
+    </w:p>
+    <w:p>
+      <w:pPr>
+        <w:spacing w:line="240" w:lineRule="auto"/>
+        <w:ind w:left="2267.716535433071" w:firstLine="708.6614173228347"/>
+        <w:rPr>
+          <w:rFonts w:ascii="Courier New" w:cs="Courier New" w:eastAsia="Courier New" w:hAnsi="Courier New"/>
+          <w:sz w:val="24"/>
+          <w:szCs w:val="24"/>
+          <w:highlight w:val="white"/>
+        </w:rPr>
+      </w:pPr>
+      <w:r>
+        <w:rPr>
+          <w:rFonts w:ascii="Courier New" w:cs="Courier New" w:eastAsia="Courier New" w:hAnsi="Courier New"/>
+          <w:sz w:val="24"/>
+          <w:szCs w:val="24"/>
+          <w:highlight w:val="white"/>
+          <w:rtl w:val="0"/>
+        </w:rPr>
+        <w:t xml:space="preserve">    Descritivo VARCHAR(255) NOT NULL   -- Nome do segmento</w:t>
+      </w:r>
+    </w:p>
+    <w:p>
+      <w:pPr>
+        <w:spacing w:line="240" w:lineRule="auto"/>
+        <w:ind w:left="2267.716535433071" w:firstLine="708.6614173228347"/>
+        <w:rPr>
+          <w:rFonts w:ascii="Courier New" w:cs="Courier New" w:eastAsia="Courier New" w:hAnsi="Courier New"/>
+          <w:sz w:val="24"/>
+          <w:szCs w:val="24"/>
+          <w:highlight w:val="white"/>
+        </w:rPr>
+      </w:pPr>
+      <w:r>
+        <w:rPr>
+          <w:rFonts w:ascii="Courier New" w:cs="Courier New" w:eastAsia="Courier New" w:hAnsi="Courier New"/>
+          <w:sz w:val="24"/>
+          <w:szCs w:val="24"/>
+          <w:highlight w:val="white"/>
+          <w:rtl w:val="0"/>
+        </w:rPr>
+        <w:t xml:space="preserve">);</w:t>
       </w:r>
     </w:p>
     <w:p>
@@ -11691,15 +12536,15 @@
         <w:spacing w:line="360" w:lineRule="auto"/>
         <w:ind w:firstLine="708"/>
         <w:rPr>
-          <w:highlight w:val="white"/>
-        </w:rPr>
-      </w:pPr>
-      <w:r>
-        <w:rPr>
-          <w:highlight w:val="white"/>
-          <w:rtl w:val="0"/>
-        </w:rPr>
-        <w:t xml:space="preserve">    .env</w:t>
+          <w:sz w:val="24"/>
+          <w:szCs w:val="24"/>
+          <w:highlight w:val="white"/>
+        </w:rPr>
+      </w:pPr>
+      <w:r>
+        <w:rPr>
+          <w:rtl w:val="0"/>
+        </w:rPr>
       </w:r>
     </w:p>
     <w:p>
@@ -11715,7 +12560,7 @@
           <w:highlight w:val="white"/>
           <w:rtl w:val="0"/>
         </w:rPr>
-        <w:t xml:space="preserve">    README.md</w:t>
+        <w:t xml:space="preserve">Preciso inserir dados na tabela abaixo sendo que os dados vem de uma planilha em Excel e na coluna nome o conteúdo está na coluna C da planilha da linha 8 até a 520 desconsiderando as celulas com o valor SEGMENTO</w:t>
       </w:r>
     </w:p>
     <w:p>
@@ -11728,35 +12573,2189 @@
       </w:pPr>
       <w:r>
         <w:rPr>
-          <w:rtl w:val="0"/>
-        </w:rPr>
-      </w:r>
-    </w:p>
-    <w:p>
-      <w:pPr>
-        <w:spacing w:line="360" w:lineRule="auto"/>
+          <w:highlight w:val="white"/>
+          <w:rtl w:val="0"/>
+        </w:rPr>
+        <w:t xml:space="preserve">e precisa ter algum conteúdo na coluna D, a coluna D da planilha tem o conteudo que será salvo na coluna Codigo.</w:t>
+      </w:r>
+    </w:p>
+    <w:p>
+      <w:pPr>
+        <w:spacing w:line="360" w:lineRule="auto"/>
+        <w:ind w:firstLine="708"/>
+        <w:rPr>
+          <w:highlight w:val="white"/>
+        </w:rPr>
+      </w:pPr>
+      <w:r>
+        <w:rPr>
+          <w:highlight w:val="white"/>
+          <w:rtl w:val="0"/>
+        </w:rPr>
+        <w:t xml:space="preserve">Sobre a SegmentoClassificacaoID o conteudo está na coluna E da planilha porém o valor pode estar vazio, quando não for vazio ela terá a sigla que corresponde a coluna Sigla na tabela dbo.SegmentoClassificacao e a partir</w:t>
+      </w:r>
+    </w:p>
+    <w:p>
+      <w:pPr>
+        <w:spacing w:line="360" w:lineRule="auto"/>
+        <w:ind w:firstLine="708"/>
+        <w:rPr>
+          <w:highlight w:val="white"/>
+        </w:rPr>
+      </w:pPr>
+      <w:r>
+        <w:rPr>
+          <w:highlight w:val="white"/>
+          <w:rtl w:val="0"/>
+        </w:rPr>
+        <w:t xml:space="preserve">dessa sigla deverá trazer o id correspondente</w:t>
+      </w:r>
+    </w:p>
+    <w:p>
+      <w:pPr>
+        <w:spacing w:line="360" w:lineRule="auto"/>
+        <w:ind w:firstLine="708"/>
+        <w:rPr>
+          <w:highlight w:val="white"/>
+        </w:rPr>
+      </w:pPr>
+      <w:r>
+        <w:rPr>
+          <w:highlight w:val="white"/>
+          <w:rtl w:val="0"/>
+        </w:rPr>
+        <w:t xml:space="preserve">Sobre a SetorEconomicoID o conteudo está na coluna A e ele deve ser a primeira célula acima da linha que contenha um valor não nulo e diferente da palavra 'SETOR ECONÔMICO' ela terá o Descritivo que corresponde a coluna Descritivo </w:t>
+      </w:r>
+    </w:p>
+    <w:p>
+      <w:pPr>
+        <w:spacing w:line="360" w:lineRule="auto"/>
+        <w:ind w:firstLine="708"/>
+        <w:rPr>
+          <w:highlight w:val="white"/>
+        </w:rPr>
+      </w:pPr>
+      <w:r>
+        <w:rPr>
+          <w:highlight w:val="white"/>
+          <w:rtl w:val="0"/>
+        </w:rPr>
+        <w:t xml:space="preserve">na tabela dbo.[SetorEconomico] e a partir desse Descritivo deverá trazer o id correspondente</w:t>
+      </w:r>
+    </w:p>
+    <w:p>
+      <w:pPr>
+        <w:spacing w:line="360" w:lineRule="auto"/>
+        <w:ind w:firstLine="708"/>
+        <w:rPr>
+          <w:highlight w:val="white"/>
+        </w:rPr>
+      </w:pPr>
+      <w:r>
+        <w:rPr>
+          <w:highlight w:val="white"/>
+          <w:rtl w:val="0"/>
+        </w:rPr>
+        <w:t xml:space="preserve">Sobre a SubsetorID o conteudo está na coluna B e ele deve ser a primeira célula acima da linha que contenha um valor não nulo e diferente da palavra 'SUBSETOR' ela terá o Descritivo que corresponde a coluna Descritivo </w:t>
+      </w:r>
+    </w:p>
+    <w:p>
+      <w:pPr>
+        <w:spacing w:line="360" w:lineRule="auto"/>
+        <w:ind w:firstLine="708"/>
+        <w:rPr>
+          <w:highlight w:val="white"/>
+        </w:rPr>
+      </w:pPr>
+      <w:r>
+        <w:rPr>
+          <w:highlight w:val="white"/>
+          <w:rtl w:val="0"/>
+        </w:rPr>
+        <w:t xml:space="preserve">na tabela dbo.Subsetor e a partir desse Descritivo deverá trazer o id correspondente</w:t>
+      </w:r>
+    </w:p>
+    <w:p>
+      <w:pPr>
+        <w:spacing w:line="360" w:lineRule="auto"/>
+        <w:ind w:firstLine="708"/>
+        <w:rPr>
+          <w:highlight w:val="white"/>
+        </w:rPr>
+      </w:pPr>
+      <w:r>
+        <w:rPr>
+          <w:highlight w:val="white"/>
+          <w:rtl w:val="0"/>
+        </w:rPr>
+        <w:t xml:space="preserve">Sobre a SegmentoID o conteudo está na coluna C e ele deve ser a primeira célula acima da linha que contenha um valor não nulo e diferente da palavra 'SEGMENTO' e que tenha um valor nulo na coluna D </w:t>
+      </w:r>
+    </w:p>
+    <w:p>
+      <w:pPr>
+        <w:spacing w:line="360" w:lineRule="auto"/>
+        <w:ind w:firstLine="708"/>
+        <w:rPr>
+          <w:highlight w:val="white"/>
+        </w:rPr>
+      </w:pPr>
+      <w:r>
+        <w:rPr>
+          <w:highlight w:val="white"/>
+          <w:rtl w:val="0"/>
+        </w:rPr>
+        <w:t xml:space="preserve">ela terá o Descritivo que corresponde a coluna Descritivo na tabela dbo.Segmento e a partir desse Descritivo deverá trazer o id correspondente</w:t>
+      </w:r>
+    </w:p>
+    <w:p>
+      <w:pPr>
+        <w:spacing w:line="360" w:lineRule="auto"/>
+        <w:ind w:firstLine="708"/>
+        <w:rPr>
+          <w:highlight w:val="white"/>
+        </w:rPr>
+      </w:pPr>
+      <w:r>
+        <w:rPr>
+          <w:rtl w:val="0"/>
+        </w:rPr>
+      </w:r>
+    </w:p>
+    <w:p>
+      <w:pPr>
+        <w:spacing w:line="240" w:lineRule="auto"/>
+        <w:ind w:left="2267.716535433071" w:firstLine="708.6614173228347"/>
+        <w:rPr>
+          <w:rFonts w:ascii="Courier New" w:cs="Courier New" w:eastAsia="Courier New" w:hAnsi="Courier New"/>
+          <w:sz w:val="24"/>
+          <w:szCs w:val="24"/>
+          <w:highlight w:val="white"/>
+        </w:rPr>
+      </w:pPr>
+      <w:r>
+        <w:rPr>
+          <w:rFonts w:ascii="Courier New" w:cs="Courier New" w:eastAsia="Courier New" w:hAnsi="Courier New"/>
+          <w:sz w:val="24"/>
+          <w:szCs w:val="24"/>
+          <w:highlight w:val="white"/>
+          <w:rtl w:val="0"/>
+        </w:rPr>
+        <w:t xml:space="preserve">CREATE TABLE dbo.Empresa (</w:t>
+      </w:r>
+    </w:p>
+    <w:p>
+      <w:pPr>
+        <w:spacing w:line="240" w:lineRule="auto"/>
+        <w:ind w:left="2267.716535433071" w:firstLine="708.6614173228347"/>
+        <w:rPr>
+          <w:rFonts w:ascii="Courier New" w:cs="Courier New" w:eastAsia="Courier New" w:hAnsi="Courier New"/>
+          <w:sz w:val="24"/>
+          <w:szCs w:val="24"/>
+          <w:highlight w:val="white"/>
+        </w:rPr>
+      </w:pPr>
+      <w:r>
+        <w:rPr>
+          <w:rFonts w:ascii="Courier New" w:cs="Courier New" w:eastAsia="Courier New" w:hAnsi="Courier New"/>
+          <w:sz w:val="24"/>
+          <w:szCs w:val="24"/>
+          <w:highlight w:val="white"/>
+          <w:rtl w:val="0"/>
+        </w:rPr>
+        <w:t xml:space="preserve">    ID INT IDENTITY(1,1) PRIMARY KEY,  -- Chave primária autoincrementada</w:t>
+      </w:r>
+    </w:p>
+    <w:p>
+      <w:pPr>
+        <w:spacing w:line="240" w:lineRule="auto"/>
+        <w:ind w:left="2267.716535433071" w:firstLine="708.6614173228347"/>
+        <w:rPr>
+          <w:rFonts w:ascii="Courier New" w:cs="Courier New" w:eastAsia="Courier New" w:hAnsi="Courier New"/>
+          <w:sz w:val="24"/>
+          <w:szCs w:val="24"/>
+          <w:highlight w:val="white"/>
+        </w:rPr>
+      </w:pPr>
+      <w:r>
+        <w:rPr>
+          <w:rFonts w:ascii="Courier New" w:cs="Courier New" w:eastAsia="Courier New" w:hAnsi="Courier New"/>
+          <w:sz w:val="24"/>
+          <w:szCs w:val="24"/>
+          <w:highlight w:val="white"/>
+          <w:rtl w:val="0"/>
+        </w:rPr>
+        <w:t xml:space="preserve">    Nome VARCHAR(255) NOT NULL,         -- Nome da empresa</w:t>
+      </w:r>
+    </w:p>
+    <w:p>
+      <w:pPr>
+        <w:spacing w:line="240" w:lineRule="auto"/>
+        <w:ind w:left="2267.716535433071" w:firstLine="708.6614173228347"/>
+        <w:rPr>
+          <w:rFonts w:ascii="Courier New" w:cs="Courier New" w:eastAsia="Courier New" w:hAnsi="Courier New"/>
+          <w:sz w:val="24"/>
+          <w:szCs w:val="24"/>
+          <w:highlight w:val="white"/>
+        </w:rPr>
+      </w:pPr>
+      <w:r>
+        <w:rPr>
+          <w:rFonts w:ascii="Courier New" w:cs="Courier New" w:eastAsia="Courier New" w:hAnsi="Courier New"/>
+          <w:sz w:val="24"/>
+          <w:szCs w:val="24"/>
+          <w:highlight w:val="white"/>
+          <w:rtl w:val="0"/>
+        </w:rPr>
+        <w:t xml:space="preserve">    Codigo VARCHAR(50) NOT NULL,        -- Código/Sigla da empresa</w:t>
+      </w:r>
+    </w:p>
+    <w:p>
+      <w:pPr>
+        <w:spacing w:line="240" w:lineRule="auto"/>
+        <w:ind w:left="2267.716535433071" w:firstLine="708.6614173228347"/>
+        <w:rPr>
+          <w:rFonts w:ascii="Courier New" w:cs="Courier New" w:eastAsia="Courier New" w:hAnsi="Courier New"/>
+          <w:sz w:val="24"/>
+          <w:szCs w:val="24"/>
+          <w:highlight w:val="white"/>
+        </w:rPr>
+      </w:pPr>
+      <w:r>
+        <w:rPr>
+          <w:rFonts w:ascii="Courier New" w:cs="Courier New" w:eastAsia="Courier New" w:hAnsi="Courier New"/>
+          <w:sz w:val="24"/>
+          <w:szCs w:val="24"/>
+          <w:highlight w:val="white"/>
+          <w:rtl w:val="0"/>
+        </w:rPr>
+        <w:t xml:space="preserve">    </w:t>
+      </w:r>
+    </w:p>
+    <w:p>
+      <w:pPr>
+        <w:spacing w:line="240" w:lineRule="auto"/>
+        <w:ind w:left="2267.716535433071" w:firstLine="708.6614173228347"/>
+        <w:rPr>
+          <w:rFonts w:ascii="Courier New" w:cs="Courier New" w:eastAsia="Courier New" w:hAnsi="Courier New"/>
+          <w:sz w:val="24"/>
+          <w:szCs w:val="24"/>
+          <w:highlight w:val="white"/>
+        </w:rPr>
+      </w:pPr>
+      <w:r>
+        <w:rPr>
+          <w:rFonts w:ascii="Courier New" w:cs="Courier New" w:eastAsia="Courier New" w:hAnsi="Courier New"/>
+          <w:sz w:val="24"/>
+          <w:szCs w:val="24"/>
+          <w:highlight w:val="white"/>
+          <w:rtl w:val="0"/>
+        </w:rPr>
+        <w:t xml:space="preserve">    -- Chaves estrangeiras</w:t>
+      </w:r>
+    </w:p>
+    <w:p>
+      <w:pPr>
+        <w:spacing w:line="240" w:lineRule="auto"/>
+        <w:ind w:left="2267.716535433071" w:firstLine="708.6614173228347"/>
+        <w:rPr>
+          <w:rFonts w:ascii="Courier New" w:cs="Courier New" w:eastAsia="Courier New" w:hAnsi="Courier New"/>
+          <w:sz w:val="24"/>
+          <w:szCs w:val="24"/>
+          <w:highlight w:val="white"/>
+        </w:rPr>
+      </w:pPr>
+      <w:r>
+        <w:rPr>
+          <w:rFonts w:ascii="Courier New" w:cs="Courier New" w:eastAsia="Courier New" w:hAnsi="Courier New"/>
+          <w:sz w:val="24"/>
+          <w:szCs w:val="24"/>
+          <w:highlight w:val="white"/>
+          <w:rtl w:val="0"/>
+        </w:rPr>
+        <w:t xml:space="preserve">    SegmentoClassificacaoID INT NULL,   -- FK opcional (NÃO obrigatória)</w:t>
+      </w:r>
+    </w:p>
+    <w:p>
+      <w:pPr>
+        <w:spacing w:line="240" w:lineRule="auto"/>
+        <w:ind w:left="2267.716535433071" w:firstLine="708.6614173228347"/>
+        <w:rPr>
+          <w:rFonts w:ascii="Courier New" w:cs="Courier New" w:eastAsia="Courier New" w:hAnsi="Courier New"/>
+          <w:sz w:val="24"/>
+          <w:szCs w:val="24"/>
+          <w:highlight w:val="white"/>
+        </w:rPr>
+      </w:pPr>
+      <w:r>
+        <w:rPr>
+          <w:rFonts w:ascii="Courier New" w:cs="Courier New" w:eastAsia="Courier New" w:hAnsi="Courier New"/>
+          <w:sz w:val="24"/>
+          <w:szCs w:val="24"/>
+          <w:highlight w:val="white"/>
+          <w:rtl w:val="0"/>
+        </w:rPr>
+        <w:t xml:space="preserve">    SetorEconomicoID INT NOT NULL,      -- FK obrigatória</w:t>
+      </w:r>
+    </w:p>
+    <w:p>
+      <w:pPr>
+        <w:spacing w:line="240" w:lineRule="auto"/>
+        <w:ind w:left="2267.716535433071" w:firstLine="708.6614173228347"/>
+        <w:rPr>
+          <w:rFonts w:ascii="Courier New" w:cs="Courier New" w:eastAsia="Courier New" w:hAnsi="Courier New"/>
+          <w:sz w:val="24"/>
+          <w:szCs w:val="24"/>
+          <w:highlight w:val="white"/>
+        </w:rPr>
+      </w:pPr>
+      <w:r>
+        <w:rPr>
+          <w:rFonts w:ascii="Courier New" w:cs="Courier New" w:eastAsia="Courier New" w:hAnsi="Courier New"/>
+          <w:sz w:val="24"/>
+          <w:szCs w:val="24"/>
+          <w:highlight w:val="white"/>
+          <w:rtl w:val="0"/>
+        </w:rPr>
+        <w:t xml:space="preserve">    SubsetorID INT NOT NULL,            -- FK obrigatória</w:t>
+      </w:r>
+    </w:p>
+    <w:p>
+      <w:pPr>
+        <w:spacing w:line="240" w:lineRule="auto"/>
+        <w:ind w:left="2267.716535433071" w:firstLine="708.6614173228347"/>
+        <w:rPr>
+          <w:rFonts w:ascii="Courier New" w:cs="Courier New" w:eastAsia="Courier New" w:hAnsi="Courier New"/>
+          <w:sz w:val="24"/>
+          <w:szCs w:val="24"/>
+          <w:highlight w:val="white"/>
+        </w:rPr>
+      </w:pPr>
+      <w:r>
+        <w:rPr>
+          <w:rFonts w:ascii="Courier New" w:cs="Courier New" w:eastAsia="Courier New" w:hAnsi="Courier New"/>
+          <w:sz w:val="24"/>
+          <w:szCs w:val="24"/>
+          <w:highlight w:val="white"/>
+          <w:rtl w:val="0"/>
+        </w:rPr>
+        <w:t xml:space="preserve">    SegmentoID INT NOT NULL,            -- FK obrigatória</w:t>
+      </w:r>
+    </w:p>
+    <w:p>
+      <w:pPr>
+        <w:spacing w:line="240" w:lineRule="auto"/>
+        <w:ind w:left="2267.716535433071" w:firstLine="708.6614173228347"/>
+        <w:rPr>
+          <w:rFonts w:ascii="Courier New" w:cs="Courier New" w:eastAsia="Courier New" w:hAnsi="Courier New"/>
+          <w:sz w:val="24"/>
+          <w:szCs w:val="24"/>
+          <w:highlight w:val="white"/>
+        </w:rPr>
+      </w:pPr>
+      <w:r>
+        <w:rPr>
+          <w:rtl w:val="0"/>
+        </w:rPr>
+      </w:r>
+    </w:p>
+    <w:p>
+      <w:pPr>
+        <w:spacing w:line="240" w:lineRule="auto"/>
+        <w:ind w:left="2267.716535433071" w:firstLine="708.6614173228347"/>
+        <w:rPr>
+          <w:rFonts w:ascii="Courier New" w:cs="Courier New" w:eastAsia="Courier New" w:hAnsi="Courier New"/>
+          <w:sz w:val="24"/>
+          <w:szCs w:val="24"/>
+          <w:highlight w:val="white"/>
+        </w:rPr>
+      </w:pPr>
+      <w:r>
+        <w:rPr>
+          <w:rFonts w:ascii="Courier New" w:cs="Courier New" w:eastAsia="Courier New" w:hAnsi="Courier New"/>
+          <w:sz w:val="24"/>
+          <w:szCs w:val="24"/>
+          <w:highlight w:val="white"/>
+          <w:rtl w:val="0"/>
+        </w:rPr>
+        <w:t xml:space="preserve">    -- Definição das chaves estrangeiras</w:t>
+      </w:r>
+    </w:p>
+    <w:p>
+      <w:pPr>
+        <w:spacing w:line="240" w:lineRule="auto"/>
+        <w:ind w:left="2267.716535433071" w:firstLine="708.6614173228347"/>
+        <w:rPr>
+          <w:rFonts w:ascii="Courier New" w:cs="Courier New" w:eastAsia="Courier New" w:hAnsi="Courier New"/>
+          <w:sz w:val="24"/>
+          <w:szCs w:val="24"/>
+          <w:highlight w:val="white"/>
+        </w:rPr>
+      </w:pPr>
+      <w:r>
+        <w:rPr>
+          <w:rFonts w:ascii="Courier New" w:cs="Courier New" w:eastAsia="Courier New" w:hAnsi="Courier New"/>
+          <w:sz w:val="24"/>
+          <w:szCs w:val="24"/>
+          <w:highlight w:val="white"/>
+          <w:rtl w:val="0"/>
+        </w:rPr>
+        <w:t xml:space="preserve">    CONSTRAINT FK_Empresa_SegmentoClassificacao FOREIGN KEY (SegmentoClassificacaoID) </w:t>
+      </w:r>
+    </w:p>
+    <w:p>
+      <w:pPr>
+        <w:spacing w:line="240" w:lineRule="auto"/>
+        <w:ind w:left="2267.716535433071" w:firstLine="708.6614173228347"/>
+        <w:rPr>
+          <w:rFonts w:ascii="Courier New" w:cs="Courier New" w:eastAsia="Courier New" w:hAnsi="Courier New"/>
+          <w:sz w:val="24"/>
+          <w:szCs w:val="24"/>
+          <w:highlight w:val="white"/>
+        </w:rPr>
+      </w:pPr>
+      <w:r>
+        <w:rPr>
+          <w:rFonts w:ascii="Courier New" w:cs="Courier New" w:eastAsia="Courier New" w:hAnsi="Courier New"/>
+          <w:sz w:val="24"/>
+          <w:szCs w:val="24"/>
+          <w:highlight w:val="white"/>
+          <w:rtl w:val="0"/>
+        </w:rPr>
+        <w:t xml:space="preserve">        REFERENCES dbo.SegmentoClassificacao(ID),</w:t>
+      </w:r>
+    </w:p>
+    <w:p>
+      <w:pPr>
+        <w:spacing w:line="240" w:lineRule="auto"/>
+        <w:ind w:left="2267.716535433071" w:firstLine="708.6614173228347"/>
+        <w:rPr>
+          <w:rFonts w:ascii="Courier New" w:cs="Courier New" w:eastAsia="Courier New" w:hAnsi="Courier New"/>
+          <w:sz w:val="24"/>
+          <w:szCs w:val="24"/>
+          <w:highlight w:val="white"/>
+        </w:rPr>
+      </w:pPr>
+      <w:r>
+        <w:rPr>
+          <w:rFonts w:ascii="Courier New" w:cs="Courier New" w:eastAsia="Courier New" w:hAnsi="Courier New"/>
+          <w:sz w:val="24"/>
+          <w:szCs w:val="24"/>
+          <w:highlight w:val="white"/>
+          <w:rtl w:val="0"/>
+        </w:rPr>
+        <w:t xml:space="preserve">    </w:t>
+      </w:r>
+    </w:p>
+    <w:p>
+      <w:pPr>
+        <w:spacing w:line="240" w:lineRule="auto"/>
+        <w:ind w:left="2267.716535433071" w:firstLine="708.6614173228347"/>
+        <w:rPr>
+          <w:rFonts w:ascii="Courier New" w:cs="Courier New" w:eastAsia="Courier New" w:hAnsi="Courier New"/>
+          <w:sz w:val="24"/>
+          <w:szCs w:val="24"/>
+          <w:highlight w:val="white"/>
+        </w:rPr>
+      </w:pPr>
+      <w:r>
+        <w:rPr>
+          <w:rFonts w:ascii="Courier New" w:cs="Courier New" w:eastAsia="Courier New" w:hAnsi="Courier New"/>
+          <w:sz w:val="24"/>
+          <w:szCs w:val="24"/>
+          <w:highlight w:val="white"/>
+          <w:rtl w:val="0"/>
+        </w:rPr>
+        <w:t xml:space="preserve">    CONSTRAINT FK_Empresa_SetorEconomico FOREIGN KEY (SetorEconomicoID) </w:t>
+      </w:r>
+    </w:p>
+    <w:p>
+      <w:pPr>
+        <w:spacing w:line="240" w:lineRule="auto"/>
+        <w:ind w:left="2267.716535433071" w:firstLine="708.6614173228347"/>
+        <w:rPr>
+          <w:rFonts w:ascii="Courier New" w:cs="Courier New" w:eastAsia="Courier New" w:hAnsi="Courier New"/>
+          <w:sz w:val="24"/>
+          <w:szCs w:val="24"/>
+          <w:highlight w:val="white"/>
+        </w:rPr>
+      </w:pPr>
+      <w:r>
+        <w:rPr>
+          <w:rFonts w:ascii="Courier New" w:cs="Courier New" w:eastAsia="Courier New" w:hAnsi="Courier New"/>
+          <w:sz w:val="24"/>
+          <w:szCs w:val="24"/>
+          <w:highlight w:val="white"/>
+          <w:rtl w:val="0"/>
+        </w:rPr>
+        <w:t xml:space="preserve">        REFERENCES dbo.SetorEconomico(ID),</w:t>
+      </w:r>
+    </w:p>
+    <w:p>
+      <w:pPr>
+        <w:spacing w:line="240" w:lineRule="auto"/>
+        <w:ind w:left="2267.716535433071" w:firstLine="708.6614173228347"/>
+        <w:rPr>
+          <w:rFonts w:ascii="Courier New" w:cs="Courier New" w:eastAsia="Courier New" w:hAnsi="Courier New"/>
+          <w:sz w:val="24"/>
+          <w:szCs w:val="24"/>
+          <w:highlight w:val="white"/>
+        </w:rPr>
+      </w:pPr>
+      <w:r>
+        <w:rPr>
+          <w:rFonts w:ascii="Courier New" w:cs="Courier New" w:eastAsia="Courier New" w:hAnsi="Courier New"/>
+          <w:sz w:val="24"/>
+          <w:szCs w:val="24"/>
+          <w:highlight w:val="white"/>
+          <w:rtl w:val="0"/>
+        </w:rPr>
+        <w:t xml:space="preserve">    </w:t>
+      </w:r>
+    </w:p>
+    <w:p>
+      <w:pPr>
+        <w:spacing w:line="240" w:lineRule="auto"/>
+        <w:ind w:left="2267.716535433071" w:firstLine="708.6614173228347"/>
+        <w:rPr>
+          <w:rFonts w:ascii="Courier New" w:cs="Courier New" w:eastAsia="Courier New" w:hAnsi="Courier New"/>
+          <w:sz w:val="24"/>
+          <w:szCs w:val="24"/>
+          <w:highlight w:val="white"/>
+        </w:rPr>
+      </w:pPr>
+      <w:r>
+        <w:rPr>
+          <w:rFonts w:ascii="Courier New" w:cs="Courier New" w:eastAsia="Courier New" w:hAnsi="Courier New"/>
+          <w:sz w:val="24"/>
+          <w:szCs w:val="24"/>
+          <w:highlight w:val="white"/>
+          <w:rtl w:val="0"/>
+        </w:rPr>
+        <w:t xml:space="preserve">    CONSTRAINT FK_Empresa_Subsetor FOREIGN KEY (SubsetorID) </w:t>
+      </w:r>
+    </w:p>
+    <w:p>
+      <w:pPr>
+        <w:spacing w:line="240" w:lineRule="auto"/>
+        <w:ind w:left="2267.716535433071" w:firstLine="708.6614173228347"/>
+        <w:rPr>
+          <w:rFonts w:ascii="Courier New" w:cs="Courier New" w:eastAsia="Courier New" w:hAnsi="Courier New"/>
+          <w:sz w:val="24"/>
+          <w:szCs w:val="24"/>
+          <w:highlight w:val="white"/>
+        </w:rPr>
+      </w:pPr>
+      <w:r>
+        <w:rPr>
+          <w:rFonts w:ascii="Courier New" w:cs="Courier New" w:eastAsia="Courier New" w:hAnsi="Courier New"/>
+          <w:sz w:val="24"/>
+          <w:szCs w:val="24"/>
+          <w:highlight w:val="white"/>
+          <w:rtl w:val="0"/>
+        </w:rPr>
+        <w:t xml:space="preserve">        REFERENCES dbo.Subsetor(ID),</w:t>
+      </w:r>
+    </w:p>
+    <w:p>
+      <w:pPr>
+        <w:spacing w:line="240" w:lineRule="auto"/>
+        <w:ind w:left="2267.716535433071" w:firstLine="708.6614173228347"/>
+        <w:rPr>
+          <w:rFonts w:ascii="Courier New" w:cs="Courier New" w:eastAsia="Courier New" w:hAnsi="Courier New"/>
+          <w:sz w:val="24"/>
+          <w:szCs w:val="24"/>
+          <w:highlight w:val="white"/>
+        </w:rPr>
+      </w:pPr>
+      <w:r>
+        <w:rPr>
+          <w:rFonts w:ascii="Courier New" w:cs="Courier New" w:eastAsia="Courier New" w:hAnsi="Courier New"/>
+          <w:sz w:val="24"/>
+          <w:szCs w:val="24"/>
+          <w:highlight w:val="white"/>
+          <w:rtl w:val="0"/>
+        </w:rPr>
+        <w:t xml:space="preserve">    </w:t>
+      </w:r>
+    </w:p>
+    <w:p>
+      <w:pPr>
+        <w:spacing w:line="240" w:lineRule="auto"/>
+        <w:ind w:left="2267.716535433071" w:firstLine="708.6614173228347"/>
+        <w:rPr>
+          <w:rFonts w:ascii="Courier New" w:cs="Courier New" w:eastAsia="Courier New" w:hAnsi="Courier New"/>
+          <w:sz w:val="24"/>
+          <w:szCs w:val="24"/>
+          <w:highlight w:val="white"/>
+        </w:rPr>
+      </w:pPr>
+      <w:r>
+        <w:rPr>
+          <w:rFonts w:ascii="Courier New" w:cs="Courier New" w:eastAsia="Courier New" w:hAnsi="Courier New"/>
+          <w:sz w:val="24"/>
+          <w:szCs w:val="24"/>
+          <w:highlight w:val="white"/>
+          <w:rtl w:val="0"/>
+        </w:rPr>
+        <w:t xml:space="preserve">    CONSTRAINT FK_Empresa_Segmento FOREIGN KEY (SegmentoID) </w:t>
+      </w:r>
+    </w:p>
+    <w:p>
+      <w:pPr>
+        <w:spacing w:line="240" w:lineRule="auto"/>
+        <w:ind w:left="2267.716535433071" w:firstLine="708.6614173228347"/>
+        <w:rPr>
+          <w:rFonts w:ascii="Courier New" w:cs="Courier New" w:eastAsia="Courier New" w:hAnsi="Courier New"/>
+          <w:sz w:val="24"/>
+          <w:szCs w:val="24"/>
+          <w:highlight w:val="white"/>
+        </w:rPr>
+      </w:pPr>
+      <w:r>
+        <w:rPr>
+          <w:rFonts w:ascii="Courier New" w:cs="Courier New" w:eastAsia="Courier New" w:hAnsi="Courier New"/>
+          <w:sz w:val="24"/>
+          <w:szCs w:val="24"/>
+          <w:highlight w:val="white"/>
+          <w:rtl w:val="0"/>
+        </w:rPr>
+        <w:t xml:space="preserve">        REFERENCES dbo.Segmento(ID)</w:t>
+      </w:r>
+    </w:p>
+    <w:p>
+      <w:pPr>
+        <w:spacing w:line="240" w:lineRule="auto"/>
+        <w:ind w:left="2267.716535433071" w:firstLine="708.6614173228347"/>
+        <w:rPr>
+          <w:rFonts w:ascii="Courier New" w:cs="Courier New" w:eastAsia="Courier New" w:hAnsi="Courier New"/>
+          <w:sz w:val="24"/>
+          <w:szCs w:val="24"/>
+          <w:highlight w:val="white"/>
+        </w:rPr>
+      </w:pPr>
+      <w:r>
+        <w:rPr>
+          <w:rFonts w:ascii="Courier New" w:cs="Courier New" w:eastAsia="Courier New" w:hAnsi="Courier New"/>
+          <w:sz w:val="24"/>
+          <w:szCs w:val="24"/>
+          <w:highlight w:val="white"/>
+          <w:rtl w:val="0"/>
+        </w:rPr>
+        <w:t xml:space="preserve">);</w:t>
+      </w:r>
+    </w:p>
+    <w:p>
+      <w:pPr>
+        <w:spacing w:line="360" w:lineRule="auto"/>
+        <w:ind w:left="720" w:firstLine="720"/>
+        <w:jc w:val="left"/>
+        <w:rPr>
+          <w:sz w:val="24"/>
+          <w:szCs w:val="24"/>
+          <w:highlight w:val="white"/>
+        </w:rPr>
+      </w:pPr>
+      <w:r>
+        <w:rPr>
+          <w:highlight w:val="white"/>
+          <w:rtl w:val="0"/>
+        </w:rPr>
+        <w:t xml:space="preserve">Fonte: Elaborado pelo autor (2025)</w:t>
+      </w:r>
+      <w:r>
+        <w:rPr>
+          <w:rtl w:val="0"/>
+        </w:rPr>
+      </w:r>
+    </w:p>
+    <w:p>
+      <w:pPr>
+        <w:spacing w:line="360" w:lineRule="auto"/>
+        <w:ind w:left="720" w:firstLine="720"/>
+        <w:jc w:val="left"/>
+        <w:rPr>
+          <w:sz w:val="24"/>
+          <w:szCs w:val="24"/>
+          <w:highlight w:val="white"/>
+        </w:rPr>
+      </w:pPr>
+      <w:r>
+        <w:rPr>
+          <w:rtl w:val="0"/>
+        </w:rPr>
+      </w:r>
+    </w:p>
+    <w:p>
+      <w:pPr>
+        <w:spacing w:line="360" w:lineRule="auto"/>
+        <w:ind w:firstLine="720"/>
+        <w:rPr>
+          <w:highlight w:val="white"/>
+        </w:rPr>
+      </w:pPr>
+      <w:r>
         <w:rPr>
           <w:b w:val="1"/>
-          <w:highlight w:val="white"/>
-        </w:rPr>
-      </w:pPr>
-      <w:r>
-        <w:rPr>
-          <w:rtl w:val="0"/>
-        </w:rPr>
-        <w:tab/>
-      </w:r>
-      <w:r>
+          <w:rtl w:val="0"/>
+        </w:rPr>
+        <w:t xml:space="preserve">3- Consulta de dados sobre as ações</w:t>
+      </w:r>
+      <w:r>
+        <w:rPr>
+          <w:rtl w:val="0"/>
+        </w:rPr>
+      </w:r>
+    </w:p>
+    <w:p>
+      <w:pPr>
+        <w:spacing w:line="360" w:lineRule="auto"/>
+        <w:ind w:firstLine="708"/>
+        <w:rPr>
+          <w:highlight w:val="white"/>
+        </w:rPr>
+      </w:pPr>
+      <w:r>
+        <w:rPr>
+          <w:rtl w:val="0"/>
+        </w:rPr>
+      </w:r>
+    </w:p>
+    <w:p>
+      <w:pPr>
+        <w:spacing w:line="360" w:lineRule="auto"/>
+        <w:ind w:firstLine="708"/>
+        <w:rPr>
+          <w:highlight w:val="white"/>
+        </w:rPr>
+      </w:pPr>
+      <w:r>
+        <w:rPr>
+          <w:highlight w:val="white"/>
+          <w:rtl w:val="0"/>
+        </w:rPr>
+        <w:t xml:space="preserve">Como criar uma API em FatsAPI para retornar todos os resultados da tabela</w:t>
+      </w:r>
+    </w:p>
+    <w:p>
+      <w:pPr>
+        <w:spacing w:line="240" w:lineRule="auto"/>
+        <w:ind w:left="2267.716535433071" w:firstLine="708.6614173228347"/>
+        <w:rPr>
+          <w:rFonts w:ascii="Courier New" w:cs="Courier New" w:eastAsia="Courier New" w:hAnsi="Courier New"/>
+          <w:sz w:val="24"/>
+          <w:szCs w:val="24"/>
+          <w:highlight w:val="white"/>
+        </w:rPr>
+      </w:pPr>
+      <w:r>
+        <w:rPr>
+          <w:rFonts w:ascii="Courier New" w:cs="Courier New" w:eastAsia="Courier New" w:hAnsi="Courier New"/>
+          <w:sz w:val="24"/>
+          <w:szCs w:val="24"/>
+          <w:highlight w:val="white"/>
+          <w:rtl w:val="0"/>
+        </w:rPr>
+        <w:t xml:space="preserve">CREATE TABLE dbo.SegmentoClassificacao (</w:t>
+      </w:r>
+    </w:p>
+    <w:p>
+      <w:pPr>
+        <w:spacing w:line="240" w:lineRule="auto"/>
+        <w:ind w:left="2267.716535433071" w:firstLine="708.6614173228347"/>
+        <w:rPr>
+          <w:rFonts w:ascii="Courier New" w:cs="Courier New" w:eastAsia="Courier New" w:hAnsi="Courier New"/>
+          <w:sz w:val="24"/>
+          <w:szCs w:val="24"/>
+          <w:highlight w:val="white"/>
+        </w:rPr>
+      </w:pPr>
+      <w:r>
+        <w:rPr>
+          <w:rFonts w:ascii="Courier New" w:cs="Courier New" w:eastAsia="Courier New" w:hAnsi="Courier New"/>
+          <w:sz w:val="24"/>
+          <w:szCs w:val="24"/>
+          <w:highlight w:val="white"/>
+          <w:rtl w:val="0"/>
+        </w:rPr>
+        <w:t xml:space="preserve">    ID INT IDENTITY(1,1) PRIMARY KEY,  -- Chave primária autoincrementada</w:t>
+      </w:r>
+    </w:p>
+    <w:p>
+      <w:pPr>
+        <w:spacing w:line="240" w:lineRule="auto"/>
+        <w:ind w:left="2267.716535433071" w:firstLine="708.6614173228347"/>
+        <w:rPr>
+          <w:rFonts w:ascii="Courier New" w:cs="Courier New" w:eastAsia="Courier New" w:hAnsi="Courier New"/>
+          <w:sz w:val="24"/>
+          <w:szCs w:val="24"/>
+          <w:highlight w:val="white"/>
+        </w:rPr>
+      </w:pPr>
+      <w:r>
+        <w:rPr>
+          <w:rFonts w:ascii="Courier New" w:cs="Courier New" w:eastAsia="Courier New" w:hAnsi="Courier New"/>
+          <w:sz w:val="24"/>
+          <w:szCs w:val="24"/>
+          <w:highlight w:val="white"/>
+          <w:rtl w:val="0"/>
+        </w:rPr>
+        <w:t xml:space="preserve">    Sigla VARCHAR(10) NOT NULL,        -- Sigla extraída dos parênteses</w:t>
+      </w:r>
+    </w:p>
+    <w:p>
+      <w:pPr>
+        <w:spacing w:line="240" w:lineRule="auto"/>
+        <w:ind w:left="2267.716535433071" w:firstLine="708.6614173228347"/>
+        <w:rPr>
+          <w:rFonts w:ascii="Courier New" w:cs="Courier New" w:eastAsia="Courier New" w:hAnsi="Courier New"/>
+          <w:sz w:val="24"/>
+          <w:szCs w:val="24"/>
+          <w:highlight w:val="white"/>
+        </w:rPr>
+      </w:pPr>
+      <w:r>
+        <w:rPr>
+          <w:rFonts w:ascii="Courier New" w:cs="Courier New" w:eastAsia="Courier New" w:hAnsi="Courier New"/>
+          <w:sz w:val="24"/>
+          <w:szCs w:val="24"/>
+          <w:highlight w:val="white"/>
+          <w:rtl w:val="0"/>
+        </w:rPr>
+        <w:t xml:space="preserve">    Descritivo VARCHAR(255) NOT NULL   -- Texto após os parênteses</w:t>
+      </w:r>
+    </w:p>
+    <w:p>
+      <w:pPr>
+        <w:spacing w:line="240" w:lineRule="auto"/>
+        <w:ind w:left="2267.716535433071" w:firstLine="708.6614173228347"/>
+        <w:rPr>
+          <w:rFonts w:ascii="Courier New" w:cs="Courier New" w:eastAsia="Courier New" w:hAnsi="Courier New"/>
+          <w:sz w:val="24"/>
+          <w:szCs w:val="24"/>
+          <w:highlight w:val="white"/>
+        </w:rPr>
+      </w:pPr>
+      <w:r>
+        <w:rPr>
+          <w:rFonts w:ascii="Courier New" w:cs="Courier New" w:eastAsia="Courier New" w:hAnsi="Courier New"/>
+          <w:sz w:val="24"/>
+          <w:szCs w:val="24"/>
+          <w:highlight w:val="white"/>
+          <w:rtl w:val="0"/>
+        </w:rPr>
+        <w:t xml:space="preserve">);</w:t>
+      </w:r>
+    </w:p>
+    <w:p>
+      <w:pPr>
+        <w:spacing w:line="360" w:lineRule="auto"/>
+        <w:ind w:firstLine="708"/>
+        <w:rPr>
+          <w:highlight w:val="white"/>
+        </w:rPr>
+      </w:pPr>
+      <w:r>
+        <w:rPr>
+          <w:highlight w:val="white"/>
+          <w:rtl w:val="0"/>
+        </w:rPr>
+        <w:t xml:space="preserve">usando clean archtecture?</w:t>
+      </w:r>
+    </w:p>
+    <w:p>
+      <w:pPr>
+        <w:spacing w:line="360" w:lineRule="auto"/>
+        <w:ind w:firstLine="708"/>
+        <w:rPr>
+          <w:highlight w:val="white"/>
+        </w:rPr>
+      </w:pPr>
+      <w:r>
+        <w:rPr>
+          <w:rtl w:val="0"/>
+        </w:rPr>
+      </w:r>
+    </w:p>
+    <w:p>
+      <w:pPr>
+        <w:spacing w:line="360" w:lineRule="auto"/>
+        <w:ind w:firstLine="708"/>
+        <w:rPr>
+          <w:highlight w:val="white"/>
+        </w:rPr>
+      </w:pPr>
+      <w:r>
+        <w:rPr>
+          <w:highlight w:val="white"/>
+          <w:rtl w:val="0"/>
+        </w:rPr>
+        <w:t xml:space="preserve">Preciso criar uma API que retorne os dados da tabela dbo.Empresa sendo que ela precisa retornar os dados das tabelas que tenham chaves estrangeiras</w:t>
+      </w:r>
+    </w:p>
+    <w:p>
+      <w:pPr>
+        <w:spacing w:line="360" w:lineRule="auto"/>
+        <w:ind w:firstLine="708"/>
+        <w:rPr>
+          <w:highlight w:val="white"/>
+        </w:rPr>
+      </w:pPr>
+      <w:r>
+        <w:rPr>
+          <w:rtl w:val="0"/>
+        </w:rPr>
+      </w:r>
+    </w:p>
+    <w:p>
+      <w:pPr>
+        <w:spacing w:line="240" w:lineRule="auto"/>
+        <w:ind w:left="2267.716535433071" w:firstLine="708.6614173228347"/>
+        <w:rPr>
+          <w:rFonts w:ascii="Courier New" w:cs="Courier New" w:eastAsia="Courier New" w:hAnsi="Courier New"/>
+          <w:sz w:val="24"/>
+          <w:szCs w:val="24"/>
+          <w:highlight w:val="white"/>
+        </w:rPr>
+      </w:pPr>
+      <w:r>
+        <w:rPr>
+          <w:rFonts w:ascii="Courier New" w:cs="Courier New" w:eastAsia="Courier New" w:hAnsi="Courier New"/>
+          <w:sz w:val="24"/>
+          <w:szCs w:val="24"/>
+          <w:highlight w:val="white"/>
+          <w:rtl w:val="0"/>
+        </w:rPr>
+        <w:t xml:space="preserve">CREATE TABLE dbo.SegmentoClassificacao (</w:t>
+      </w:r>
+    </w:p>
+    <w:p>
+      <w:pPr>
+        <w:spacing w:line="240" w:lineRule="auto"/>
+        <w:ind w:left="2267.716535433071" w:firstLine="708.6614173228347"/>
+        <w:rPr>
+          <w:rFonts w:ascii="Courier New" w:cs="Courier New" w:eastAsia="Courier New" w:hAnsi="Courier New"/>
+          <w:sz w:val="24"/>
+          <w:szCs w:val="24"/>
+          <w:highlight w:val="white"/>
+        </w:rPr>
+      </w:pPr>
+      <w:r>
+        <w:rPr>
+          <w:rFonts w:ascii="Courier New" w:cs="Courier New" w:eastAsia="Courier New" w:hAnsi="Courier New"/>
+          <w:sz w:val="24"/>
+          <w:szCs w:val="24"/>
+          <w:highlight w:val="white"/>
+          <w:rtl w:val="0"/>
+        </w:rPr>
+        <w:t xml:space="preserve">    ID INT IDENTITY(1,1) PRIMARY KEY,  -- Chave primária autoincrementada</w:t>
+      </w:r>
+    </w:p>
+    <w:p>
+      <w:pPr>
+        <w:spacing w:line="240" w:lineRule="auto"/>
+        <w:ind w:left="2267.716535433071" w:firstLine="708.6614173228347"/>
+        <w:rPr>
+          <w:rFonts w:ascii="Courier New" w:cs="Courier New" w:eastAsia="Courier New" w:hAnsi="Courier New"/>
+          <w:sz w:val="24"/>
+          <w:szCs w:val="24"/>
+          <w:highlight w:val="white"/>
+        </w:rPr>
+      </w:pPr>
+      <w:r>
+        <w:rPr>
+          <w:rFonts w:ascii="Courier New" w:cs="Courier New" w:eastAsia="Courier New" w:hAnsi="Courier New"/>
+          <w:sz w:val="24"/>
+          <w:szCs w:val="24"/>
+          <w:highlight w:val="white"/>
+          <w:rtl w:val="0"/>
+        </w:rPr>
+        <w:t xml:space="preserve">    Sigla VARCHAR(10) NOT NULL,        -- Sigla extraída dos parênteses</w:t>
+      </w:r>
+    </w:p>
+    <w:p>
+      <w:pPr>
+        <w:spacing w:line="240" w:lineRule="auto"/>
+        <w:ind w:left="2267.716535433071" w:firstLine="708.6614173228347"/>
+        <w:rPr>
+          <w:rFonts w:ascii="Courier New" w:cs="Courier New" w:eastAsia="Courier New" w:hAnsi="Courier New"/>
+          <w:sz w:val="24"/>
+          <w:szCs w:val="24"/>
+          <w:highlight w:val="white"/>
+        </w:rPr>
+      </w:pPr>
+      <w:r>
+        <w:rPr>
+          <w:rFonts w:ascii="Courier New" w:cs="Courier New" w:eastAsia="Courier New" w:hAnsi="Courier New"/>
+          <w:sz w:val="24"/>
+          <w:szCs w:val="24"/>
+          <w:highlight w:val="white"/>
+          <w:rtl w:val="0"/>
+        </w:rPr>
+        <w:t xml:space="preserve">    Descritivo VARCHAR(255) NOT NULL   -- Texto após os parênteses</w:t>
+      </w:r>
+    </w:p>
+    <w:p>
+      <w:pPr>
+        <w:spacing w:line="240" w:lineRule="auto"/>
+        <w:ind w:left="2267.716535433071" w:firstLine="708.6614173228347"/>
+        <w:rPr>
+          <w:rFonts w:ascii="Courier New" w:cs="Courier New" w:eastAsia="Courier New" w:hAnsi="Courier New"/>
+          <w:sz w:val="24"/>
+          <w:szCs w:val="24"/>
+          <w:highlight w:val="white"/>
+        </w:rPr>
+      </w:pPr>
+      <w:r>
+        <w:rPr>
+          <w:rFonts w:ascii="Courier New" w:cs="Courier New" w:eastAsia="Courier New" w:hAnsi="Courier New"/>
+          <w:sz w:val="24"/>
+          <w:szCs w:val="24"/>
+          <w:highlight w:val="white"/>
+          <w:rtl w:val="0"/>
+        </w:rPr>
+        <w:t xml:space="preserve">);</w:t>
+      </w:r>
+    </w:p>
+    <w:p>
+      <w:pPr>
+        <w:spacing w:line="240" w:lineRule="auto"/>
+        <w:ind w:left="2267.716535433071" w:firstLine="708.6614173228347"/>
+        <w:rPr>
+          <w:rFonts w:ascii="Courier New" w:cs="Courier New" w:eastAsia="Courier New" w:hAnsi="Courier New"/>
+          <w:sz w:val="24"/>
+          <w:szCs w:val="24"/>
+          <w:highlight w:val="white"/>
+        </w:rPr>
+      </w:pPr>
+      <w:r>
+        <w:rPr>
+          <w:rtl w:val="0"/>
+        </w:rPr>
+      </w:r>
+    </w:p>
+    <w:p>
+      <w:pPr>
+        <w:spacing w:line="240" w:lineRule="auto"/>
+        <w:ind w:left="2267.716535433071" w:firstLine="708.6614173228347"/>
+        <w:rPr>
+          <w:rFonts w:ascii="Courier New" w:cs="Courier New" w:eastAsia="Courier New" w:hAnsi="Courier New"/>
+          <w:sz w:val="24"/>
+          <w:szCs w:val="24"/>
+          <w:highlight w:val="white"/>
+        </w:rPr>
+      </w:pPr>
+      <w:r>
+        <w:rPr>
+          <w:rFonts w:ascii="Courier New" w:cs="Courier New" w:eastAsia="Courier New" w:hAnsi="Courier New"/>
+          <w:sz w:val="24"/>
+          <w:szCs w:val="24"/>
+          <w:highlight w:val="white"/>
+          <w:rtl w:val="0"/>
+        </w:rPr>
+        <w:t xml:space="preserve">CREATE TABLE dbo.[SetorEconomico] (</w:t>
+      </w:r>
+    </w:p>
+    <w:p>
+      <w:pPr>
+        <w:spacing w:line="240" w:lineRule="auto"/>
+        <w:ind w:left="2267.716535433071" w:firstLine="708.6614173228347"/>
+        <w:rPr>
+          <w:rFonts w:ascii="Courier New" w:cs="Courier New" w:eastAsia="Courier New" w:hAnsi="Courier New"/>
+          <w:sz w:val="24"/>
+          <w:szCs w:val="24"/>
+          <w:highlight w:val="white"/>
+        </w:rPr>
+      </w:pPr>
+      <w:r>
+        <w:rPr>
+          <w:rFonts w:ascii="Courier New" w:cs="Courier New" w:eastAsia="Courier New" w:hAnsi="Courier New"/>
+          <w:sz w:val="24"/>
+          <w:szCs w:val="24"/>
+          <w:highlight w:val="white"/>
+          <w:rtl w:val="0"/>
+        </w:rPr>
+        <w:t xml:space="preserve">    ID INT IDENTITY(1,1) PRIMARY KEY,  -- Chave primária autoincrementada</w:t>
+      </w:r>
+    </w:p>
+    <w:p>
+      <w:pPr>
+        <w:spacing w:line="240" w:lineRule="auto"/>
+        <w:ind w:left="2267.716535433071" w:firstLine="708.6614173228347"/>
+        <w:rPr>
+          <w:rFonts w:ascii="Courier New" w:cs="Courier New" w:eastAsia="Courier New" w:hAnsi="Courier New"/>
+          <w:sz w:val="24"/>
+          <w:szCs w:val="24"/>
+          <w:highlight w:val="white"/>
+        </w:rPr>
+      </w:pPr>
+      <w:r>
+        <w:rPr>
+          <w:rFonts w:ascii="Courier New" w:cs="Courier New" w:eastAsia="Courier New" w:hAnsi="Courier New"/>
+          <w:sz w:val="24"/>
+          <w:szCs w:val="24"/>
+          <w:highlight w:val="white"/>
+          <w:rtl w:val="0"/>
+        </w:rPr>
+        <w:t xml:space="preserve">    Descritivo VARCHAR(255) NOT NULL   -- Nome do setor econômico</w:t>
+      </w:r>
+    </w:p>
+    <w:p>
+      <w:pPr>
+        <w:spacing w:line="240" w:lineRule="auto"/>
+        <w:ind w:left="2267.716535433071" w:firstLine="708.6614173228347"/>
+        <w:rPr>
+          <w:rFonts w:ascii="Courier New" w:cs="Courier New" w:eastAsia="Courier New" w:hAnsi="Courier New"/>
+          <w:sz w:val="24"/>
+          <w:szCs w:val="24"/>
+          <w:highlight w:val="white"/>
+        </w:rPr>
+      </w:pPr>
+      <w:r>
+        <w:rPr>
+          <w:rFonts w:ascii="Courier New" w:cs="Courier New" w:eastAsia="Courier New" w:hAnsi="Courier New"/>
+          <w:sz w:val="24"/>
+          <w:szCs w:val="24"/>
+          <w:highlight w:val="white"/>
+          <w:rtl w:val="0"/>
+        </w:rPr>
+        <w:t xml:space="preserve">);</w:t>
+      </w:r>
+    </w:p>
+    <w:p>
+      <w:pPr>
+        <w:spacing w:line="240" w:lineRule="auto"/>
+        <w:ind w:left="2267.716535433071" w:firstLine="708.6614173228347"/>
+        <w:rPr>
+          <w:rFonts w:ascii="Courier New" w:cs="Courier New" w:eastAsia="Courier New" w:hAnsi="Courier New"/>
+          <w:sz w:val="24"/>
+          <w:szCs w:val="24"/>
+          <w:highlight w:val="white"/>
+        </w:rPr>
+      </w:pPr>
+      <w:r>
+        <w:rPr>
+          <w:rtl w:val="0"/>
+        </w:rPr>
+      </w:r>
+    </w:p>
+    <w:p>
+      <w:pPr>
+        <w:spacing w:line="240" w:lineRule="auto"/>
+        <w:ind w:left="2267.716535433071" w:firstLine="708.6614173228347"/>
+        <w:rPr>
+          <w:rFonts w:ascii="Courier New" w:cs="Courier New" w:eastAsia="Courier New" w:hAnsi="Courier New"/>
+          <w:sz w:val="24"/>
+          <w:szCs w:val="24"/>
+          <w:highlight w:val="white"/>
+        </w:rPr>
+      </w:pPr>
+      <w:r>
+        <w:rPr>
+          <w:rFonts w:ascii="Courier New" w:cs="Courier New" w:eastAsia="Courier New" w:hAnsi="Courier New"/>
+          <w:sz w:val="24"/>
+          <w:szCs w:val="24"/>
+          <w:highlight w:val="white"/>
+          <w:rtl w:val="0"/>
+        </w:rPr>
+        <w:t xml:space="preserve">CREATE TABLE dbo.Subsetor (</w:t>
+      </w:r>
+    </w:p>
+    <w:p>
+      <w:pPr>
+        <w:spacing w:line="240" w:lineRule="auto"/>
+        <w:ind w:left="2267.716535433071" w:firstLine="708.6614173228347"/>
+        <w:rPr>
+          <w:rFonts w:ascii="Courier New" w:cs="Courier New" w:eastAsia="Courier New" w:hAnsi="Courier New"/>
+          <w:sz w:val="24"/>
+          <w:szCs w:val="24"/>
+          <w:highlight w:val="white"/>
+        </w:rPr>
+      </w:pPr>
+      <w:r>
+        <w:rPr>
+          <w:rFonts w:ascii="Courier New" w:cs="Courier New" w:eastAsia="Courier New" w:hAnsi="Courier New"/>
+          <w:sz w:val="24"/>
+          <w:szCs w:val="24"/>
+          <w:highlight w:val="white"/>
+          <w:rtl w:val="0"/>
+        </w:rPr>
+        <w:t xml:space="preserve">    ID INT IDENTITY(1,1) PRIMARY KEY,  -- Chave primária autoincrementada</w:t>
+      </w:r>
+    </w:p>
+    <w:p>
+      <w:pPr>
+        <w:spacing w:line="240" w:lineRule="auto"/>
+        <w:ind w:left="2267.716535433071" w:firstLine="708.6614173228347"/>
+        <w:rPr>
+          <w:rFonts w:ascii="Courier New" w:cs="Courier New" w:eastAsia="Courier New" w:hAnsi="Courier New"/>
+          <w:sz w:val="24"/>
+          <w:szCs w:val="24"/>
+          <w:highlight w:val="white"/>
+        </w:rPr>
+      </w:pPr>
+      <w:r>
+        <w:rPr>
+          <w:rFonts w:ascii="Courier New" w:cs="Courier New" w:eastAsia="Courier New" w:hAnsi="Courier New"/>
+          <w:sz w:val="24"/>
+          <w:szCs w:val="24"/>
+          <w:highlight w:val="white"/>
+          <w:rtl w:val="0"/>
+        </w:rPr>
+        <w:t xml:space="preserve">    Descritivo VARCHAR(255) NOT NULL   -- Nome do subsetor</w:t>
+      </w:r>
+    </w:p>
+    <w:p>
+      <w:pPr>
+        <w:spacing w:line="240" w:lineRule="auto"/>
+        <w:ind w:left="2267.716535433071" w:firstLine="708.6614173228347"/>
+        <w:rPr>
+          <w:rFonts w:ascii="Courier New" w:cs="Courier New" w:eastAsia="Courier New" w:hAnsi="Courier New"/>
+          <w:sz w:val="24"/>
+          <w:szCs w:val="24"/>
+          <w:highlight w:val="white"/>
+        </w:rPr>
+      </w:pPr>
+      <w:r>
+        <w:rPr>
+          <w:rFonts w:ascii="Courier New" w:cs="Courier New" w:eastAsia="Courier New" w:hAnsi="Courier New"/>
+          <w:sz w:val="24"/>
+          <w:szCs w:val="24"/>
+          <w:highlight w:val="white"/>
+          <w:rtl w:val="0"/>
+        </w:rPr>
+        <w:t xml:space="preserve">);</w:t>
+      </w:r>
+    </w:p>
+    <w:p>
+      <w:pPr>
+        <w:spacing w:line="240" w:lineRule="auto"/>
+        <w:ind w:left="2267.716535433071" w:firstLine="708.6614173228347"/>
+        <w:rPr>
+          <w:rFonts w:ascii="Courier New" w:cs="Courier New" w:eastAsia="Courier New" w:hAnsi="Courier New"/>
+          <w:sz w:val="24"/>
+          <w:szCs w:val="24"/>
+          <w:highlight w:val="white"/>
+        </w:rPr>
+      </w:pPr>
+      <w:r>
+        <w:rPr>
+          <w:rtl w:val="0"/>
+        </w:rPr>
+      </w:r>
+    </w:p>
+    <w:p>
+      <w:pPr>
+        <w:spacing w:line="240" w:lineRule="auto"/>
+        <w:ind w:left="2267.716535433071" w:firstLine="708.6614173228347"/>
+        <w:rPr>
+          <w:rFonts w:ascii="Courier New" w:cs="Courier New" w:eastAsia="Courier New" w:hAnsi="Courier New"/>
+          <w:sz w:val="24"/>
+          <w:szCs w:val="24"/>
+          <w:highlight w:val="white"/>
+        </w:rPr>
+      </w:pPr>
+      <w:r>
+        <w:rPr>
+          <w:rFonts w:ascii="Courier New" w:cs="Courier New" w:eastAsia="Courier New" w:hAnsi="Courier New"/>
+          <w:sz w:val="24"/>
+          <w:szCs w:val="24"/>
+          <w:highlight w:val="white"/>
+          <w:rtl w:val="0"/>
+        </w:rPr>
+        <w:t xml:space="preserve">CREATE TABLE dbo.Segmento (</w:t>
+      </w:r>
+    </w:p>
+    <w:p>
+      <w:pPr>
+        <w:spacing w:line="240" w:lineRule="auto"/>
+        <w:ind w:left="2267.716535433071" w:firstLine="708.6614173228347"/>
+        <w:rPr>
+          <w:rFonts w:ascii="Courier New" w:cs="Courier New" w:eastAsia="Courier New" w:hAnsi="Courier New"/>
+          <w:sz w:val="24"/>
+          <w:szCs w:val="24"/>
+          <w:highlight w:val="white"/>
+        </w:rPr>
+      </w:pPr>
+      <w:r>
+        <w:rPr>
+          <w:rFonts w:ascii="Courier New" w:cs="Courier New" w:eastAsia="Courier New" w:hAnsi="Courier New"/>
+          <w:sz w:val="24"/>
+          <w:szCs w:val="24"/>
+          <w:highlight w:val="white"/>
+          <w:rtl w:val="0"/>
+        </w:rPr>
+        <w:t xml:space="preserve">    ID INT IDENTITY(1,1) PRIMARY KEY,  -- Chave primária autoincrementada</w:t>
+      </w:r>
+    </w:p>
+    <w:p>
+      <w:pPr>
+        <w:spacing w:line="240" w:lineRule="auto"/>
+        <w:ind w:left="2267.716535433071" w:firstLine="708.6614173228347"/>
+        <w:rPr>
+          <w:rFonts w:ascii="Courier New" w:cs="Courier New" w:eastAsia="Courier New" w:hAnsi="Courier New"/>
+          <w:sz w:val="24"/>
+          <w:szCs w:val="24"/>
+          <w:highlight w:val="white"/>
+        </w:rPr>
+      </w:pPr>
+      <w:r>
+        <w:rPr>
+          <w:rFonts w:ascii="Courier New" w:cs="Courier New" w:eastAsia="Courier New" w:hAnsi="Courier New"/>
+          <w:sz w:val="24"/>
+          <w:szCs w:val="24"/>
+          <w:highlight w:val="white"/>
+          <w:rtl w:val="0"/>
+        </w:rPr>
+        <w:t xml:space="preserve">    Descritivo VARCHAR(255) NOT NULL   -- Nome do segmento</w:t>
+      </w:r>
+    </w:p>
+    <w:p>
+      <w:pPr>
+        <w:spacing w:line="240" w:lineRule="auto"/>
+        <w:ind w:left="2267.716535433071" w:firstLine="708.6614173228347"/>
+        <w:rPr>
+          <w:rFonts w:ascii="Courier New" w:cs="Courier New" w:eastAsia="Courier New" w:hAnsi="Courier New"/>
+          <w:sz w:val="24"/>
+          <w:szCs w:val="24"/>
+          <w:highlight w:val="white"/>
+        </w:rPr>
+      </w:pPr>
+      <w:r>
+        <w:rPr>
+          <w:rFonts w:ascii="Courier New" w:cs="Courier New" w:eastAsia="Courier New" w:hAnsi="Courier New"/>
+          <w:sz w:val="24"/>
+          <w:szCs w:val="24"/>
+          <w:highlight w:val="white"/>
+          <w:rtl w:val="0"/>
+        </w:rPr>
+        <w:t xml:space="preserve">);</w:t>
+      </w:r>
+    </w:p>
+    <w:p>
+      <w:pPr>
+        <w:spacing w:line="240" w:lineRule="auto"/>
+        <w:ind w:left="2267.716535433071" w:firstLine="708.6614173228347"/>
+        <w:rPr>
+          <w:rFonts w:ascii="Courier New" w:cs="Courier New" w:eastAsia="Courier New" w:hAnsi="Courier New"/>
+          <w:sz w:val="24"/>
+          <w:szCs w:val="24"/>
+          <w:highlight w:val="white"/>
+        </w:rPr>
+      </w:pPr>
+      <w:r>
+        <w:rPr>
+          <w:rtl w:val="0"/>
+        </w:rPr>
+      </w:r>
+    </w:p>
+    <w:p>
+      <w:pPr>
+        <w:spacing w:line="240" w:lineRule="auto"/>
+        <w:ind w:left="2267.716535433071" w:firstLine="708.6614173228347"/>
+        <w:rPr>
+          <w:rFonts w:ascii="Courier New" w:cs="Courier New" w:eastAsia="Courier New" w:hAnsi="Courier New"/>
+          <w:sz w:val="24"/>
+          <w:szCs w:val="24"/>
+          <w:highlight w:val="white"/>
+        </w:rPr>
+      </w:pPr>
+      <w:r>
+        <w:rPr>
+          <w:rFonts w:ascii="Courier New" w:cs="Courier New" w:eastAsia="Courier New" w:hAnsi="Courier New"/>
+          <w:sz w:val="24"/>
+          <w:szCs w:val="24"/>
+          <w:highlight w:val="white"/>
+          <w:rtl w:val="0"/>
+        </w:rPr>
+        <w:t xml:space="preserve">CREATE TABLE dbo.Empresa (</w:t>
+      </w:r>
+    </w:p>
+    <w:p>
+      <w:pPr>
+        <w:spacing w:line="240" w:lineRule="auto"/>
+        <w:ind w:left="2267.716535433071" w:firstLine="708.6614173228347"/>
+        <w:rPr>
+          <w:rFonts w:ascii="Courier New" w:cs="Courier New" w:eastAsia="Courier New" w:hAnsi="Courier New"/>
+          <w:sz w:val="24"/>
+          <w:szCs w:val="24"/>
+          <w:highlight w:val="white"/>
+        </w:rPr>
+      </w:pPr>
+      <w:r>
+        <w:rPr>
+          <w:rFonts w:ascii="Courier New" w:cs="Courier New" w:eastAsia="Courier New" w:hAnsi="Courier New"/>
+          <w:sz w:val="24"/>
+          <w:szCs w:val="24"/>
+          <w:highlight w:val="white"/>
+          <w:rtl w:val="0"/>
+        </w:rPr>
+        <w:t xml:space="preserve">    ID INT IDENTITY(1,1) PRIMARY KEY,  -- Chave primária autoincrementada</w:t>
+      </w:r>
+    </w:p>
+    <w:p>
+      <w:pPr>
+        <w:spacing w:line="240" w:lineRule="auto"/>
+        <w:ind w:left="2267.716535433071" w:firstLine="708.6614173228347"/>
+        <w:rPr>
+          <w:rFonts w:ascii="Courier New" w:cs="Courier New" w:eastAsia="Courier New" w:hAnsi="Courier New"/>
+          <w:sz w:val="24"/>
+          <w:szCs w:val="24"/>
+          <w:highlight w:val="white"/>
+        </w:rPr>
+      </w:pPr>
+      <w:r>
+        <w:rPr>
+          <w:rFonts w:ascii="Courier New" w:cs="Courier New" w:eastAsia="Courier New" w:hAnsi="Courier New"/>
+          <w:sz w:val="24"/>
+          <w:szCs w:val="24"/>
+          <w:highlight w:val="white"/>
+          <w:rtl w:val="0"/>
+        </w:rPr>
+        <w:t xml:space="preserve">    Nome VARCHAR(255) NOT NULL,         -- Nome da empresa</w:t>
+      </w:r>
+    </w:p>
+    <w:p>
+      <w:pPr>
+        <w:spacing w:line="240" w:lineRule="auto"/>
+        <w:ind w:left="2267.716535433071" w:firstLine="708.6614173228347"/>
+        <w:rPr>
+          <w:rFonts w:ascii="Courier New" w:cs="Courier New" w:eastAsia="Courier New" w:hAnsi="Courier New"/>
+          <w:sz w:val="24"/>
+          <w:szCs w:val="24"/>
+          <w:highlight w:val="white"/>
+        </w:rPr>
+      </w:pPr>
+      <w:r>
+        <w:rPr>
+          <w:rFonts w:ascii="Courier New" w:cs="Courier New" w:eastAsia="Courier New" w:hAnsi="Courier New"/>
+          <w:sz w:val="24"/>
+          <w:szCs w:val="24"/>
+          <w:highlight w:val="white"/>
+          <w:rtl w:val="0"/>
+        </w:rPr>
+        <w:t xml:space="preserve">    Codigo VARCHAR(50) NOT NULL,        -- Código/Sigla da empresa</w:t>
+      </w:r>
+    </w:p>
+    <w:p>
+      <w:pPr>
+        <w:spacing w:line="240" w:lineRule="auto"/>
+        <w:ind w:left="2267.716535433071" w:firstLine="708.6614173228347"/>
+        <w:rPr>
+          <w:rFonts w:ascii="Courier New" w:cs="Courier New" w:eastAsia="Courier New" w:hAnsi="Courier New"/>
+          <w:sz w:val="24"/>
+          <w:szCs w:val="24"/>
+          <w:highlight w:val="white"/>
+        </w:rPr>
+      </w:pPr>
+      <w:r>
+        <w:rPr>
+          <w:rFonts w:ascii="Courier New" w:cs="Courier New" w:eastAsia="Courier New" w:hAnsi="Courier New"/>
+          <w:sz w:val="24"/>
+          <w:szCs w:val="24"/>
+          <w:highlight w:val="white"/>
+          <w:rtl w:val="0"/>
+        </w:rPr>
+        <w:t xml:space="preserve">    </w:t>
+      </w:r>
+    </w:p>
+    <w:p>
+      <w:pPr>
+        <w:spacing w:line="240" w:lineRule="auto"/>
+        <w:ind w:left="2267.716535433071" w:firstLine="708.6614173228347"/>
+        <w:rPr>
+          <w:rFonts w:ascii="Courier New" w:cs="Courier New" w:eastAsia="Courier New" w:hAnsi="Courier New"/>
+          <w:sz w:val="24"/>
+          <w:szCs w:val="24"/>
+          <w:highlight w:val="white"/>
+        </w:rPr>
+      </w:pPr>
+      <w:r>
+        <w:rPr>
+          <w:rFonts w:ascii="Courier New" w:cs="Courier New" w:eastAsia="Courier New" w:hAnsi="Courier New"/>
+          <w:sz w:val="24"/>
+          <w:szCs w:val="24"/>
+          <w:highlight w:val="white"/>
+          <w:rtl w:val="0"/>
+        </w:rPr>
+        <w:t xml:space="preserve">    -- Chaves estrangeiras</w:t>
+      </w:r>
+    </w:p>
+    <w:p>
+      <w:pPr>
+        <w:spacing w:line="240" w:lineRule="auto"/>
+        <w:ind w:left="2267.716535433071" w:firstLine="708.6614173228347"/>
+        <w:rPr>
+          <w:rFonts w:ascii="Courier New" w:cs="Courier New" w:eastAsia="Courier New" w:hAnsi="Courier New"/>
+          <w:sz w:val="24"/>
+          <w:szCs w:val="24"/>
+          <w:highlight w:val="white"/>
+        </w:rPr>
+      </w:pPr>
+      <w:r>
+        <w:rPr>
+          <w:rFonts w:ascii="Courier New" w:cs="Courier New" w:eastAsia="Courier New" w:hAnsi="Courier New"/>
+          <w:sz w:val="24"/>
+          <w:szCs w:val="24"/>
+          <w:highlight w:val="white"/>
+          <w:rtl w:val="0"/>
+        </w:rPr>
+        <w:t xml:space="preserve">    SegmentoClassificacaoID INT NULL,   -- FK opcional (NÃO obrigatória)</w:t>
+      </w:r>
+    </w:p>
+    <w:p>
+      <w:pPr>
+        <w:spacing w:line="240" w:lineRule="auto"/>
+        <w:ind w:left="2267.716535433071" w:firstLine="708.6614173228347"/>
+        <w:rPr>
+          <w:rFonts w:ascii="Courier New" w:cs="Courier New" w:eastAsia="Courier New" w:hAnsi="Courier New"/>
+          <w:sz w:val="24"/>
+          <w:szCs w:val="24"/>
+          <w:highlight w:val="white"/>
+        </w:rPr>
+      </w:pPr>
+      <w:r>
+        <w:rPr>
+          <w:rFonts w:ascii="Courier New" w:cs="Courier New" w:eastAsia="Courier New" w:hAnsi="Courier New"/>
+          <w:sz w:val="24"/>
+          <w:szCs w:val="24"/>
+          <w:highlight w:val="white"/>
+          <w:rtl w:val="0"/>
+        </w:rPr>
+        <w:t xml:space="preserve">    SetorEconomicoID INT NOT NULL,      -- FK obrigatória</w:t>
+      </w:r>
+    </w:p>
+    <w:p>
+      <w:pPr>
+        <w:spacing w:line="240" w:lineRule="auto"/>
+        <w:ind w:left="2267.716535433071" w:firstLine="708.6614173228347"/>
+        <w:rPr>
+          <w:rFonts w:ascii="Courier New" w:cs="Courier New" w:eastAsia="Courier New" w:hAnsi="Courier New"/>
+          <w:sz w:val="24"/>
+          <w:szCs w:val="24"/>
+          <w:highlight w:val="white"/>
+        </w:rPr>
+      </w:pPr>
+      <w:r>
+        <w:rPr>
+          <w:rFonts w:ascii="Courier New" w:cs="Courier New" w:eastAsia="Courier New" w:hAnsi="Courier New"/>
+          <w:sz w:val="24"/>
+          <w:szCs w:val="24"/>
+          <w:highlight w:val="white"/>
+          <w:rtl w:val="0"/>
+        </w:rPr>
+        <w:t xml:space="preserve">    SubsetorID INT NOT NULL,            -- FK obrigatória</w:t>
+      </w:r>
+    </w:p>
+    <w:p>
+      <w:pPr>
+        <w:spacing w:line="240" w:lineRule="auto"/>
+        <w:ind w:left="2267.716535433071" w:firstLine="708.6614173228347"/>
+        <w:rPr>
+          <w:rFonts w:ascii="Courier New" w:cs="Courier New" w:eastAsia="Courier New" w:hAnsi="Courier New"/>
+          <w:sz w:val="24"/>
+          <w:szCs w:val="24"/>
+          <w:highlight w:val="white"/>
+        </w:rPr>
+      </w:pPr>
+      <w:r>
+        <w:rPr>
+          <w:rFonts w:ascii="Courier New" w:cs="Courier New" w:eastAsia="Courier New" w:hAnsi="Courier New"/>
+          <w:sz w:val="24"/>
+          <w:szCs w:val="24"/>
+          <w:highlight w:val="white"/>
+          <w:rtl w:val="0"/>
+        </w:rPr>
+        <w:t xml:space="preserve">    SegmentoID INT NOT NULL,            -- FK obrigatória</w:t>
+      </w:r>
+    </w:p>
+    <w:p>
+      <w:pPr>
+        <w:spacing w:line="240" w:lineRule="auto"/>
+        <w:ind w:left="2267.716535433071" w:firstLine="708.6614173228347"/>
+        <w:rPr>
+          <w:rFonts w:ascii="Courier New" w:cs="Courier New" w:eastAsia="Courier New" w:hAnsi="Courier New"/>
+          <w:sz w:val="24"/>
+          <w:szCs w:val="24"/>
+          <w:highlight w:val="white"/>
+        </w:rPr>
+      </w:pPr>
+      <w:r>
+        <w:rPr>
+          <w:rtl w:val="0"/>
+        </w:rPr>
+      </w:r>
+    </w:p>
+    <w:p>
+      <w:pPr>
+        <w:spacing w:line="240" w:lineRule="auto"/>
+        <w:ind w:left="2267.716535433071" w:firstLine="708.6614173228347"/>
+        <w:rPr>
+          <w:rFonts w:ascii="Courier New" w:cs="Courier New" w:eastAsia="Courier New" w:hAnsi="Courier New"/>
+          <w:sz w:val="24"/>
+          <w:szCs w:val="24"/>
+          <w:highlight w:val="white"/>
+        </w:rPr>
+      </w:pPr>
+      <w:r>
+        <w:rPr>
+          <w:rFonts w:ascii="Courier New" w:cs="Courier New" w:eastAsia="Courier New" w:hAnsi="Courier New"/>
+          <w:sz w:val="24"/>
+          <w:szCs w:val="24"/>
+          <w:highlight w:val="white"/>
+          <w:rtl w:val="0"/>
+        </w:rPr>
+        <w:t xml:space="preserve">    -- Definição das chaves estrangeiras</w:t>
+      </w:r>
+    </w:p>
+    <w:p>
+      <w:pPr>
+        <w:spacing w:line="240" w:lineRule="auto"/>
+        <w:ind w:left="2267.716535433071" w:firstLine="708.6614173228347"/>
+        <w:rPr>
+          <w:rFonts w:ascii="Courier New" w:cs="Courier New" w:eastAsia="Courier New" w:hAnsi="Courier New"/>
+          <w:sz w:val="24"/>
+          <w:szCs w:val="24"/>
+          <w:highlight w:val="white"/>
+        </w:rPr>
+      </w:pPr>
+      <w:r>
+        <w:rPr>
+          <w:rFonts w:ascii="Courier New" w:cs="Courier New" w:eastAsia="Courier New" w:hAnsi="Courier New"/>
+          <w:sz w:val="24"/>
+          <w:szCs w:val="24"/>
+          <w:highlight w:val="white"/>
+          <w:rtl w:val="0"/>
+        </w:rPr>
+        <w:t xml:space="preserve">    CONSTRAINT FK_Empresa_SegmentoClassificacao FOREIGN KEY (SegmentoClassificacaoID) </w:t>
+      </w:r>
+    </w:p>
+    <w:p>
+      <w:pPr>
+        <w:spacing w:line="240" w:lineRule="auto"/>
+        <w:ind w:left="2267.716535433071" w:firstLine="708.6614173228347"/>
+        <w:rPr>
+          <w:rFonts w:ascii="Courier New" w:cs="Courier New" w:eastAsia="Courier New" w:hAnsi="Courier New"/>
+          <w:sz w:val="24"/>
+          <w:szCs w:val="24"/>
+          <w:highlight w:val="white"/>
+        </w:rPr>
+      </w:pPr>
+      <w:r>
+        <w:rPr>
+          <w:rFonts w:ascii="Courier New" w:cs="Courier New" w:eastAsia="Courier New" w:hAnsi="Courier New"/>
+          <w:sz w:val="24"/>
+          <w:szCs w:val="24"/>
+          <w:highlight w:val="white"/>
+          <w:rtl w:val="0"/>
+        </w:rPr>
+        <w:t xml:space="preserve">        REFERENCES dbo.SegmentoClassificacao(ID),</w:t>
+      </w:r>
+    </w:p>
+    <w:p>
+      <w:pPr>
+        <w:spacing w:line="240" w:lineRule="auto"/>
+        <w:ind w:left="2267.716535433071" w:firstLine="708.6614173228347"/>
+        <w:rPr>
+          <w:rFonts w:ascii="Courier New" w:cs="Courier New" w:eastAsia="Courier New" w:hAnsi="Courier New"/>
+          <w:sz w:val="24"/>
+          <w:szCs w:val="24"/>
+          <w:highlight w:val="white"/>
+        </w:rPr>
+      </w:pPr>
+      <w:r>
+        <w:rPr>
+          <w:rFonts w:ascii="Courier New" w:cs="Courier New" w:eastAsia="Courier New" w:hAnsi="Courier New"/>
+          <w:sz w:val="24"/>
+          <w:szCs w:val="24"/>
+          <w:highlight w:val="white"/>
+          <w:rtl w:val="0"/>
+        </w:rPr>
+        <w:t xml:space="preserve">    </w:t>
+      </w:r>
+    </w:p>
+    <w:p>
+      <w:pPr>
+        <w:spacing w:line="240" w:lineRule="auto"/>
+        <w:ind w:left="2267.716535433071" w:firstLine="708.6614173228347"/>
+        <w:rPr>
+          <w:rFonts w:ascii="Courier New" w:cs="Courier New" w:eastAsia="Courier New" w:hAnsi="Courier New"/>
+          <w:sz w:val="24"/>
+          <w:szCs w:val="24"/>
+          <w:highlight w:val="white"/>
+        </w:rPr>
+      </w:pPr>
+      <w:r>
+        <w:rPr>
+          <w:rFonts w:ascii="Courier New" w:cs="Courier New" w:eastAsia="Courier New" w:hAnsi="Courier New"/>
+          <w:sz w:val="24"/>
+          <w:szCs w:val="24"/>
+          <w:highlight w:val="white"/>
+          <w:rtl w:val="0"/>
+        </w:rPr>
+        <w:t xml:space="preserve">    CONSTRAINT FK_Empresa_SetorEconomico FOREIGN KEY (SetorEconomicoID) </w:t>
+      </w:r>
+    </w:p>
+    <w:p>
+      <w:pPr>
+        <w:spacing w:line="240" w:lineRule="auto"/>
+        <w:ind w:left="2267.716535433071" w:firstLine="708.6614173228347"/>
+        <w:rPr>
+          <w:rFonts w:ascii="Courier New" w:cs="Courier New" w:eastAsia="Courier New" w:hAnsi="Courier New"/>
+          <w:sz w:val="24"/>
+          <w:szCs w:val="24"/>
+          <w:highlight w:val="white"/>
+        </w:rPr>
+      </w:pPr>
+      <w:r>
+        <w:rPr>
+          <w:rFonts w:ascii="Courier New" w:cs="Courier New" w:eastAsia="Courier New" w:hAnsi="Courier New"/>
+          <w:sz w:val="24"/>
+          <w:szCs w:val="24"/>
+          <w:highlight w:val="white"/>
+          <w:rtl w:val="0"/>
+        </w:rPr>
+        <w:t xml:space="preserve">        REFERENCES dbo.SetorEconomico(ID),</w:t>
+      </w:r>
+    </w:p>
+    <w:p>
+      <w:pPr>
+        <w:spacing w:line="240" w:lineRule="auto"/>
+        <w:ind w:left="2267.716535433071" w:firstLine="708.6614173228347"/>
+        <w:rPr>
+          <w:rFonts w:ascii="Courier New" w:cs="Courier New" w:eastAsia="Courier New" w:hAnsi="Courier New"/>
+          <w:sz w:val="24"/>
+          <w:szCs w:val="24"/>
+          <w:highlight w:val="white"/>
+        </w:rPr>
+      </w:pPr>
+      <w:r>
+        <w:rPr>
+          <w:rFonts w:ascii="Courier New" w:cs="Courier New" w:eastAsia="Courier New" w:hAnsi="Courier New"/>
+          <w:sz w:val="24"/>
+          <w:szCs w:val="24"/>
+          <w:highlight w:val="white"/>
+          <w:rtl w:val="0"/>
+        </w:rPr>
+        <w:t xml:space="preserve">    </w:t>
+      </w:r>
+    </w:p>
+    <w:p>
+      <w:pPr>
+        <w:spacing w:line="240" w:lineRule="auto"/>
+        <w:ind w:left="2267.716535433071" w:firstLine="708.6614173228347"/>
+        <w:rPr>
+          <w:rFonts w:ascii="Courier New" w:cs="Courier New" w:eastAsia="Courier New" w:hAnsi="Courier New"/>
+          <w:sz w:val="24"/>
+          <w:szCs w:val="24"/>
+          <w:highlight w:val="white"/>
+        </w:rPr>
+      </w:pPr>
+      <w:r>
+        <w:rPr>
+          <w:rFonts w:ascii="Courier New" w:cs="Courier New" w:eastAsia="Courier New" w:hAnsi="Courier New"/>
+          <w:sz w:val="24"/>
+          <w:szCs w:val="24"/>
+          <w:highlight w:val="white"/>
+          <w:rtl w:val="0"/>
+        </w:rPr>
+        <w:t xml:space="preserve">    CONSTRAINT FK_Empresa_Subsetor FOREIGN KEY (SubsetorID) </w:t>
+      </w:r>
+    </w:p>
+    <w:p>
+      <w:pPr>
+        <w:spacing w:line="240" w:lineRule="auto"/>
+        <w:ind w:left="2267.716535433071" w:firstLine="708.6614173228347"/>
+        <w:rPr>
+          <w:rFonts w:ascii="Courier New" w:cs="Courier New" w:eastAsia="Courier New" w:hAnsi="Courier New"/>
+          <w:sz w:val="24"/>
+          <w:szCs w:val="24"/>
+          <w:highlight w:val="white"/>
+        </w:rPr>
+      </w:pPr>
+      <w:r>
+        <w:rPr>
+          <w:rFonts w:ascii="Courier New" w:cs="Courier New" w:eastAsia="Courier New" w:hAnsi="Courier New"/>
+          <w:sz w:val="24"/>
+          <w:szCs w:val="24"/>
+          <w:highlight w:val="white"/>
+          <w:rtl w:val="0"/>
+        </w:rPr>
+        <w:t xml:space="preserve">        REFERENCES dbo.Subsetor(ID),</w:t>
+      </w:r>
+    </w:p>
+    <w:p>
+      <w:pPr>
+        <w:spacing w:line="240" w:lineRule="auto"/>
+        <w:ind w:left="2267.716535433071" w:firstLine="708.6614173228347"/>
+        <w:rPr>
+          <w:rFonts w:ascii="Courier New" w:cs="Courier New" w:eastAsia="Courier New" w:hAnsi="Courier New"/>
+          <w:sz w:val="24"/>
+          <w:szCs w:val="24"/>
+          <w:highlight w:val="white"/>
+        </w:rPr>
+      </w:pPr>
+      <w:r>
+        <w:rPr>
+          <w:rFonts w:ascii="Courier New" w:cs="Courier New" w:eastAsia="Courier New" w:hAnsi="Courier New"/>
+          <w:sz w:val="24"/>
+          <w:szCs w:val="24"/>
+          <w:highlight w:val="white"/>
+          <w:rtl w:val="0"/>
+        </w:rPr>
+        <w:t xml:space="preserve">    </w:t>
+      </w:r>
+    </w:p>
+    <w:p>
+      <w:pPr>
+        <w:spacing w:line="240" w:lineRule="auto"/>
+        <w:ind w:left="2267.716535433071" w:firstLine="708.6614173228347"/>
+        <w:rPr>
+          <w:rFonts w:ascii="Courier New" w:cs="Courier New" w:eastAsia="Courier New" w:hAnsi="Courier New"/>
+          <w:sz w:val="24"/>
+          <w:szCs w:val="24"/>
+          <w:highlight w:val="white"/>
+        </w:rPr>
+      </w:pPr>
+      <w:r>
+        <w:rPr>
+          <w:rFonts w:ascii="Courier New" w:cs="Courier New" w:eastAsia="Courier New" w:hAnsi="Courier New"/>
+          <w:sz w:val="24"/>
+          <w:szCs w:val="24"/>
+          <w:highlight w:val="white"/>
+          <w:rtl w:val="0"/>
+        </w:rPr>
+        <w:t xml:space="preserve">    CONSTRAINT FK_Empresa_Segmento FOREIGN KEY (SegmentoID) </w:t>
+      </w:r>
+    </w:p>
+    <w:p>
+      <w:pPr>
+        <w:spacing w:line="240" w:lineRule="auto"/>
+        <w:ind w:left="2267.716535433071" w:firstLine="708.6614173228347"/>
+        <w:rPr>
+          <w:rFonts w:ascii="Courier New" w:cs="Courier New" w:eastAsia="Courier New" w:hAnsi="Courier New"/>
+          <w:sz w:val="24"/>
+          <w:szCs w:val="24"/>
+          <w:highlight w:val="white"/>
+        </w:rPr>
+      </w:pPr>
+      <w:r>
+        <w:rPr>
+          <w:rFonts w:ascii="Courier New" w:cs="Courier New" w:eastAsia="Courier New" w:hAnsi="Courier New"/>
+          <w:sz w:val="24"/>
+          <w:szCs w:val="24"/>
+          <w:highlight w:val="white"/>
+          <w:rtl w:val="0"/>
+        </w:rPr>
+        <w:t xml:space="preserve">        REFERENCES dbo.Segmento(ID)</w:t>
+      </w:r>
+    </w:p>
+    <w:p>
+      <w:pPr>
+        <w:spacing w:line="240" w:lineRule="auto"/>
+        <w:ind w:left="2267.716535433071" w:firstLine="708.6614173228347"/>
+        <w:rPr>
+          <w:rFonts w:ascii="Courier New" w:cs="Courier New" w:eastAsia="Courier New" w:hAnsi="Courier New"/>
+          <w:sz w:val="24"/>
+          <w:szCs w:val="24"/>
+          <w:highlight w:val="white"/>
+        </w:rPr>
+      </w:pPr>
+      <w:r>
+        <w:rPr>
+          <w:rFonts w:ascii="Courier New" w:cs="Courier New" w:eastAsia="Courier New" w:hAnsi="Courier New"/>
+          <w:sz w:val="24"/>
+          <w:szCs w:val="24"/>
+          <w:highlight w:val="white"/>
+          <w:rtl w:val="0"/>
+        </w:rPr>
+        <w:t xml:space="preserve">);</w:t>
+      </w:r>
+    </w:p>
+    <w:p>
+      <w:pPr>
+        <w:spacing w:line="360" w:lineRule="auto"/>
+        <w:ind w:firstLine="708"/>
+        <w:rPr>
+          <w:highlight w:val="white"/>
+        </w:rPr>
+      </w:pPr>
+      <w:r>
+        <w:rPr>
+          <w:rtl w:val="0"/>
+        </w:rPr>
+      </w:r>
+    </w:p>
+    <w:p>
+      <w:pPr>
+        <w:spacing w:line="360" w:lineRule="auto"/>
+        <w:ind w:firstLine="708"/>
+        <w:rPr>
+          <w:highlight w:val="white"/>
+        </w:rPr>
+      </w:pPr>
+      <w:r>
+        <w:rPr>
+          <w:highlight w:val="white"/>
+          <w:rtl w:val="0"/>
+        </w:rPr>
+        <w:t xml:space="preserve">seguindo o padrão: </w:t>
+      </w:r>
+    </w:p>
+    <w:p>
+      <w:pPr>
+        <w:spacing w:line="360" w:lineRule="auto"/>
+        <w:ind w:firstLine="708"/>
+        <w:rPr>
+          <w:highlight w:val="white"/>
+        </w:rPr>
+      </w:pPr>
+      <w:r>
+        <w:rPr>
+          <w:rtl w:val="0"/>
+        </w:rPr>
+      </w:r>
+    </w:p>
+    <w:p>
+      <w:pPr>
+        <w:spacing w:line="240" w:lineRule="auto"/>
+        <w:ind w:left="2267.716535433071" w:firstLine="708.6614173228347"/>
+        <w:rPr>
+          <w:rFonts w:ascii="Courier New" w:cs="Courier New" w:eastAsia="Courier New" w:hAnsi="Courier New"/>
+          <w:sz w:val="24"/>
+          <w:szCs w:val="24"/>
+          <w:highlight w:val="white"/>
+        </w:rPr>
+      </w:pPr>
+      <w:r>
+        <w:rPr>
+          <w:rFonts w:ascii="Courier New" w:cs="Courier New" w:eastAsia="Courier New" w:hAnsi="Courier New"/>
+          <w:sz w:val="24"/>
+          <w:szCs w:val="24"/>
+          <w:highlight w:val="white"/>
+          <w:rtl w:val="0"/>
+        </w:rPr>
+        <w:t xml:space="preserve">def get_all_segmento(self) -&gt; List[Tuple[int, str]]:</w:t>
+      </w:r>
+    </w:p>
+    <w:p>
+      <w:pPr>
+        <w:spacing w:line="240" w:lineRule="auto"/>
+        <w:ind w:left="2267.716535433071" w:firstLine="708.6614173228347"/>
+        <w:rPr>
+          <w:rFonts w:ascii="Courier New" w:cs="Courier New" w:eastAsia="Courier New" w:hAnsi="Courier New"/>
+          <w:sz w:val="24"/>
+          <w:szCs w:val="24"/>
+          <w:highlight w:val="white"/>
+        </w:rPr>
+      </w:pPr>
+      <w:r>
+        <w:rPr>
+          <w:rFonts w:ascii="Courier New" w:cs="Courier New" w:eastAsia="Courier New" w:hAnsi="Courier New"/>
+          <w:sz w:val="24"/>
+          <w:szCs w:val="24"/>
+          <w:highlight w:val="white"/>
+          <w:rtl w:val="0"/>
+        </w:rPr>
+        <w:t xml:space="preserve">        conn = get_db_connection()</w:t>
+      </w:r>
+    </w:p>
+    <w:p>
+      <w:pPr>
+        <w:spacing w:line="240" w:lineRule="auto"/>
+        <w:ind w:left="2267.716535433071" w:firstLine="708.6614173228347"/>
+        <w:rPr>
+          <w:rFonts w:ascii="Courier New" w:cs="Courier New" w:eastAsia="Courier New" w:hAnsi="Courier New"/>
+          <w:sz w:val="24"/>
+          <w:szCs w:val="24"/>
+          <w:highlight w:val="white"/>
+        </w:rPr>
+      </w:pPr>
+      <w:r>
+        <w:rPr>
+          <w:rFonts w:ascii="Courier New" w:cs="Courier New" w:eastAsia="Courier New" w:hAnsi="Courier New"/>
+          <w:sz w:val="24"/>
+          <w:szCs w:val="24"/>
+          <w:highlight w:val="white"/>
+          <w:rtl w:val="0"/>
+        </w:rPr>
+        <w:t xml:space="preserve">        cursor = conn.cursor()</w:t>
+      </w:r>
+    </w:p>
+    <w:p>
+      <w:pPr>
+        <w:spacing w:line="240" w:lineRule="auto"/>
+        <w:ind w:left="2267.716535433071" w:firstLine="708.6614173228347"/>
+        <w:rPr>
+          <w:rFonts w:ascii="Courier New" w:cs="Courier New" w:eastAsia="Courier New" w:hAnsi="Courier New"/>
+          <w:sz w:val="24"/>
+          <w:szCs w:val="24"/>
+          <w:highlight w:val="white"/>
+        </w:rPr>
+      </w:pPr>
+      <w:r>
+        <w:rPr>
+          <w:rFonts w:ascii="Courier New" w:cs="Courier New" w:eastAsia="Courier New" w:hAnsi="Courier New"/>
+          <w:sz w:val="24"/>
+          <w:szCs w:val="24"/>
+          <w:highlight w:val="white"/>
+          <w:rtl w:val="0"/>
+        </w:rPr>
+        <w:t xml:space="preserve">        query = "SELECT ID, Descritivo FROM dbo.Segmento"</w:t>
+      </w:r>
+    </w:p>
+    <w:p>
+      <w:pPr>
+        <w:spacing w:line="240" w:lineRule="auto"/>
+        <w:ind w:left="2267.716535433071" w:firstLine="708.6614173228347"/>
+        <w:rPr>
+          <w:rFonts w:ascii="Courier New" w:cs="Courier New" w:eastAsia="Courier New" w:hAnsi="Courier New"/>
+          <w:sz w:val="24"/>
+          <w:szCs w:val="24"/>
+          <w:highlight w:val="white"/>
+        </w:rPr>
+      </w:pPr>
+      <w:r>
+        <w:rPr>
+          <w:rFonts w:ascii="Courier New" w:cs="Courier New" w:eastAsia="Courier New" w:hAnsi="Courier New"/>
+          <w:sz w:val="24"/>
+          <w:szCs w:val="24"/>
+          <w:highlight w:val="white"/>
+          <w:rtl w:val="0"/>
+        </w:rPr>
+        <w:t xml:space="preserve">        cursor.execute(query)</w:t>
+      </w:r>
+    </w:p>
+    <w:p>
+      <w:pPr>
+        <w:spacing w:line="240" w:lineRule="auto"/>
+        <w:ind w:left="2267.716535433071" w:firstLine="708.6614173228347"/>
+        <w:rPr>
+          <w:rFonts w:ascii="Courier New" w:cs="Courier New" w:eastAsia="Courier New" w:hAnsi="Courier New"/>
+          <w:sz w:val="24"/>
+          <w:szCs w:val="24"/>
+          <w:highlight w:val="white"/>
+        </w:rPr>
+      </w:pPr>
+      <w:r>
+        <w:rPr>
+          <w:rFonts w:ascii="Courier New" w:cs="Courier New" w:eastAsia="Courier New" w:hAnsi="Courier New"/>
+          <w:sz w:val="24"/>
+          <w:szCs w:val="24"/>
+          <w:highlight w:val="white"/>
+          <w:rtl w:val="0"/>
+        </w:rPr>
+        <w:t xml:space="preserve">        result = cursor.fetchall()</w:t>
+      </w:r>
+    </w:p>
+    <w:p>
+      <w:pPr>
+        <w:spacing w:line="240" w:lineRule="auto"/>
+        <w:ind w:left="2267.716535433071" w:firstLine="708.6614173228347"/>
+        <w:rPr>
+          <w:rFonts w:ascii="Courier New" w:cs="Courier New" w:eastAsia="Courier New" w:hAnsi="Courier New"/>
+          <w:sz w:val="24"/>
+          <w:szCs w:val="24"/>
+          <w:highlight w:val="white"/>
+        </w:rPr>
+      </w:pPr>
+      <w:r>
+        <w:rPr>
+          <w:rFonts w:ascii="Courier New" w:cs="Courier New" w:eastAsia="Courier New" w:hAnsi="Courier New"/>
+          <w:sz w:val="24"/>
+          <w:szCs w:val="24"/>
+          <w:highlight w:val="white"/>
+          <w:rtl w:val="0"/>
+        </w:rPr>
+        <w:t xml:space="preserve">        conn.close()</w:t>
+      </w:r>
+    </w:p>
+    <w:p>
+      <w:pPr>
+        <w:spacing w:line="240" w:lineRule="auto"/>
+        <w:ind w:left="2267.716535433071" w:firstLine="708.6614173228347"/>
+        <w:rPr>
+          <w:rFonts w:ascii="Courier New" w:cs="Courier New" w:eastAsia="Courier New" w:hAnsi="Courier New"/>
+          <w:sz w:val="24"/>
+          <w:szCs w:val="24"/>
+          <w:highlight w:val="white"/>
+        </w:rPr>
+      </w:pPr>
+      <w:r>
+        <w:rPr>
+          <w:rFonts w:ascii="Courier New" w:cs="Courier New" w:eastAsia="Courier New" w:hAnsi="Courier New"/>
+          <w:sz w:val="24"/>
+          <w:szCs w:val="24"/>
+          <w:highlight w:val="white"/>
+          <w:rtl w:val="0"/>
+        </w:rPr>
+        <w:t xml:space="preserve">        return [(row.ID, row.Descritivo) for row in result]</w:t>
+      </w:r>
+    </w:p>
+    <w:p>
+      <w:pPr>
+        <w:spacing w:line="240" w:lineRule="auto"/>
+        <w:ind w:left="2267.716535433071" w:firstLine="708.6614173228347"/>
+        <w:rPr>
+          <w:rFonts w:ascii="Courier New" w:cs="Courier New" w:eastAsia="Courier New" w:hAnsi="Courier New"/>
+          <w:sz w:val="24"/>
+          <w:szCs w:val="24"/>
+          <w:highlight w:val="white"/>
+        </w:rPr>
+      </w:pPr>
+      <w:r>
+        <w:rPr>
+          <w:rtl w:val="0"/>
+        </w:rPr>
+      </w:r>
+    </w:p>
+    <w:p>
+      <w:pPr>
+        <w:spacing w:line="360" w:lineRule="auto"/>
+        <w:ind w:left="720" w:firstLine="720"/>
+        <w:jc w:val="left"/>
+        <w:rPr>
+          <w:highlight w:val="white"/>
+        </w:rPr>
+      </w:pPr>
+      <w:r>
+        <w:rPr>
+          <w:highlight w:val="white"/>
+          <w:rtl w:val="0"/>
+        </w:rPr>
+        <w:t xml:space="preserve">Fonte: Elaborado pelo autor (2025)</w:t>
+      </w:r>
+    </w:p>
+    <w:p>
+      <w:pPr>
+        <w:spacing w:line="360" w:lineRule="auto"/>
+        <w:ind w:left="720" w:firstLine="720"/>
+        <w:jc w:val="left"/>
+        <w:rPr>
+          <w:highlight w:val="white"/>
+        </w:rPr>
+      </w:pPr>
+      <w:r>
+        <w:rPr>
+          <w:rtl w:val="0"/>
+        </w:rPr>
+      </w:r>
+    </w:p>
+    <w:p>
+      <w:pPr>
+        <w:spacing w:line="360" w:lineRule="auto"/>
+        <w:ind w:firstLine="708"/>
         <w:rPr>
           <w:b w:val="1"/>
-          <w:rtl w:val="0"/>
-        </w:rPr>
-        <w:t xml:space="preserve">Importação de dados sobre as ações</w:t>
-      </w:r>
-      <w:r>
-        <w:rPr>
-          <w:rtl w:val="0"/>
-        </w:rPr>
+          <w:highlight w:val="white"/>
+        </w:rPr>
+      </w:pPr>
+      <w:r>
+        <w:rPr>
+          <w:b w:val="1"/>
+          <w:highlight w:val="white"/>
+          <w:rtl w:val="0"/>
+        </w:rPr>
+        <w:t xml:space="preserve">4- Consumir dados de APIs externas</w:t>
       </w:r>
     </w:p>
     <w:p>
@@ -11786,7 +14785,117 @@
           <w:highlight w:val="white"/>
           <w:rtl w:val="0"/>
         </w:rPr>
-        <w:t xml:space="preserve">Como criar uma API na FastAPI que leia um arquivo em Excel,</w:t>
+        <w:t xml:space="preserve">Como consumir dados do seguinte endereço https://api.bcb.gov.br/dados/serie/bcdata.sgs.12/dados?formato=json&amp;dataInicial=08/04/2015&amp;dataFinal=08/04/2025 por meio de um adapter (design pattern) em clean archtecute usando FastAPI e salvando os dados consumidos na tabela </w:t>
+      </w:r>
+    </w:p>
+    <w:p>
+      <w:pPr>
+        <w:spacing w:line="240" w:lineRule="auto"/>
+        <w:ind w:left="2267.716535433071" w:firstLine="708.6614173228347"/>
+        <w:rPr>
+          <w:rFonts w:ascii="Courier New" w:cs="Courier New" w:eastAsia="Courier New" w:hAnsi="Courier New"/>
+          <w:sz w:val="24"/>
+          <w:szCs w:val="24"/>
+          <w:highlight w:val="white"/>
+        </w:rPr>
+      </w:pPr>
+      <w:r>
+        <w:rPr>
+          <w:rFonts w:ascii="Courier New" w:cs="Courier New" w:eastAsia="Courier New" w:hAnsi="Courier New"/>
+          <w:sz w:val="24"/>
+          <w:szCs w:val="24"/>
+          <w:highlight w:val="white"/>
+          <w:rtl w:val="0"/>
+        </w:rPr>
+        <w:t xml:space="preserve">CREATE TABLE CDI_Diario (</w:t>
+      </w:r>
+    </w:p>
+    <w:p>
+      <w:pPr>
+        <w:spacing w:line="240" w:lineRule="auto"/>
+        <w:ind w:left="2267.716535433071" w:firstLine="708.6614173228347"/>
+        <w:rPr>
+          <w:rFonts w:ascii="Courier New" w:cs="Courier New" w:eastAsia="Courier New" w:hAnsi="Courier New"/>
+          <w:sz w:val="24"/>
+          <w:szCs w:val="24"/>
+          <w:highlight w:val="white"/>
+        </w:rPr>
+      </w:pPr>
+      <w:r>
+        <w:rPr>
+          <w:rFonts w:ascii="Courier New" w:cs="Courier New" w:eastAsia="Courier New" w:hAnsi="Courier New"/>
+          <w:sz w:val="24"/>
+          <w:szCs w:val="24"/>
+          <w:highlight w:val="white"/>
+          <w:rtl w:val="0"/>
+        </w:rPr>
+        <w:t xml:space="preserve">    Data DATE NOT NULL,</w:t>
+      </w:r>
+    </w:p>
+    <w:p>
+      <w:pPr>
+        <w:spacing w:line="240" w:lineRule="auto"/>
+        <w:ind w:left="2267.716535433071" w:firstLine="708.6614173228347"/>
+        <w:rPr>
+          <w:rFonts w:ascii="Courier New" w:cs="Courier New" w:eastAsia="Courier New" w:hAnsi="Courier New"/>
+          <w:sz w:val="24"/>
+          <w:szCs w:val="24"/>
+          <w:highlight w:val="white"/>
+        </w:rPr>
+      </w:pPr>
+      <w:r>
+        <w:rPr>
+          <w:rFonts w:ascii="Courier New" w:cs="Courier New" w:eastAsia="Courier New" w:hAnsi="Courier New"/>
+          <w:sz w:val="24"/>
+          <w:szCs w:val="24"/>
+          <w:highlight w:val="white"/>
+          <w:rtl w:val="0"/>
+        </w:rPr>
+        <w:t xml:space="preserve">    Valor FLOAT NOT NULL,</w:t>
+      </w:r>
+    </w:p>
+    <w:p>
+      <w:pPr>
+        <w:spacing w:line="240" w:lineRule="auto"/>
+        <w:ind w:left="2267.716535433071" w:firstLine="708.6614173228347"/>
+        <w:rPr>
+          <w:rFonts w:ascii="Courier New" w:cs="Courier New" w:eastAsia="Courier New" w:hAnsi="Courier New"/>
+          <w:sz w:val="24"/>
+          <w:szCs w:val="24"/>
+          <w:highlight w:val="white"/>
+        </w:rPr>
+      </w:pPr>
+      <w:r>
+        <w:rPr>
+          <w:rFonts w:ascii="Courier New" w:cs="Courier New" w:eastAsia="Courier New" w:hAnsi="Courier New"/>
+          <w:sz w:val="24"/>
+          <w:szCs w:val="24"/>
+          <w:highlight w:val="white"/>
+          <w:rtl w:val="0"/>
+        </w:rPr>
+        <w:t xml:space="preserve">    PRIMARY KEY (Data)</w:t>
+      </w:r>
+    </w:p>
+    <w:p>
+      <w:pPr>
+        <w:spacing w:line="240" w:lineRule="auto"/>
+        <w:ind w:left="2267.716535433071" w:firstLine="708.6614173228347"/>
+        <w:rPr>
+          <w:rFonts w:ascii="Courier New" w:cs="Courier New" w:eastAsia="Courier New" w:hAnsi="Courier New"/>
+          <w:sz w:val="24"/>
+          <w:szCs w:val="24"/>
+          <w:highlight w:val="white"/>
+        </w:rPr>
+      </w:pPr>
+      <w:r>
+        <w:rPr>
+          <w:rFonts w:ascii="Courier New" w:cs="Courier New" w:eastAsia="Courier New" w:hAnsi="Courier New"/>
+          <w:sz w:val="24"/>
+          <w:szCs w:val="24"/>
+          <w:highlight w:val="white"/>
+          <w:rtl w:val="0"/>
+        </w:rPr>
+        <w:t xml:space="preserve">);</w:t>
       </w:r>
     </w:p>
     <w:p>
@@ -11799,10 +14908,8 @@
       </w:pPr>
       <w:r>
         <w:rPr>
-          <w:highlight w:val="white"/>
-          <w:rtl w:val="0"/>
-        </w:rPr>
-        <w:t xml:space="preserve">leia os dados da coluna A da linha 521 até a linha 529 e salve na tabela </w:t>
+          <w:rtl w:val="0"/>
+        </w:rPr>
       </w:r>
     </w:p>
     <w:p>
@@ -11815,10 +14922,8 @@
       </w:pPr>
       <w:r>
         <w:rPr>
-          <w:highlight w:val="white"/>
-          <w:rtl w:val="0"/>
-        </w:rPr>
-        <w:t xml:space="preserve">CREATE TABLE dbo.SegmentoClassificacao (</w:t>
+          <w:rtl w:val="0"/>
+        </w:rPr>
       </w:r>
     </w:p>
     <w:p>
@@ -11834,7 +14939,117 @@
           <w:highlight w:val="white"/>
           <w:rtl w:val="0"/>
         </w:rPr>
-        <w:t xml:space="preserve">    ID INT IDENTITY(1,1) PRIMARY KEY,  -- Chave primária autoincrementada</w:t>
+        <w:t xml:space="preserve">Como fazer uma API que consulte os dados na tabela usando filtro de data inicial e final</w:t>
+      </w:r>
+    </w:p>
+    <w:p>
+      <w:pPr>
+        <w:spacing w:line="240" w:lineRule="auto"/>
+        <w:ind w:left="2267.716535433071" w:firstLine="708.6614173228347"/>
+        <w:rPr>
+          <w:rFonts w:ascii="Courier New" w:cs="Courier New" w:eastAsia="Courier New" w:hAnsi="Courier New"/>
+          <w:sz w:val="24"/>
+          <w:szCs w:val="24"/>
+          <w:highlight w:val="white"/>
+        </w:rPr>
+      </w:pPr>
+      <w:r>
+        <w:rPr>
+          <w:rFonts w:ascii="Courier New" w:cs="Courier New" w:eastAsia="Courier New" w:hAnsi="Courier New"/>
+          <w:sz w:val="24"/>
+          <w:szCs w:val="24"/>
+          <w:highlight w:val="white"/>
+          <w:rtl w:val="0"/>
+        </w:rPr>
+        <w:t xml:space="preserve">CREATE TABLE CDI_Diario (</w:t>
+      </w:r>
+    </w:p>
+    <w:p>
+      <w:pPr>
+        <w:spacing w:line="240" w:lineRule="auto"/>
+        <w:ind w:left="2267.716535433071" w:firstLine="708.6614173228347"/>
+        <w:rPr>
+          <w:rFonts w:ascii="Courier New" w:cs="Courier New" w:eastAsia="Courier New" w:hAnsi="Courier New"/>
+          <w:sz w:val="24"/>
+          <w:szCs w:val="24"/>
+          <w:highlight w:val="white"/>
+        </w:rPr>
+      </w:pPr>
+      <w:r>
+        <w:rPr>
+          <w:rFonts w:ascii="Courier New" w:cs="Courier New" w:eastAsia="Courier New" w:hAnsi="Courier New"/>
+          <w:sz w:val="24"/>
+          <w:szCs w:val="24"/>
+          <w:highlight w:val="white"/>
+          <w:rtl w:val="0"/>
+        </w:rPr>
+        <w:t xml:space="preserve">    Data DATE NOT NULL,</w:t>
+      </w:r>
+    </w:p>
+    <w:p>
+      <w:pPr>
+        <w:spacing w:line="240" w:lineRule="auto"/>
+        <w:ind w:left="2267.716535433071" w:firstLine="708.6614173228347"/>
+        <w:rPr>
+          <w:rFonts w:ascii="Courier New" w:cs="Courier New" w:eastAsia="Courier New" w:hAnsi="Courier New"/>
+          <w:sz w:val="24"/>
+          <w:szCs w:val="24"/>
+          <w:highlight w:val="white"/>
+        </w:rPr>
+      </w:pPr>
+      <w:r>
+        <w:rPr>
+          <w:rFonts w:ascii="Courier New" w:cs="Courier New" w:eastAsia="Courier New" w:hAnsi="Courier New"/>
+          <w:sz w:val="24"/>
+          <w:szCs w:val="24"/>
+          <w:highlight w:val="white"/>
+          <w:rtl w:val="0"/>
+        </w:rPr>
+        <w:t xml:space="preserve">    Valor FLOAT NOT NULL,</w:t>
+      </w:r>
+    </w:p>
+    <w:p>
+      <w:pPr>
+        <w:spacing w:line="240" w:lineRule="auto"/>
+        <w:ind w:left="2267.716535433071" w:firstLine="708.6614173228347"/>
+        <w:rPr>
+          <w:rFonts w:ascii="Courier New" w:cs="Courier New" w:eastAsia="Courier New" w:hAnsi="Courier New"/>
+          <w:sz w:val="24"/>
+          <w:szCs w:val="24"/>
+          <w:highlight w:val="white"/>
+        </w:rPr>
+      </w:pPr>
+      <w:r>
+        <w:rPr>
+          <w:rFonts w:ascii="Courier New" w:cs="Courier New" w:eastAsia="Courier New" w:hAnsi="Courier New"/>
+          <w:sz w:val="24"/>
+          <w:szCs w:val="24"/>
+          <w:highlight w:val="white"/>
+          <w:rtl w:val="0"/>
+        </w:rPr>
+        <w:t xml:space="preserve">    PRIMARY KEY (Data)</w:t>
+      </w:r>
+    </w:p>
+    <w:p>
+      <w:pPr>
+        <w:spacing w:line="240" w:lineRule="auto"/>
+        <w:ind w:left="2267.716535433071" w:firstLine="708.6614173228347"/>
+        <w:rPr>
+          <w:rFonts w:ascii="Courier New" w:cs="Courier New" w:eastAsia="Courier New" w:hAnsi="Courier New"/>
+          <w:sz w:val="24"/>
+          <w:szCs w:val="24"/>
+          <w:highlight w:val="white"/>
+        </w:rPr>
+      </w:pPr>
+      <w:r>
+        <w:rPr>
+          <w:rFonts w:ascii="Courier New" w:cs="Courier New" w:eastAsia="Courier New" w:hAnsi="Courier New"/>
+          <w:sz w:val="24"/>
+          <w:szCs w:val="24"/>
+          <w:highlight w:val="white"/>
+          <w:rtl w:val="0"/>
+        </w:rPr>
+        <w:t xml:space="preserve">);</w:t>
       </w:r>
     </w:p>
     <w:p>
@@ -11847,10 +15062,8 @@
       </w:pPr>
       <w:r>
         <w:rPr>
-          <w:highlight w:val="white"/>
-          <w:rtl w:val="0"/>
-        </w:rPr>
-        <w:t xml:space="preserve">    Sigla VARCHAR(10) NOT NULL,        -- Sigla extraída dos parênteses</w:t>
+          <w:rtl w:val="0"/>
+        </w:rPr>
       </w:r>
     </w:p>
     <w:p>
@@ -11866,7 +15079,183 @@
           <w:highlight w:val="white"/>
           <w:rtl w:val="0"/>
         </w:rPr>
-        <w:t xml:space="preserve">    Descritivo VARCHAR(255) NOT NULL   -- Texto após os parênteses</w:t>
+        <w:t xml:space="preserve">Como criar uma API para consultar os dados do IBovespa usando YFinance, por meio de um adapter (design pattern), em FastAPI e depois da consulta salvar os dados em uma tabela no banco de dados</w:t>
+      </w:r>
+    </w:p>
+    <w:p>
+      <w:pPr>
+        <w:spacing w:line="240" w:lineRule="auto"/>
+        <w:ind w:left="2267.716535433071" w:firstLine="708.6614173228347"/>
+        <w:rPr>
+          <w:rFonts w:ascii="Courier New" w:cs="Courier New" w:eastAsia="Courier New" w:hAnsi="Courier New"/>
+          <w:sz w:val="24"/>
+          <w:szCs w:val="24"/>
+          <w:highlight w:val="white"/>
+        </w:rPr>
+      </w:pPr>
+      <w:r>
+        <w:rPr>
+          <w:rFonts w:ascii="Courier New" w:cs="Courier New" w:eastAsia="Courier New" w:hAnsi="Courier New"/>
+          <w:sz w:val="24"/>
+          <w:szCs w:val="24"/>
+          <w:highlight w:val="white"/>
+          <w:rtl w:val="0"/>
+        </w:rPr>
+        <w:t xml:space="preserve">CREATE TABLE IBOV_Historico (</w:t>
+      </w:r>
+    </w:p>
+    <w:p>
+      <w:pPr>
+        <w:spacing w:line="240" w:lineRule="auto"/>
+        <w:ind w:left="2267.716535433071" w:firstLine="708.6614173228347"/>
+        <w:rPr>
+          <w:rFonts w:ascii="Courier New" w:cs="Courier New" w:eastAsia="Courier New" w:hAnsi="Courier New"/>
+          <w:sz w:val="24"/>
+          <w:szCs w:val="24"/>
+          <w:highlight w:val="white"/>
+        </w:rPr>
+      </w:pPr>
+      <w:r>
+        <w:rPr>
+          <w:rFonts w:ascii="Courier New" w:cs="Courier New" w:eastAsia="Courier New" w:hAnsi="Courier New"/>
+          <w:sz w:val="24"/>
+          <w:szCs w:val="24"/>
+          <w:highlight w:val="white"/>
+          <w:rtl w:val="0"/>
+        </w:rPr>
+        <w:t xml:space="preserve">    Data DATE NOT NULL PRIMARY KEY,</w:t>
+      </w:r>
+    </w:p>
+    <w:p>
+      <w:pPr>
+        <w:spacing w:line="240" w:lineRule="auto"/>
+        <w:ind w:left="2267.716535433071" w:firstLine="708.6614173228347"/>
+        <w:rPr>
+          <w:rFonts w:ascii="Courier New" w:cs="Courier New" w:eastAsia="Courier New" w:hAnsi="Courier New"/>
+          <w:sz w:val="24"/>
+          <w:szCs w:val="24"/>
+          <w:highlight w:val="white"/>
+        </w:rPr>
+      </w:pPr>
+      <w:r>
+        <w:rPr>
+          <w:rFonts w:ascii="Courier New" w:cs="Courier New" w:eastAsia="Courier New" w:hAnsi="Courier New"/>
+          <w:sz w:val="24"/>
+          <w:szCs w:val="24"/>
+          <w:highlight w:val="white"/>
+          <w:rtl w:val="0"/>
+        </w:rPr>
+        <w:t xml:space="preserve">    Abertura FLOAT NOT NULL,</w:t>
+      </w:r>
+    </w:p>
+    <w:p>
+      <w:pPr>
+        <w:spacing w:line="240" w:lineRule="auto"/>
+        <w:ind w:left="2267.716535433071" w:firstLine="708.6614173228347"/>
+        <w:rPr>
+          <w:rFonts w:ascii="Courier New" w:cs="Courier New" w:eastAsia="Courier New" w:hAnsi="Courier New"/>
+          <w:sz w:val="24"/>
+          <w:szCs w:val="24"/>
+          <w:highlight w:val="white"/>
+        </w:rPr>
+      </w:pPr>
+      <w:r>
+        <w:rPr>
+          <w:rFonts w:ascii="Courier New" w:cs="Courier New" w:eastAsia="Courier New" w:hAnsi="Courier New"/>
+          <w:sz w:val="24"/>
+          <w:szCs w:val="24"/>
+          <w:highlight w:val="white"/>
+          <w:rtl w:val="0"/>
+        </w:rPr>
+        <w:t xml:space="preserve">    Alta FLOAT NOT NULL,</w:t>
+      </w:r>
+    </w:p>
+    <w:p>
+      <w:pPr>
+        <w:spacing w:line="240" w:lineRule="auto"/>
+        <w:ind w:left="2267.716535433071" w:firstLine="708.6614173228347"/>
+        <w:rPr>
+          <w:rFonts w:ascii="Courier New" w:cs="Courier New" w:eastAsia="Courier New" w:hAnsi="Courier New"/>
+          <w:sz w:val="24"/>
+          <w:szCs w:val="24"/>
+          <w:highlight w:val="white"/>
+        </w:rPr>
+      </w:pPr>
+      <w:r>
+        <w:rPr>
+          <w:rFonts w:ascii="Courier New" w:cs="Courier New" w:eastAsia="Courier New" w:hAnsi="Courier New"/>
+          <w:sz w:val="24"/>
+          <w:szCs w:val="24"/>
+          <w:highlight w:val="white"/>
+          <w:rtl w:val="0"/>
+        </w:rPr>
+        <w:t xml:space="preserve">    Baixa FLOAT NOT NULL,</w:t>
+      </w:r>
+    </w:p>
+    <w:p>
+      <w:pPr>
+        <w:spacing w:line="240" w:lineRule="auto"/>
+        <w:ind w:left="2267.716535433071" w:firstLine="708.6614173228347"/>
+        <w:rPr>
+          <w:rFonts w:ascii="Courier New" w:cs="Courier New" w:eastAsia="Courier New" w:hAnsi="Courier New"/>
+          <w:sz w:val="24"/>
+          <w:szCs w:val="24"/>
+          <w:highlight w:val="white"/>
+        </w:rPr>
+      </w:pPr>
+      <w:r>
+        <w:rPr>
+          <w:rFonts w:ascii="Courier New" w:cs="Courier New" w:eastAsia="Courier New" w:hAnsi="Courier New"/>
+          <w:sz w:val="24"/>
+          <w:szCs w:val="24"/>
+          <w:highlight w:val="white"/>
+          <w:rtl w:val="0"/>
+        </w:rPr>
+        <w:t xml:space="preserve">    Fechamento FLOAT NOT NULL,</w:t>
+      </w:r>
+    </w:p>
+    <w:p>
+      <w:pPr>
+        <w:spacing w:line="240" w:lineRule="auto"/>
+        <w:ind w:left="2267.716535433071" w:firstLine="708.6614173228347"/>
+        <w:rPr>
+          <w:rFonts w:ascii="Courier New" w:cs="Courier New" w:eastAsia="Courier New" w:hAnsi="Courier New"/>
+          <w:sz w:val="24"/>
+          <w:szCs w:val="24"/>
+          <w:highlight w:val="white"/>
+        </w:rPr>
+      </w:pPr>
+      <w:r>
+        <w:rPr>
+          <w:rFonts w:ascii="Courier New" w:cs="Courier New" w:eastAsia="Courier New" w:hAnsi="Courier New"/>
+          <w:sz w:val="24"/>
+          <w:szCs w:val="24"/>
+          <w:highlight w:val="white"/>
+          <w:rtl w:val="0"/>
+        </w:rPr>
+        <w:t xml:space="preserve">    Volume BIGINT NOT NULL</w:t>
+      </w:r>
+    </w:p>
+    <w:p>
+      <w:pPr>
+        <w:spacing w:line="240" w:lineRule="auto"/>
+        <w:ind w:left="2267.716535433071" w:firstLine="708.6614173228347"/>
+        <w:rPr>
+          <w:rFonts w:ascii="Courier New" w:cs="Courier New" w:eastAsia="Courier New" w:hAnsi="Courier New"/>
+          <w:sz w:val="24"/>
+          <w:szCs w:val="24"/>
+          <w:highlight w:val="white"/>
+        </w:rPr>
+      </w:pPr>
+      <w:r>
+        <w:rPr>
+          <w:rFonts w:ascii="Courier New" w:cs="Courier New" w:eastAsia="Courier New" w:hAnsi="Courier New"/>
+          <w:sz w:val="24"/>
+          <w:szCs w:val="24"/>
+          <w:highlight w:val="white"/>
+          <w:rtl w:val="0"/>
+        </w:rPr>
+        <w:t xml:space="preserve">);</w:t>
       </w:r>
     </w:p>
     <w:p>
@@ -11879,6 +15268,196 @@
       </w:pPr>
       <w:r>
         <w:rPr>
+          <w:rtl w:val="0"/>
+        </w:rPr>
+      </w:r>
+    </w:p>
+    <w:p>
+      <w:pPr>
+        <w:spacing w:line="360" w:lineRule="auto"/>
+        <w:ind w:firstLine="708"/>
+        <w:rPr>
+          <w:highlight w:val="white"/>
+        </w:rPr>
+      </w:pPr>
+      <w:r>
+        <w:rPr>
+          <w:highlight w:val="white"/>
+          <w:rtl w:val="0"/>
+        </w:rPr>
+        <w:t xml:space="preserve">Como fazer uma API que consulte os dados na tabela usando filtro de data inicial e final</w:t>
+      </w:r>
+    </w:p>
+    <w:p>
+      <w:pPr>
+        <w:spacing w:line="240" w:lineRule="auto"/>
+        <w:ind w:left="2267.716535433071" w:firstLine="708.6614173228347"/>
+        <w:rPr>
+          <w:rFonts w:ascii="Courier New" w:cs="Courier New" w:eastAsia="Courier New" w:hAnsi="Courier New"/>
+          <w:sz w:val="24"/>
+          <w:szCs w:val="24"/>
+          <w:highlight w:val="white"/>
+        </w:rPr>
+      </w:pPr>
+      <w:r>
+        <w:rPr>
+          <w:rFonts w:ascii="Courier New" w:cs="Courier New" w:eastAsia="Courier New" w:hAnsi="Courier New"/>
+          <w:sz w:val="24"/>
+          <w:szCs w:val="24"/>
+          <w:highlight w:val="white"/>
+          <w:rtl w:val="0"/>
+        </w:rPr>
+        <w:t xml:space="preserve">CREATE TABLE IBOV_Historico (</w:t>
+      </w:r>
+    </w:p>
+    <w:p>
+      <w:pPr>
+        <w:spacing w:line="240" w:lineRule="auto"/>
+        <w:ind w:left="2267.716535433071" w:firstLine="708.6614173228347"/>
+        <w:rPr>
+          <w:rFonts w:ascii="Courier New" w:cs="Courier New" w:eastAsia="Courier New" w:hAnsi="Courier New"/>
+          <w:sz w:val="24"/>
+          <w:szCs w:val="24"/>
+          <w:highlight w:val="white"/>
+        </w:rPr>
+      </w:pPr>
+      <w:r>
+        <w:rPr>
+          <w:rFonts w:ascii="Courier New" w:cs="Courier New" w:eastAsia="Courier New" w:hAnsi="Courier New"/>
+          <w:sz w:val="24"/>
+          <w:szCs w:val="24"/>
+          <w:highlight w:val="white"/>
+          <w:rtl w:val="0"/>
+        </w:rPr>
+        <w:t xml:space="preserve">    Data DATE NOT NULL PRIMARY KEY,</w:t>
+      </w:r>
+    </w:p>
+    <w:p>
+      <w:pPr>
+        <w:spacing w:line="240" w:lineRule="auto"/>
+        <w:ind w:left="2267.716535433071" w:firstLine="708.6614173228347"/>
+        <w:rPr>
+          <w:rFonts w:ascii="Courier New" w:cs="Courier New" w:eastAsia="Courier New" w:hAnsi="Courier New"/>
+          <w:sz w:val="24"/>
+          <w:szCs w:val="24"/>
+          <w:highlight w:val="white"/>
+        </w:rPr>
+      </w:pPr>
+      <w:r>
+        <w:rPr>
+          <w:rFonts w:ascii="Courier New" w:cs="Courier New" w:eastAsia="Courier New" w:hAnsi="Courier New"/>
+          <w:sz w:val="24"/>
+          <w:szCs w:val="24"/>
+          <w:highlight w:val="white"/>
+          <w:rtl w:val="0"/>
+        </w:rPr>
+        <w:t xml:space="preserve">    Abertura FLOAT NOT NULL,</w:t>
+      </w:r>
+    </w:p>
+    <w:p>
+      <w:pPr>
+        <w:spacing w:line="240" w:lineRule="auto"/>
+        <w:ind w:left="2267.716535433071" w:firstLine="708.6614173228347"/>
+        <w:rPr>
+          <w:rFonts w:ascii="Courier New" w:cs="Courier New" w:eastAsia="Courier New" w:hAnsi="Courier New"/>
+          <w:sz w:val="24"/>
+          <w:szCs w:val="24"/>
+          <w:highlight w:val="white"/>
+        </w:rPr>
+      </w:pPr>
+      <w:r>
+        <w:rPr>
+          <w:rFonts w:ascii="Courier New" w:cs="Courier New" w:eastAsia="Courier New" w:hAnsi="Courier New"/>
+          <w:sz w:val="24"/>
+          <w:szCs w:val="24"/>
+          <w:highlight w:val="white"/>
+          <w:rtl w:val="0"/>
+        </w:rPr>
+        <w:t xml:space="preserve">    Alta FLOAT NOT NULL,</w:t>
+      </w:r>
+    </w:p>
+    <w:p>
+      <w:pPr>
+        <w:spacing w:line="240" w:lineRule="auto"/>
+        <w:ind w:left="2267.716535433071" w:firstLine="708.6614173228347"/>
+        <w:rPr>
+          <w:rFonts w:ascii="Courier New" w:cs="Courier New" w:eastAsia="Courier New" w:hAnsi="Courier New"/>
+          <w:sz w:val="24"/>
+          <w:szCs w:val="24"/>
+          <w:highlight w:val="white"/>
+        </w:rPr>
+      </w:pPr>
+      <w:r>
+        <w:rPr>
+          <w:rFonts w:ascii="Courier New" w:cs="Courier New" w:eastAsia="Courier New" w:hAnsi="Courier New"/>
+          <w:sz w:val="24"/>
+          <w:szCs w:val="24"/>
+          <w:highlight w:val="white"/>
+          <w:rtl w:val="0"/>
+        </w:rPr>
+        <w:t xml:space="preserve">    Baixa FLOAT NOT NULL,</w:t>
+      </w:r>
+    </w:p>
+    <w:p>
+      <w:pPr>
+        <w:spacing w:line="240" w:lineRule="auto"/>
+        <w:ind w:left="2267.716535433071" w:firstLine="708.6614173228347"/>
+        <w:rPr>
+          <w:rFonts w:ascii="Courier New" w:cs="Courier New" w:eastAsia="Courier New" w:hAnsi="Courier New"/>
+          <w:sz w:val="24"/>
+          <w:szCs w:val="24"/>
+          <w:highlight w:val="white"/>
+        </w:rPr>
+      </w:pPr>
+      <w:r>
+        <w:rPr>
+          <w:rFonts w:ascii="Courier New" w:cs="Courier New" w:eastAsia="Courier New" w:hAnsi="Courier New"/>
+          <w:sz w:val="24"/>
+          <w:szCs w:val="24"/>
+          <w:highlight w:val="white"/>
+          <w:rtl w:val="0"/>
+        </w:rPr>
+        <w:t xml:space="preserve">    Fechamento FLOAT NOT NULL,</w:t>
+      </w:r>
+    </w:p>
+    <w:p>
+      <w:pPr>
+        <w:spacing w:line="240" w:lineRule="auto"/>
+        <w:ind w:left="2267.716535433071" w:firstLine="708.6614173228347"/>
+        <w:rPr>
+          <w:rFonts w:ascii="Courier New" w:cs="Courier New" w:eastAsia="Courier New" w:hAnsi="Courier New"/>
+          <w:sz w:val="24"/>
+          <w:szCs w:val="24"/>
+          <w:highlight w:val="white"/>
+        </w:rPr>
+      </w:pPr>
+      <w:r>
+        <w:rPr>
+          <w:rFonts w:ascii="Courier New" w:cs="Courier New" w:eastAsia="Courier New" w:hAnsi="Courier New"/>
+          <w:sz w:val="24"/>
+          <w:szCs w:val="24"/>
+          <w:highlight w:val="white"/>
+          <w:rtl w:val="0"/>
+        </w:rPr>
+        <w:t xml:space="preserve">    Volume BIGINT NOT NULL</w:t>
+      </w:r>
+    </w:p>
+    <w:p>
+      <w:pPr>
+        <w:spacing w:line="240" w:lineRule="auto"/>
+        <w:ind w:left="2267.716535433071" w:firstLine="708.6614173228347"/>
+        <w:rPr>
+          <w:rFonts w:ascii="Courier New" w:cs="Courier New" w:eastAsia="Courier New" w:hAnsi="Courier New"/>
+          <w:sz w:val="24"/>
+          <w:szCs w:val="24"/>
+          <w:highlight w:val="white"/>
+        </w:rPr>
+      </w:pPr>
+      <w:r>
+        <w:rPr>
+          <w:rFonts w:ascii="Courier New" w:cs="Courier New" w:eastAsia="Courier New" w:hAnsi="Courier New"/>
+          <w:sz w:val="24"/>
+          <w:szCs w:val="24"/>
           <w:highlight w:val="white"/>
           <w:rtl w:val="0"/>
         </w:rPr>
@@ -11895,10 +15474,8 @@
       </w:pPr>
       <w:r>
         <w:rPr>
-          <w:highlight w:val="white"/>
-          <w:rtl w:val="0"/>
-        </w:rPr>
-        <w:t xml:space="preserve">sendo que o registro na planilha está da seguinte forma (DR1) BDR Nível 1,</w:t>
+          <w:rtl w:val="0"/>
+        </w:rPr>
       </w:r>
     </w:p>
     <w:p>
@@ -11914,7 +15491,7 @@
           <w:highlight w:val="white"/>
           <w:rtl w:val="0"/>
         </w:rPr>
-        <w:t xml:space="preserve">o que está dentro do parenteses DR1 deve ser salvo na coluna Sigla do banco o que está depois do parenteses ) deve ser salvo na coluna descritivo</w:t>
+        <w:t xml:space="preserve">Como criar uma API para consultar os dados de ações listadas na Bovespa usando YFinance, por meio de um adapter (design pattern), em FastAPI e depois da consulta salvar os dados em uma tabela no banco de dados</w:t>
       </w:r>
     </w:p>
     <w:p>
@@ -11933,6 +15510,226 @@
     </w:p>
     <w:p>
       <w:pPr>
+        <w:spacing w:line="240" w:lineRule="auto"/>
+        <w:ind w:left="2267.716535433071" w:firstLine="708.6614173228347"/>
+        <w:rPr>
+          <w:rFonts w:ascii="Courier New" w:cs="Courier New" w:eastAsia="Courier New" w:hAnsi="Courier New"/>
+          <w:sz w:val="24"/>
+          <w:szCs w:val="24"/>
+          <w:highlight w:val="white"/>
+        </w:rPr>
+      </w:pPr>
+      <w:r>
+        <w:rPr>
+          <w:rFonts w:ascii="Courier New" w:cs="Courier New" w:eastAsia="Courier New" w:hAnsi="Courier New"/>
+          <w:sz w:val="24"/>
+          <w:szCs w:val="24"/>
+          <w:highlight w:val="white"/>
+          <w:rtl w:val="0"/>
+        </w:rPr>
+        <w:t xml:space="preserve">CREATE TABLE Acao_Historico (</w:t>
+      </w:r>
+    </w:p>
+    <w:p>
+      <w:pPr>
+        <w:spacing w:line="240" w:lineRule="auto"/>
+        <w:ind w:left="2267.716535433071" w:firstLine="708.6614173228347"/>
+        <w:rPr>
+          <w:rFonts w:ascii="Courier New" w:cs="Courier New" w:eastAsia="Courier New" w:hAnsi="Courier New"/>
+          <w:sz w:val="24"/>
+          <w:szCs w:val="24"/>
+          <w:highlight w:val="white"/>
+        </w:rPr>
+      </w:pPr>
+      <w:r>
+        <w:rPr>
+          <w:rFonts w:ascii="Courier New" w:cs="Courier New" w:eastAsia="Courier New" w:hAnsi="Courier New"/>
+          <w:sz w:val="24"/>
+          <w:szCs w:val="24"/>
+          <w:highlight w:val="white"/>
+          <w:rtl w:val="0"/>
+        </w:rPr>
+        <w:t xml:space="preserve">    Data DATE NOT NULL,</w:t>
+      </w:r>
+    </w:p>
+    <w:p>
+      <w:pPr>
+        <w:spacing w:line="240" w:lineRule="auto"/>
+        <w:ind w:left="2267.716535433071" w:firstLine="708.6614173228347"/>
+        <w:rPr>
+          <w:rFonts w:ascii="Courier New" w:cs="Courier New" w:eastAsia="Courier New" w:hAnsi="Courier New"/>
+          <w:sz w:val="24"/>
+          <w:szCs w:val="24"/>
+          <w:highlight w:val="white"/>
+        </w:rPr>
+      </w:pPr>
+      <w:r>
+        <w:rPr>
+          <w:rFonts w:ascii="Courier New" w:cs="Courier New" w:eastAsia="Courier New" w:hAnsi="Courier New"/>
+          <w:sz w:val="24"/>
+          <w:szCs w:val="24"/>
+          <w:highlight w:val="white"/>
+          <w:rtl w:val="0"/>
+        </w:rPr>
+        <w:t xml:space="preserve">    Codigo VARCHAR(10) NOT NULL,</w:t>
+      </w:r>
+    </w:p>
+    <w:p>
+      <w:pPr>
+        <w:spacing w:line="240" w:lineRule="auto"/>
+        <w:ind w:left="2267.716535433071" w:firstLine="708.6614173228347"/>
+        <w:rPr>
+          <w:rFonts w:ascii="Courier New" w:cs="Courier New" w:eastAsia="Courier New" w:hAnsi="Courier New"/>
+          <w:sz w:val="24"/>
+          <w:szCs w:val="24"/>
+          <w:highlight w:val="white"/>
+        </w:rPr>
+      </w:pPr>
+      <w:r>
+        <w:rPr>
+          <w:rFonts w:ascii="Courier New" w:cs="Courier New" w:eastAsia="Courier New" w:hAnsi="Courier New"/>
+          <w:sz w:val="24"/>
+          <w:szCs w:val="24"/>
+          <w:highlight w:val="white"/>
+          <w:rtl w:val="0"/>
+        </w:rPr>
+        <w:t xml:space="preserve">    Abertura FLOAT NOT NULL,</w:t>
+      </w:r>
+    </w:p>
+    <w:p>
+      <w:pPr>
+        <w:spacing w:line="240" w:lineRule="auto"/>
+        <w:ind w:left="2267.716535433071" w:firstLine="708.6614173228347"/>
+        <w:rPr>
+          <w:rFonts w:ascii="Courier New" w:cs="Courier New" w:eastAsia="Courier New" w:hAnsi="Courier New"/>
+          <w:sz w:val="24"/>
+          <w:szCs w:val="24"/>
+          <w:highlight w:val="white"/>
+        </w:rPr>
+      </w:pPr>
+      <w:r>
+        <w:rPr>
+          <w:rFonts w:ascii="Courier New" w:cs="Courier New" w:eastAsia="Courier New" w:hAnsi="Courier New"/>
+          <w:sz w:val="24"/>
+          <w:szCs w:val="24"/>
+          <w:highlight w:val="white"/>
+          <w:rtl w:val="0"/>
+        </w:rPr>
+        <w:t xml:space="preserve">    Alta FLOAT NOT NULL,</w:t>
+      </w:r>
+    </w:p>
+    <w:p>
+      <w:pPr>
+        <w:spacing w:line="240" w:lineRule="auto"/>
+        <w:ind w:left="2267.716535433071" w:firstLine="708.6614173228347"/>
+        <w:rPr>
+          <w:rFonts w:ascii="Courier New" w:cs="Courier New" w:eastAsia="Courier New" w:hAnsi="Courier New"/>
+          <w:sz w:val="24"/>
+          <w:szCs w:val="24"/>
+          <w:highlight w:val="white"/>
+        </w:rPr>
+      </w:pPr>
+      <w:r>
+        <w:rPr>
+          <w:rFonts w:ascii="Courier New" w:cs="Courier New" w:eastAsia="Courier New" w:hAnsi="Courier New"/>
+          <w:sz w:val="24"/>
+          <w:szCs w:val="24"/>
+          <w:highlight w:val="white"/>
+          <w:rtl w:val="0"/>
+        </w:rPr>
+        <w:t xml:space="preserve">    Baixa FLOAT NOT NULL,</w:t>
+      </w:r>
+    </w:p>
+    <w:p>
+      <w:pPr>
+        <w:spacing w:line="240" w:lineRule="auto"/>
+        <w:ind w:left="2267.716535433071" w:firstLine="708.6614173228347"/>
+        <w:rPr>
+          <w:rFonts w:ascii="Courier New" w:cs="Courier New" w:eastAsia="Courier New" w:hAnsi="Courier New"/>
+          <w:sz w:val="24"/>
+          <w:szCs w:val="24"/>
+          <w:highlight w:val="white"/>
+        </w:rPr>
+      </w:pPr>
+      <w:r>
+        <w:rPr>
+          <w:rFonts w:ascii="Courier New" w:cs="Courier New" w:eastAsia="Courier New" w:hAnsi="Courier New"/>
+          <w:sz w:val="24"/>
+          <w:szCs w:val="24"/>
+          <w:highlight w:val="white"/>
+          <w:rtl w:val="0"/>
+        </w:rPr>
+        <w:t xml:space="preserve">    Fechamento FLOAT NOT NULL,</w:t>
+      </w:r>
+    </w:p>
+    <w:p>
+      <w:pPr>
+        <w:spacing w:line="240" w:lineRule="auto"/>
+        <w:ind w:left="2267.716535433071" w:firstLine="708.6614173228347"/>
+        <w:rPr>
+          <w:rFonts w:ascii="Courier New" w:cs="Courier New" w:eastAsia="Courier New" w:hAnsi="Courier New"/>
+          <w:sz w:val="24"/>
+          <w:szCs w:val="24"/>
+          <w:highlight w:val="white"/>
+        </w:rPr>
+      </w:pPr>
+      <w:r>
+        <w:rPr>
+          <w:rFonts w:ascii="Courier New" w:cs="Courier New" w:eastAsia="Courier New" w:hAnsi="Courier New"/>
+          <w:sz w:val="24"/>
+          <w:szCs w:val="24"/>
+          <w:highlight w:val="white"/>
+          <w:rtl w:val="0"/>
+        </w:rPr>
+        <w:t xml:space="preserve">    Volume BIGINT NOT NULL,</w:t>
+      </w:r>
+    </w:p>
+    <w:p>
+      <w:pPr>
+        <w:spacing w:line="240" w:lineRule="auto"/>
+        <w:ind w:left="2267.716535433071" w:firstLine="708.6614173228347"/>
+        <w:rPr>
+          <w:rFonts w:ascii="Courier New" w:cs="Courier New" w:eastAsia="Courier New" w:hAnsi="Courier New"/>
+          <w:sz w:val="24"/>
+          <w:szCs w:val="24"/>
+          <w:highlight w:val="white"/>
+        </w:rPr>
+      </w:pPr>
+      <w:r>
+        <w:rPr>
+          <w:rFonts w:ascii="Courier New" w:cs="Courier New" w:eastAsia="Courier New" w:hAnsi="Courier New"/>
+          <w:sz w:val="24"/>
+          <w:szCs w:val="24"/>
+          <w:highlight w:val="white"/>
+          <w:rtl w:val="0"/>
+        </w:rPr>
+        <w:t xml:space="preserve">    PRIMARY KEY (Data, Codigo) -- Permite várias ações diferentes na mesma data</w:t>
+      </w:r>
+    </w:p>
+    <w:p>
+      <w:pPr>
+        <w:spacing w:line="240" w:lineRule="auto"/>
+        <w:ind w:left="2267.716535433071" w:firstLine="708.6614173228347"/>
+        <w:rPr>
+          <w:rFonts w:ascii="Courier New" w:cs="Courier New" w:eastAsia="Courier New" w:hAnsi="Courier New"/>
+          <w:sz w:val="24"/>
+          <w:szCs w:val="24"/>
+          <w:highlight w:val="white"/>
+        </w:rPr>
+      </w:pPr>
+      <w:r>
+        <w:rPr>
+          <w:rFonts w:ascii="Courier New" w:cs="Courier New" w:eastAsia="Courier New" w:hAnsi="Courier New"/>
+          <w:sz w:val="24"/>
+          <w:szCs w:val="24"/>
+          <w:highlight w:val="white"/>
+          <w:rtl w:val="0"/>
+        </w:rPr>
+        <w:t xml:space="preserve">);</w:t>
+      </w:r>
+    </w:p>
+    <w:p>
+      <w:pPr>
         <w:spacing w:line="360" w:lineRule="auto"/>
         <w:ind w:firstLine="708"/>
         <w:rPr>
@@ -11941,10 +15738,8 @@
       </w:pPr>
       <w:r>
         <w:rPr>
-          <w:highlight w:val="white"/>
-          <w:rtl w:val="0"/>
-        </w:rPr>
-        <w:t xml:space="preserve">Como criar um método  que leia um arquivo em Excel,</w:t>
+          <w:rtl w:val="0"/>
+        </w:rPr>
       </w:r>
     </w:p>
     <w:p>
@@ -11960,7 +15755,420 @@
           <w:highlight w:val="white"/>
           <w:rtl w:val="0"/>
         </w:rPr>
-        <w:t xml:space="preserve">leia os dados da coluna B da linha 9 até a linha 509 e salve na tabela </w:t>
+        <w:t xml:space="preserve">Preciso criar uma FastAPI usando clean archtecture que retorne o índice Beta sendo que tenho duas tabelas uma com índice Bovespa e outra com o histórico das ações sendo as tabelas</w:t>
+      </w:r>
+    </w:p>
+    <w:p>
+      <w:pPr>
+        <w:spacing w:line="240" w:lineRule="auto"/>
+        <w:ind w:left="2267.716535433071" w:firstLine="708.6614173228347"/>
+        <w:rPr>
+          <w:rFonts w:ascii="Courier New" w:cs="Courier New" w:eastAsia="Courier New" w:hAnsi="Courier New"/>
+          <w:sz w:val="24"/>
+          <w:szCs w:val="24"/>
+          <w:highlight w:val="white"/>
+        </w:rPr>
+      </w:pPr>
+      <w:r>
+        <w:rPr>
+          <w:rFonts w:ascii="Courier New" w:cs="Courier New" w:eastAsia="Courier New" w:hAnsi="Courier New"/>
+          <w:sz w:val="24"/>
+          <w:szCs w:val="24"/>
+          <w:highlight w:val="white"/>
+          <w:rtl w:val="0"/>
+        </w:rPr>
+        <w:t xml:space="preserve">CREATE TABLE IBOV_Historico (</w:t>
+      </w:r>
+    </w:p>
+    <w:p>
+      <w:pPr>
+        <w:spacing w:line="240" w:lineRule="auto"/>
+        <w:ind w:left="2267.716535433071" w:firstLine="708.6614173228347"/>
+        <w:rPr>
+          <w:rFonts w:ascii="Courier New" w:cs="Courier New" w:eastAsia="Courier New" w:hAnsi="Courier New"/>
+          <w:sz w:val="24"/>
+          <w:szCs w:val="24"/>
+          <w:highlight w:val="white"/>
+        </w:rPr>
+      </w:pPr>
+      <w:r>
+        <w:rPr>
+          <w:rFonts w:ascii="Courier New" w:cs="Courier New" w:eastAsia="Courier New" w:hAnsi="Courier New"/>
+          <w:sz w:val="24"/>
+          <w:szCs w:val="24"/>
+          <w:highlight w:val="white"/>
+          <w:rtl w:val="0"/>
+        </w:rPr>
+        <w:t xml:space="preserve">    Data DATE NOT NULL PRIMARY KEY,</w:t>
+      </w:r>
+    </w:p>
+    <w:p>
+      <w:pPr>
+        <w:spacing w:line="240" w:lineRule="auto"/>
+        <w:ind w:left="2267.716535433071" w:firstLine="708.6614173228347"/>
+        <w:rPr>
+          <w:rFonts w:ascii="Courier New" w:cs="Courier New" w:eastAsia="Courier New" w:hAnsi="Courier New"/>
+          <w:sz w:val="24"/>
+          <w:szCs w:val="24"/>
+          <w:highlight w:val="white"/>
+        </w:rPr>
+      </w:pPr>
+      <w:r>
+        <w:rPr>
+          <w:rFonts w:ascii="Courier New" w:cs="Courier New" w:eastAsia="Courier New" w:hAnsi="Courier New"/>
+          <w:sz w:val="24"/>
+          <w:szCs w:val="24"/>
+          <w:highlight w:val="white"/>
+          <w:rtl w:val="0"/>
+        </w:rPr>
+        <w:t xml:space="preserve">    Abertura FLOAT NOT NULL,</w:t>
+      </w:r>
+    </w:p>
+    <w:p>
+      <w:pPr>
+        <w:spacing w:line="240" w:lineRule="auto"/>
+        <w:ind w:left="2267.716535433071" w:firstLine="708.6614173228347"/>
+        <w:rPr>
+          <w:rFonts w:ascii="Courier New" w:cs="Courier New" w:eastAsia="Courier New" w:hAnsi="Courier New"/>
+          <w:sz w:val="24"/>
+          <w:szCs w:val="24"/>
+          <w:highlight w:val="white"/>
+        </w:rPr>
+      </w:pPr>
+      <w:r>
+        <w:rPr>
+          <w:rFonts w:ascii="Courier New" w:cs="Courier New" w:eastAsia="Courier New" w:hAnsi="Courier New"/>
+          <w:sz w:val="24"/>
+          <w:szCs w:val="24"/>
+          <w:highlight w:val="white"/>
+          <w:rtl w:val="0"/>
+        </w:rPr>
+        <w:t xml:space="preserve">    Alta FLOAT NOT NULL,</w:t>
+      </w:r>
+    </w:p>
+    <w:p>
+      <w:pPr>
+        <w:spacing w:line="240" w:lineRule="auto"/>
+        <w:ind w:left="2267.716535433071" w:firstLine="708.6614173228347"/>
+        <w:rPr>
+          <w:rFonts w:ascii="Courier New" w:cs="Courier New" w:eastAsia="Courier New" w:hAnsi="Courier New"/>
+          <w:sz w:val="24"/>
+          <w:szCs w:val="24"/>
+          <w:highlight w:val="white"/>
+        </w:rPr>
+      </w:pPr>
+      <w:r>
+        <w:rPr>
+          <w:rFonts w:ascii="Courier New" w:cs="Courier New" w:eastAsia="Courier New" w:hAnsi="Courier New"/>
+          <w:sz w:val="24"/>
+          <w:szCs w:val="24"/>
+          <w:highlight w:val="white"/>
+          <w:rtl w:val="0"/>
+        </w:rPr>
+        <w:t xml:space="preserve">    Baixa FLOAT NOT NULL,</w:t>
+      </w:r>
+    </w:p>
+    <w:p>
+      <w:pPr>
+        <w:spacing w:line="240" w:lineRule="auto"/>
+        <w:ind w:left="2267.716535433071" w:firstLine="708.6614173228347"/>
+        <w:rPr>
+          <w:rFonts w:ascii="Courier New" w:cs="Courier New" w:eastAsia="Courier New" w:hAnsi="Courier New"/>
+          <w:sz w:val="24"/>
+          <w:szCs w:val="24"/>
+          <w:highlight w:val="white"/>
+        </w:rPr>
+      </w:pPr>
+      <w:r>
+        <w:rPr>
+          <w:rFonts w:ascii="Courier New" w:cs="Courier New" w:eastAsia="Courier New" w:hAnsi="Courier New"/>
+          <w:sz w:val="24"/>
+          <w:szCs w:val="24"/>
+          <w:highlight w:val="white"/>
+          <w:rtl w:val="0"/>
+        </w:rPr>
+        <w:t xml:space="preserve">    Fechamento FLOAT NOT NULL,</w:t>
+      </w:r>
+    </w:p>
+    <w:p>
+      <w:pPr>
+        <w:spacing w:line="240" w:lineRule="auto"/>
+        <w:ind w:left="2267.716535433071" w:firstLine="708.6614173228347"/>
+        <w:rPr>
+          <w:rFonts w:ascii="Courier New" w:cs="Courier New" w:eastAsia="Courier New" w:hAnsi="Courier New"/>
+          <w:sz w:val="24"/>
+          <w:szCs w:val="24"/>
+          <w:highlight w:val="white"/>
+        </w:rPr>
+      </w:pPr>
+      <w:r>
+        <w:rPr>
+          <w:rFonts w:ascii="Courier New" w:cs="Courier New" w:eastAsia="Courier New" w:hAnsi="Courier New"/>
+          <w:sz w:val="24"/>
+          <w:szCs w:val="24"/>
+          <w:highlight w:val="white"/>
+          <w:rtl w:val="0"/>
+        </w:rPr>
+        <w:t xml:space="preserve">    Volume BIGINT NOT NULL</w:t>
+      </w:r>
+    </w:p>
+    <w:p>
+      <w:pPr>
+        <w:spacing w:line="240" w:lineRule="auto"/>
+        <w:ind w:left="2267.716535433071" w:firstLine="708.6614173228347"/>
+        <w:rPr>
+          <w:rFonts w:ascii="Courier New" w:cs="Courier New" w:eastAsia="Courier New" w:hAnsi="Courier New"/>
+          <w:sz w:val="24"/>
+          <w:szCs w:val="24"/>
+          <w:highlight w:val="white"/>
+        </w:rPr>
+      </w:pPr>
+      <w:r>
+        <w:rPr>
+          <w:rFonts w:ascii="Courier New" w:cs="Courier New" w:eastAsia="Courier New" w:hAnsi="Courier New"/>
+          <w:sz w:val="24"/>
+          <w:szCs w:val="24"/>
+          <w:highlight w:val="white"/>
+          <w:rtl w:val="0"/>
+        </w:rPr>
+        <w:t xml:space="preserve">);</w:t>
+      </w:r>
+    </w:p>
+    <w:p>
+      <w:pPr>
+        <w:spacing w:line="240" w:lineRule="auto"/>
+        <w:ind w:left="2267.716535433071" w:firstLine="708.6614173228347"/>
+        <w:rPr>
+          <w:rFonts w:ascii="Courier New" w:cs="Courier New" w:eastAsia="Courier New" w:hAnsi="Courier New"/>
+          <w:sz w:val="24"/>
+          <w:szCs w:val="24"/>
+          <w:highlight w:val="white"/>
+        </w:rPr>
+      </w:pPr>
+      <w:r>
+        <w:rPr>
+          <w:rtl w:val="0"/>
+        </w:rPr>
+      </w:r>
+    </w:p>
+    <w:p>
+      <w:pPr>
+        <w:spacing w:line="240" w:lineRule="auto"/>
+        <w:ind w:left="2267.716535433071" w:firstLine="708.6614173228347"/>
+        <w:rPr>
+          <w:rFonts w:ascii="Courier New" w:cs="Courier New" w:eastAsia="Courier New" w:hAnsi="Courier New"/>
+          <w:sz w:val="24"/>
+          <w:szCs w:val="24"/>
+          <w:highlight w:val="white"/>
+        </w:rPr>
+      </w:pPr>
+      <w:r>
+        <w:rPr>
+          <w:rFonts w:ascii="Courier New" w:cs="Courier New" w:eastAsia="Courier New" w:hAnsi="Courier New"/>
+          <w:sz w:val="24"/>
+          <w:szCs w:val="24"/>
+          <w:highlight w:val="white"/>
+          <w:rtl w:val="0"/>
+        </w:rPr>
+        <w:t xml:space="preserve">CREATE TABLE Acao_Historico (</w:t>
+      </w:r>
+    </w:p>
+    <w:p>
+      <w:pPr>
+        <w:spacing w:line="240" w:lineRule="auto"/>
+        <w:ind w:left="2267.716535433071" w:firstLine="708.6614173228347"/>
+        <w:rPr>
+          <w:rFonts w:ascii="Courier New" w:cs="Courier New" w:eastAsia="Courier New" w:hAnsi="Courier New"/>
+          <w:sz w:val="24"/>
+          <w:szCs w:val="24"/>
+          <w:highlight w:val="white"/>
+        </w:rPr>
+      </w:pPr>
+      <w:r>
+        <w:rPr>
+          <w:rFonts w:ascii="Courier New" w:cs="Courier New" w:eastAsia="Courier New" w:hAnsi="Courier New"/>
+          <w:sz w:val="24"/>
+          <w:szCs w:val="24"/>
+          <w:highlight w:val="white"/>
+          <w:rtl w:val="0"/>
+        </w:rPr>
+        <w:t xml:space="preserve">    Data DATE NOT NULL,</w:t>
+      </w:r>
+    </w:p>
+    <w:p>
+      <w:pPr>
+        <w:spacing w:line="240" w:lineRule="auto"/>
+        <w:ind w:left="2267.716535433071" w:firstLine="708.6614173228347"/>
+        <w:rPr>
+          <w:rFonts w:ascii="Courier New" w:cs="Courier New" w:eastAsia="Courier New" w:hAnsi="Courier New"/>
+          <w:sz w:val="24"/>
+          <w:szCs w:val="24"/>
+          <w:highlight w:val="white"/>
+        </w:rPr>
+      </w:pPr>
+      <w:r>
+        <w:rPr>
+          <w:rFonts w:ascii="Courier New" w:cs="Courier New" w:eastAsia="Courier New" w:hAnsi="Courier New"/>
+          <w:sz w:val="24"/>
+          <w:szCs w:val="24"/>
+          <w:highlight w:val="white"/>
+          <w:rtl w:val="0"/>
+        </w:rPr>
+        <w:t xml:space="preserve">    Codigo VARCHAR(10) NOT NULL,</w:t>
+      </w:r>
+    </w:p>
+    <w:p>
+      <w:pPr>
+        <w:spacing w:line="240" w:lineRule="auto"/>
+        <w:ind w:left="2267.716535433071" w:firstLine="708.6614173228347"/>
+        <w:rPr>
+          <w:rFonts w:ascii="Courier New" w:cs="Courier New" w:eastAsia="Courier New" w:hAnsi="Courier New"/>
+          <w:sz w:val="24"/>
+          <w:szCs w:val="24"/>
+          <w:highlight w:val="white"/>
+        </w:rPr>
+      </w:pPr>
+      <w:r>
+        <w:rPr>
+          <w:rFonts w:ascii="Courier New" w:cs="Courier New" w:eastAsia="Courier New" w:hAnsi="Courier New"/>
+          <w:sz w:val="24"/>
+          <w:szCs w:val="24"/>
+          <w:highlight w:val="white"/>
+          <w:rtl w:val="0"/>
+        </w:rPr>
+        <w:t xml:space="preserve">    Abertura FLOAT NOT NULL,</w:t>
+      </w:r>
+    </w:p>
+    <w:p>
+      <w:pPr>
+        <w:spacing w:line="240" w:lineRule="auto"/>
+        <w:ind w:left="2267.716535433071" w:firstLine="708.6614173228347"/>
+        <w:rPr>
+          <w:rFonts w:ascii="Courier New" w:cs="Courier New" w:eastAsia="Courier New" w:hAnsi="Courier New"/>
+          <w:sz w:val="24"/>
+          <w:szCs w:val="24"/>
+          <w:highlight w:val="white"/>
+        </w:rPr>
+      </w:pPr>
+      <w:r>
+        <w:rPr>
+          <w:rFonts w:ascii="Courier New" w:cs="Courier New" w:eastAsia="Courier New" w:hAnsi="Courier New"/>
+          <w:sz w:val="24"/>
+          <w:szCs w:val="24"/>
+          <w:highlight w:val="white"/>
+          <w:rtl w:val="0"/>
+        </w:rPr>
+        <w:t xml:space="preserve">    Alta FLOAT NOT NULL,</w:t>
+      </w:r>
+    </w:p>
+    <w:p>
+      <w:pPr>
+        <w:spacing w:line="240" w:lineRule="auto"/>
+        <w:ind w:left="2267.716535433071" w:firstLine="708.6614173228347"/>
+        <w:rPr>
+          <w:rFonts w:ascii="Courier New" w:cs="Courier New" w:eastAsia="Courier New" w:hAnsi="Courier New"/>
+          <w:sz w:val="24"/>
+          <w:szCs w:val="24"/>
+          <w:highlight w:val="white"/>
+        </w:rPr>
+      </w:pPr>
+      <w:r>
+        <w:rPr>
+          <w:rFonts w:ascii="Courier New" w:cs="Courier New" w:eastAsia="Courier New" w:hAnsi="Courier New"/>
+          <w:sz w:val="24"/>
+          <w:szCs w:val="24"/>
+          <w:highlight w:val="white"/>
+          <w:rtl w:val="0"/>
+        </w:rPr>
+        <w:t xml:space="preserve">    Baixa FLOAT NOT NULL,</w:t>
+      </w:r>
+    </w:p>
+    <w:p>
+      <w:pPr>
+        <w:spacing w:line="240" w:lineRule="auto"/>
+        <w:ind w:left="2267.716535433071" w:firstLine="708.6614173228347"/>
+        <w:rPr>
+          <w:rFonts w:ascii="Courier New" w:cs="Courier New" w:eastAsia="Courier New" w:hAnsi="Courier New"/>
+          <w:sz w:val="24"/>
+          <w:szCs w:val="24"/>
+          <w:highlight w:val="white"/>
+        </w:rPr>
+      </w:pPr>
+      <w:r>
+        <w:rPr>
+          <w:rFonts w:ascii="Courier New" w:cs="Courier New" w:eastAsia="Courier New" w:hAnsi="Courier New"/>
+          <w:sz w:val="24"/>
+          <w:szCs w:val="24"/>
+          <w:highlight w:val="white"/>
+          <w:rtl w:val="0"/>
+        </w:rPr>
+        <w:t xml:space="preserve">    Fechamento FLOAT NOT NULL,</w:t>
+      </w:r>
+    </w:p>
+    <w:p>
+      <w:pPr>
+        <w:spacing w:line="240" w:lineRule="auto"/>
+        <w:ind w:left="2267.716535433071" w:firstLine="708.6614173228347"/>
+        <w:rPr>
+          <w:rFonts w:ascii="Courier New" w:cs="Courier New" w:eastAsia="Courier New" w:hAnsi="Courier New"/>
+          <w:sz w:val="24"/>
+          <w:szCs w:val="24"/>
+          <w:highlight w:val="white"/>
+        </w:rPr>
+      </w:pPr>
+      <w:r>
+        <w:rPr>
+          <w:rFonts w:ascii="Courier New" w:cs="Courier New" w:eastAsia="Courier New" w:hAnsi="Courier New"/>
+          <w:sz w:val="24"/>
+          <w:szCs w:val="24"/>
+          <w:highlight w:val="white"/>
+          <w:rtl w:val="0"/>
+        </w:rPr>
+        <w:t xml:space="preserve">    Volume BIGINT NOT NULL,</w:t>
+      </w:r>
+    </w:p>
+    <w:p>
+      <w:pPr>
+        <w:spacing w:line="240" w:lineRule="auto"/>
+        <w:ind w:left="2267.716535433071" w:firstLine="708.6614173228347"/>
+        <w:rPr>
+          <w:rFonts w:ascii="Courier New" w:cs="Courier New" w:eastAsia="Courier New" w:hAnsi="Courier New"/>
+          <w:sz w:val="24"/>
+          <w:szCs w:val="24"/>
+          <w:highlight w:val="white"/>
+        </w:rPr>
+      </w:pPr>
+      <w:r>
+        <w:rPr>
+          <w:rFonts w:ascii="Courier New" w:cs="Courier New" w:eastAsia="Courier New" w:hAnsi="Courier New"/>
+          <w:sz w:val="24"/>
+          <w:szCs w:val="24"/>
+          <w:highlight w:val="white"/>
+          <w:rtl w:val="0"/>
+        </w:rPr>
+        <w:t xml:space="preserve">    PRIMARY KEY (Data, Codigo) -- Permite várias ações diferentes na mesma data</w:t>
+      </w:r>
+    </w:p>
+    <w:p>
+      <w:pPr>
+        <w:spacing w:line="240" w:lineRule="auto"/>
+        <w:ind w:left="2267.716535433071" w:firstLine="708.6614173228347"/>
+        <w:rPr>
+          <w:rFonts w:ascii="Courier New" w:cs="Courier New" w:eastAsia="Courier New" w:hAnsi="Courier New"/>
+          <w:sz w:val="24"/>
+          <w:szCs w:val="24"/>
+          <w:highlight w:val="white"/>
+        </w:rPr>
+      </w:pPr>
+      <w:r>
+        <w:rPr>
+          <w:rFonts w:ascii="Courier New" w:cs="Courier New" w:eastAsia="Courier New" w:hAnsi="Courier New"/>
+          <w:sz w:val="24"/>
+          <w:szCs w:val="24"/>
+          <w:highlight w:val="white"/>
+          <w:rtl w:val="0"/>
+        </w:rPr>
+        <w:t xml:space="preserve">);</w:t>
       </w:r>
     </w:p>
     <w:p>
@@ -11973,10 +16181,31 @@
       </w:pPr>
       <w:r>
         <w:rPr>
-          <w:highlight w:val="white"/>
-          <w:rtl w:val="0"/>
-        </w:rPr>
-        <w:t xml:space="preserve">CREATE TABLE dbo.[SubSetor] (</w:t>
+          <w:rtl w:val="0"/>
+        </w:rPr>
+      </w:r>
+    </w:p>
+    <w:p>
+      <w:pPr>
+        <w:spacing w:line="360" w:lineRule="auto"/>
+        <w:ind w:left="720" w:firstLine="720"/>
+        <w:jc w:val="left"/>
+        <w:rPr>
+          <w:b w:val="1"/>
+          <w:highlight w:val="white"/>
+        </w:rPr>
+      </w:pPr>
+      <w:r>
+        <w:rPr>
+          <w:highlight w:val="white"/>
+          <w:rtl w:val="0"/>
+        </w:rPr>
+        <w:t xml:space="preserve">Fonte: Elaborado pelo autor (2025)</w:t>
+      </w:r>
+      <w:r>
+        <w:rPr>
+          <w:rtl w:val="0"/>
+        </w:rPr>
       </w:r>
     </w:p>
     <w:p>
@@ -11984,15 +16213,14 @@
         <w:spacing w:line="360" w:lineRule="auto"/>
         <w:ind w:firstLine="708"/>
         <w:rPr>
-          <w:highlight w:val="white"/>
-        </w:rPr>
-      </w:pPr>
-      <w:r>
-        <w:rPr>
-          <w:highlight w:val="white"/>
-          <w:rtl w:val="0"/>
-        </w:rPr>
-        <w:t xml:space="preserve">    ID INT IDENTITY(1,1) PRIMARY KEY,  -- Chave primária autoincrementada</w:t>
+          <w:b w:val="1"/>
+          <w:highlight w:val="white"/>
+        </w:rPr>
+      </w:pPr>
+      <w:r>
+        <w:rPr>
+          <w:rtl w:val="0"/>
+        </w:rPr>
       </w:r>
     </w:p>
     <w:p>
@@ -12000,15 +16228,17 @@
         <w:spacing w:line="360" w:lineRule="auto"/>
         <w:ind w:firstLine="708"/>
         <w:rPr>
-          <w:highlight w:val="white"/>
-        </w:rPr>
-      </w:pPr>
-      <w:r>
-        <w:rPr>
-          <w:highlight w:val="white"/>
-          <w:rtl w:val="0"/>
-        </w:rPr>
-        <w:t xml:space="preserve">    Descritivo VARCHAR(255) NOT NULL   -- Nome do setor econômico</w:t>
+          <w:b w:val="1"/>
+          <w:highlight w:val="white"/>
+        </w:rPr>
+      </w:pPr>
+      <w:r>
+        <w:rPr>
+          <w:b w:val="1"/>
+          <w:highlight w:val="white"/>
+          <w:rtl w:val="0"/>
+        </w:rPr>
+        <w:t xml:space="preserve">5- Cálculo de índices</w:t>
       </w:r>
     </w:p>
     <w:p>
@@ -12021,6 +16251,254 @@
       </w:pPr>
       <w:r>
         <w:rPr>
+          <w:rtl w:val="0"/>
+        </w:rPr>
+      </w:r>
+    </w:p>
+    <w:p>
+      <w:pPr>
+        <w:spacing w:line="360" w:lineRule="auto"/>
+        <w:ind w:firstLine="708"/>
+        <w:rPr>
+          <w:highlight w:val="white"/>
+        </w:rPr>
+      </w:pPr>
+      <w:r>
+        <w:rPr>
+          <w:highlight w:val="white"/>
+          <w:rtl w:val="0"/>
+        </w:rPr>
+        <w:t xml:space="preserve">Como calcular o índice Sharpe de uma ação sendo que tenho a seguinte tabela:</w:t>
+      </w:r>
+    </w:p>
+    <w:p>
+      <w:pPr>
+        <w:spacing w:line="360" w:lineRule="auto"/>
+        <w:ind w:firstLine="708"/>
+        <w:rPr>
+          <w:highlight w:val="white"/>
+        </w:rPr>
+      </w:pPr>
+      <w:r>
+        <w:rPr>
+          <w:rtl w:val="0"/>
+        </w:rPr>
+      </w:r>
+    </w:p>
+    <w:p>
+      <w:pPr>
+        <w:spacing w:line="240" w:lineRule="auto"/>
+        <w:ind w:left="2267.716535433071" w:firstLine="708.6614173228347"/>
+        <w:rPr>
+          <w:rFonts w:ascii="Courier New" w:cs="Courier New" w:eastAsia="Courier New" w:hAnsi="Courier New"/>
+          <w:sz w:val="24"/>
+          <w:szCs w:val="24"/>
+          <w:highlight w:val="white"/>
+        </w:rPr>
+      </w:pPr>
+      <w:r>
+        <w:rPr>
+          <w:rFonts w:ascii="Courier New" w:cs="Courier New" w:eastAsia="Courier New" w:hAnsi="Courier New"/>
+          <w:sz w:val="24"/>
+          <w:szCs w:val="24"/>
+          <w:highlight w:val="white"/>
+          <w:rtl w:val="0"/>
+        </w:rPr>
+        <w:t xml:space="preserve">CREATE TABLE Acao_Historico (</w:t>
+      </w:r>
+    </w:p>
+    <w:p>
+      <w:pPr>
+        <w:spacing w:line="240" w:lineRule="auto"/>
+        <w:ind w:left="2267.716535433071" w:firstLine="708.6614173228347"/>
+        <w:rPr>
+          <w:rFonts w:ascii="Courier New" w:cs="Courier New" w:eastAsia="Courier New" w:hAnsi="Courier New"/>
+          <w:sz w:val="24"/>
+          <w:szCs w:val="24"/>
+          <w:highlight w:val="white"/>
+        </w:rPr>
+      </w:pPr>
+      <w:r>
+        <w:rPr>
+          <w:rFonts w:ascii="Courier New" w:cs="Courier New" w:eastAsia="Courier New" w:hAnsi="Courier New"/>
+          <w:sz w:val="24"/>
+          <w:szCs w:val="24"/>
+          <w:highlight w:val="white"/>
+          <w:rtl w:val="0"/>
+        </w:rPr>
+        <w:t xml:space="preserve">    Data DATE NOT NULL,</w:t>
+      </w:r>
+    </w:p>
+    <w:p>
+      <w:pPr>
+        <w:spacing w:line="240" w:lineRule="auto"/>
+        <w:ind w:left="2267.716535433071" w:firstLine="708.6614173228347"/>
+        <w:rPr>
+          <w:rFonts w:ascii="Courier New" w:cs="Courier New" w:eastAsia="Courier New" w:hAnsi="Courier New"/>
+          <w:sz w:val="24"/>
+          <w:szCs w:val="24"/>
+          <w:highlight w:val="white"/>
+        </w:rPr>
+      </w:pPr>
+      <w:r>
+        <w:rPr>
+          <w:rFonts w:ascii="Courier New" w:cs="Courier New" w:eastAsia="Courier New" w:hAnsi="Courier New"/>
+          <w:sz w:val="24"/>
+          <w:szCs w:val="24"/>
+          <w:highlight w:val="white"/>
+          <w:rtl w:val="0"/>
+        </w:rPr>
+        <w:t xml:space="preserve">    Codigo VARCHAR(10) NOT NULL,</w:t>
+      </w:r>
+    </w:p>
+    <w:p>
+      <w:pPr>
+        <w:spacing w:line="240" w:lineRule="auto"/>
+        <w:ind w:left="2267.716535433071" w:firstLine="708.6614173228347"/>
+        <w:rPr>
+          <w:rFonts w:ascii="Courier New" w:cs="Courier New" w:eastAsia="Courier New" w:hAnsi="Courier New"/>
+          <w:sz w:val="24"/>
+          <w:szCs w:val="24"/>
+          <w:highlight w:val="white"/>
+        </w:rPr>
+      </w:pPr>
+      <w:r>
+        <w:rPr>
+          <w:rFonts w:ascii="Courier New" w:cs="Courier New" w:eastAsia="Courier New" w:hAnsi="Courier New"/>
+          <w:sz w:val="24"/>
+          <w:szCs w:val="24"/>
+          <w:highlight w:val="white"/>
+          <w:rtl w:val="0"/>
+        </w:rPr>
+        <w:t xml:space="preserve">    Abertura FLOAT NOT NULL,</w:t>
+      </w:r>
+    </w:p>
+    <w:p>
+      <w:pPr>
+        <w:spacing w:line="240" w:lineRule="auto"/>
+        <w:ind w:left="2267.716535433071" w:firstLine="708.6614173228347"/>
+        <w:rPr>
+          <w:rFonts w:ascii="Courier New" w:cs="Courier New" w:eastAsia="Courier New" w:hAnsi="Courier New"/>
+          <w:sz w:val="24"/>
+          <w:szCs w:val="24"/>
+          <w:highlight w:val="white"/>
+        </w:rPr>
+      </w:pPr>
+      <w:r>
+        <w:rPr>
+          <w:rFonts w:ascii="Courier New" w:cs="Courier New" w:eastAsia="Courier New" w:hAnsi="Courier New"/>
+          <w:sz w:val="24"/>
+          <w:szCs w:val="24"/>
+          <w:highlight w:val="white"/>
+          <w:rtl w:val="0"/>
+        </w:rPr>
+        <w:t xml:space="preserve">    Alta FLOAT NOT NULL,</w:t>
+      </w:r>
+    </w:p>
+    <w:p>
+      <w:pPr>
+        <w:spacing w:line="240" w:lineRule="auto"/>
+        <w:ind w:left="2267.716535433071" w:firstLine="708.6614173228347"/>
+        <w:rPr>
+          <w:rFonts w:ascii="Courier New" w:cs="Courier New" w:eastAsia="Courier New" w:hAnsi="Courier New"/>
+          <w:sz w:val="24"/>
+          <w:szCs w:val="24"/>
+          <w:highlight w:val="white"/>
+        </w:rPr>
+      </w:pPr>
+      <w:r>
+        <w:rPr>
+          <w:rFonts w:ascii="Courier New" w:cs="Courier New" w:eastAsia="Courier New" w:hAnsi="Courier New"/>
+          <w:sz w:val="24"/>
+          <w:szCs w:val="24"/>
+          <w:highlight w:val="white"/>
+          <w:rtl w:val="0"/>
+        </w:rPr>
+        <w:t xml:space="preserve">    Baixa FLOAT NOT NULL,</w:t>
+      </w:r>
+    </w:p>
+    <w:p>
+      <w:pPr>
+        <w:spacing w:line="240" w:lineRule="auto"/>
+        <w:ind w:left="2267.716535433071" w:firstLine="708.6614173228347"/>
+        <w:rPr>
+          <w:rFonts w:ascii="Courier New" w:cs="Courier New" w:eastAsia="Courier New" w:hAnsi="Courier New"/>
+          <w:sz w:val="24"/>
+          <w:szCs w:val="24"/>
+          <w:highlight w:val="white"/>
+        </w:rPr>
+      </w:pPr>
+      <w:r>
+        <w:rPr>
+          <w:rFonts w:ascii="Courier New" w:cs="Courier New" w:eastAsia="Courier New" w:hAnsi="Courier New"/>
+          <w:sz w:val="24"/>
+          <w:szCs w:val="24"/>
+          <w:highlight w:val="white"/>
+          <w:rtl w:val="0"/>
+        </w:rPr>
+        <w:t xml:space="preserve">    Fechamento FLOAT NOT NULL,</w:t>
+      </w:r>
+    </w:p>
+    <w:p>
+      <w:pPr>
+        <w:spacing w:line="240" w:lineRule="auto"/>
+        <w:ind w:left="2267.716535433071" w:firstLine="708.6614173228347"/>
+        <w:rPr>
+          <w:rFonts w:ascii="Courier New" w:cs="Courier New" w:eastAsia="Courier New" w:hAnsi="Courier New"/>
+          <w:sz w:val="24"/>
+          <w:szCs w:val="24"/>
+          <w:highlight w:val="white"/>
+        </w:rPr>
+      </w:pPr>
+      <w:r>
+        <w:rPr>
+          <w:rFonts w:ascii="Courier New" w:cs="Courier New" w:eastAsia="Courier New" w:hAnsi="Courier New"/>
+          <w:sz w:val="24"/>
+          <w:szCs w:val="24"/>
+          <w:highlight w:val="white"/>
+          <w:rtl w:val="0"/>
+        </w:rPr>
+        <w:t xml:space="preserve">    Volume BIGINT NOT NULL,</w:t>
+      </w:r>
+    </w:p>
+    <w:p>
+      <w:pPr>
+        <w:spacing w:line="240" w:lineRule="auto"/>
+        <w:ind w:left="2267.716535433071" w:firstLine="708.6614173228347"/>
+        <w:rPr>
+          <w:rFonts w:ascii="Courier New" w:cs="Courier New" w:eastAsia="Courier New" w:hAnsi="Courier New"/>
+          <w:sz w:val="24"/>
+          <w:szCs w:val="24"/>
+          <w:highlight w:val="white"/>
+        </w:rPr>
+      </w:pPr>
+      <w:r>
+        <w:rPr>
+          <w:rFonts w:ascii="Courier New" w:cs="Courier New" w:eastAsia="Courier New" w:hAnsi="Courier New"/>
+          <w:sz w:val="24"/>
+          <w:szCs w:val="24"/>
+          <w:highlight w:val="white"/>
+          <w:rtl w:val="0"/>
+        </w:rPr>
+        <w:t xml:space="preserve">    PRIMARY KEY (Data, Codigo) -- Permite várias ações diferentes na mesma data</w:t>
+      </w:r>
+    </w:p>
+    <w:p>
+      <w:pPr>
+        <w:spacing w:line="240" w:lineRule="auto"/>
+        <w:ind w:left="2267.716535433071" w:firstLine="708.6614173228347"/>
+        <w:rPr>
+          <w:rFonts w:ascii="Courier New" w:cs="Courier New" w:eastAsia="Courier New" w:hAnsi="Courier New"/>
+          <w:sz w:val="24"/>
+          <w:szCs w:val="24"/>
+          <w:highlight w:val="white"/>
+        </w:rPr>
+      </w:pPr>
+      <w:r>
+        <w:rPr>
+          <w:rFonts w:ascii="Courier New" w:cs="Courier New" w:eastAsia="Courier New" w:hAnsi="Courier New"/>
+          <w:sz w:val="24"/>
+          <w:szCs w:val="24"/>
           <w:highlight w:val="white"/>
           <w:rtl w:val="0"/>
         </w:rPr>
@@ -12054,7 +16532,241 @@
           <w:highlight w:val="white"/>
           <w:rtl w:val="0"/>
         </w:rPr>
-        <w:t xml:space="preserve">sendo que deve-se desconsiderar as células que estejam com o valor SUBSETOR ou valores em branco</w:t>
+        <w:t xml:space="preserve">Como calcular a volatilidade de uma ação usando a FastAPI  sendo que tenho a seguinte tabela:</w:t>
+      </w:r>
+    </w:p>
+    <w:p>
+      <w:pPr>
+        <w:spacing w:line="360" w:lineRule="auto"/>
+        <w:ind w:left="2267.716535433071" w:firstLine="708.6614173228347"/>
+        <w:rPr>
+          <w:highlight w:val="white"/>
+        </w:rPr>
+      </w:pPr>
+      <w:r>
+        <w:rPr>
+          <w:rtl w:val="0"/>
+        </w:rPr>
+      </w:r>
+    </w:p>
+    <w:p>
+      <w:pPr>
+        <w:spacing w:line="240" w:lineRule="auto"/>
+        <w:ind w:left="2267.716535433071" w:firstLine="708.6614173228347"/>
+        <w:rPr>
+          <w:rFonts w:ascii="Courier New" w:cs="Courier New" w:eastAsia="Courier New" w:hAnsi="Courier New"/>
+          <w:sz w:val="24"/>
+          <w:szCs w:val="24"/>
+          <w:highlight w:val="white"/>
+        </w:rPr>
+      </w:pPr>
+      <w:r>
+        <w:rPr>
+          <w:rFonts w:ascii="Courier New" w:cs="Courier New" w:eastAsia="Courier New" w:hAnsi="Courier New"/>
+          <w:sz w:val="24"/>
+          <w:szCs w:val="24"/>
+          <w:highlight w:val="white"/>
+          <w:rtl w:val="0"/>
+        </w:rPr>
+        <w:t xml:space="preserve">CREATE TABLE Acao_Historico (</w:t>
+      </w:r>
+    </w:p>
+    <w:p>
+      <w:pPr>
+        <w:spacing w:line="240" w:lineRule="auto"/>
+        <w:ind w:left="2267.716535433071" w:firstLine="708.6614173228347"/>
+        <w:rPr>
+          <w:rFonts w:ascii="Courier New" w:cs="Courier New" w:eastAsia="Courier New" w:hAnsi="Courier New"/>
+          <w:sz w:val="24"/>
+          <w:szCs w:val="24"/>
+          <w:highlight w:val="white"/>
+        </w:rPr>
+      </w:pPr>
+      <w:r>
+        <w:rPr>
+          <w:rFonts w:ascii="Courier New" w:cs="Courier New" w:eastAsia="Courier New" w:hAnsi="Courier New"/>
+          <w:sz w:val="24"/>
+          <w:szCs w:val="24"/>
+          <w:highlight w:val="white"/>
+          <w:rtl w:val="0"/>
+        </w:rPr>
+        <w:t xml:space="preserve">    Data DATE NOT NULL,</w:t>
+      </w:r>
+    </w:p>
+    <w:p>
+      <w:pPr>
+        <w:spacing w:line="240" w:lineRule="auto"/>
+        <w:ind w:left="2267.716535433071" w:firstLine="708.6614173228347"/>
+        <w:rPr>
+          <w:rFonts w:ascii="Courier New" w:cs="Courier New" w:eastAsia="Courier New" w:hAnsi="Courier New"/>
+          <w:sz w:val="24"/>
+          <w:szCs w:val="24"/>
+          <w:highlight w:val="white"/>
+        </w:rPr>
+      </w:pPr>
+      <w:r>
+        <w:rPr>
+          <w:rFonts w:ascii="Courier New" w:cs="Courier New" w:eastAsia="Courier New" w:hAnsi="Courier New"/>
+          <w:sz w:val="24"/>
+          <w:szCs w:val="24"/>
+          <w:highlight w:val="white"/>
+          <w:rtl w:val="0"/>
+        </w:rPr>
+        <w:t xml:space="preserve">    Codigo VARCHAR(10) NOT NULL,</w:t>
+      </w:r>
+    </w:p>
+    <w:p>
+      <w:pPr>
+        <w:spacing w:line="240" w:lineRule="auto"/>
+        <w:ind w:left="2267.716535433071" w:firstLine="708.6614173228347"/>
+        <w:rPr>
+          <w:rFonts w:ascii="Courier New" w:cs="Courier New" w:eastAsia="Courier New" w:hAnsi="Courier New"/>
+          <w:sz w:val="24"/>
+          <w:szCs w:val="24"/>
+          <w:highlight w:val="white"/>
+        </w:rPr>
+      </w:pPr>
+      <w:r>
+        <w:rPr>
+          <w:rFonts w:ascii="Courier New" w:cs="Courier New" w:eastAsia="Courier New" w:hAnsi="Courier New"/>
+          <w:sz w:val="24"/>
+          <w:szCs w:val="24"/>
+          <w:highlight w:val="white"/>
+          <w:rtl w:val="0"/>
+        </w:rPr>
+        <w:t xml:space="preserve">    Abertura FLOAT NOT NULL,</w:t>
+      </w:r>
+    </w:p>
+    <w:p>
+      <w:pPr>
+        <w:spacing w:line="240" w:lineRule="auto"/>
+        <w:ind w:left="2267.716535433071" w:firstLine="708.6614173228347"/>
+        <w:rPr>
+          <w:rFonts w:ascii="Courier New" w:cs="Courier New" w:eastAsia="Courier New" w:hAnsi="Courier New"/>
+          <w:sz w:val="24"/>
+          <w:szCs w:val="24"/>
+          <w:highlight w:val="white"/>
+        </w:rPr>
+      </w:pPr>
+      <w:r>
+        <w:rPr>
+          <w:rFonts w:ascii="Courier New" w:cs="Courier New" w:eastAsia="Courier New" w:hAnsi="Courier New"/>
+          <w:sz w:val="24"/>
+          <w:szCs w:val="24"/>
+          <w:highlight w:val="white"/>
+          <w:rtl w:val="0"/>
+        </w:rPr>
+        <w:t xml:space="preserve">    Alta FLOAT NOT NULL,</w:t>
+      </w:r>
+    </w:p>
+    <w:p>
+      <w:pPr>
+        <w:spacing w:line="240" w:lineRule="auto"/>
+        <w:ind w:left="2267.716535433071" w:firstLine="708.6614173228347"/>
+        <w:rPr>
+          <w:rFonts w:ascii="Courier New" w:cs="Courier New" w:eastAsia="Courier New" w:hAnsi="Courier New"/>
+          <w:sz w:val="24"/>
+          <w:szCs w:val="24"/>
+          <w:highlight w:val="white"/>
+        </w:rPr>
+      </w:pPr>
+      <w:r>
+        <w:rPr>
+          <w:rFonts w:ascii="Courier New" w:cs="Courier New" w:eastAsia="Courier New" w:hAnsi="Courier New"/>
+          <w:sz w:val="24"/>
+          <w:szCs w:val="24"/>
+          <w:highlight w:val="white"/>
+          <w:rtl w:val="0"/>
+        </w:rPr>
+        <w:t xml:space="preserve">    Baixa FLOAT NOT NULL,</w:t>
+      </w:r>
+    </w:p>
+    <w:p>
+      <w:pPr>
+        <w:spacing w:line="240" w:lineRule="auto"/>
+        <w:ind w:left="2267.716535433071" w:firstLine="708.6614173228347"/>
+        <w:rPr>
+          <w:rFonts w:ascii="Courier New" w:cs="Courier New" w:eastAsia="Courier New" w:hAnsi="Courier New"/>
+          <w:sz w:val="24"/>
+          <w:szCs w:val="24"/>
+          <w:highlight w:val="white"/>
+        </w:rPr>
+      </w:pPr>
+      <w:r>
+        <w:rPr>
+          <w:rFonts w:ascii="Courier New" w:cs="Courier New" w:eastAsia="Courier New" w:hAnsi="Courier New"/>
+          <w:sz w:val="24"/>
+          <w:szCs w:val="24"/>
+          <w:highlight w:val="white"/>
+          <w:rtl w:val="0"/>
+        </w:rPr>
+        <w:t xml:space="preserve">    Fechamento FLOAT NOT NULL,</w:t>
+      </w:r>
+    </w:p>
+    <w:p>
+      <w:pPr>
+        <w:spacing w:line="240" w:lineRule="auto"/>
+        <w:ind w:left="2267.716535433071" w:firstLine="708.6614173228347"/>
+        <w:rPr>
+          <w:rFonts w:ascii="Courier New" w:cs="Courier New" w:eastAsia="Courier New" w:hAnsi="Courier New"/>
+          <w:sz w:val="24"/>
+          <w:szCs w:val="24"/>
+          <w:highlight w:val="white"/>
+        </w:rPr>
+      </w:pPr>
+      <w:r>
+        <w:rPr>
+          <w:rFonts w:ascii="Courier New" w:cs="Courier New" w:eastAsia="Courier New" w:hAnsi="Courier New"/>
+          <w:sz w:val="24"/>
+          <w:szCs w:val="24"/>
+          <w:highlight w:val="white"/>
+          <w:rtl w:val="0"/>
+        </w:rPr>
+        <w:t xml:space="preserve">    Volume BIGINT NOT NULL,</w:t>
+      </w:r>
+    </w:p>
+    <w:p>
+      <w:pPr>
+        <w:spacing w:line="240" w:lineRule="auto"/>
+        <w:ind w:left="2267.716535433071" w:firstLine="708.6614173228347"/>
+        <w:rPr>
+          <w:rFonts w:ascii="Courier New" w:cs="Courier New" w:eastAsia="Courier New" w:hAnsi="Courier New"/>
+          <w:sz w:val="24"/>
+          <w:szCs w:val="24"/>
+          <w:highlight w:val="white"/>
+        </w:rPr>
+      </w:pPr>
+      <w:r>
+        <w:rPr>
+          <w:rFonts w:ascii="Courier New" w:cs="Courier New" w:eastAsia="Courier New" w:hAnsi="Courier New"/>
+          <w:sz w:val="24"/>
+          <w:szCs w:val="24"/>
+          <w:highlight w:val="white"/>
+          <w:rtl w:val="0"/>
+        </w:rPr>
+        <w:t xml:space="preserve">    PRIMARY KEY (Data, Codigo) -- Permite várias ações diferentes na mesma data</w:t>
+      </w:r>
+    </w:p>
+    <w:p>
+      <w:pPr>
+        <w:spacing w:line="240" w:lineRule="auto"/>
+        <w:ind w:left="2267.716535433071" w:firstLine="708.6614173228347"/>
+        <w:rPr>
+          <w:rFonts w:ascii="Courier New" w:cs="Courier New" w:eastAsia="Courier New" w:hAnsi="Courier New"/>
+          <w:sz w:val="24"/>
+          <w:szCs w:val="24"/>
+          <w:highlight w:val="white"/>
+        </w:rPr>
+      </w:pPr>
+      <w:r>
+        <w:rPr>
+          <w:rFonts w:ascii="Courier New" w:cs="Courier New" w:eastAsia="Courier New" w:hAnsi="Courier New"/>
+          <w:sz w:val="24"/>
+          <w:szCs w:val="24"/>
+          <w:highlight w:val="white"/>
+          <w:rtl w:val="0"/>
+        </w:rPr>
+        <w:t xml:space="preserve">);</w:t>
       </w:r>
     </w:p>
     <w:p>
@@ -12084,7 +16796,241 @@
           <w:highlight w:val="white"/>
           <w:rtl w:val="0"/>
         </w:rPr>
-        <w:t xml:space="preserve">Como criar um método  que leia um arquivo em Excel,</w:t>
+        <w:t xml:space="preserve">Como calcular o retorno esperado de uma ação usando a FastAPI  sendo que tenho a seguinte tabela:</w:t>
+      </w:r>
+    </w:p>
+    <w:p>
+      <w:pPr>
+        <w:spacing w:line="360" w:lineRule="auto"/>
+        <w:ind w:left="2267.716535433071" w:firstLine="708.6614173228347"/>
+        <w:rPr>
+          <w:highlight w:val="white"/>
+        </w:rPr>
+      </w:pPr>
+      <w:r>
+        <w:rPr>
+          <w:rtl w:val="0"/>
+        </w:rPr>
+      </w:r>
+    </w:p>
+    <w:p>
+      <w:pPr>
+        <w:spacing w:line="240" w:lineRule="auto"/>
+        <w:ind w:left="2267.716535433071" w:firstLine="708.6614173228347"/>
+        <w:rPr>
+          <w:rFonts w:ascii="Courier New" w:cs="Courier New" w:eastAsia="Courier New" w:hAnsi="Courier New"/>
+          <w:sz w:val="24"/>
+          <w:szCs w:val="24"/>
+          <w:highlight w:val="white"/>
+        </w:rPr>
+      </w:pPr>
+      <w:r>
+        <w:rPr>
+          <w:rFonts w:ascii="Courier New" w:cs="Courier New" w:eastAsia="Courier New" w:hAnsi="Courier New"/>
+          <w:sz w:val="24"/>
+          <w:szCs w:val="24"/>
+          <w:highlight w:val="white"/>
+          <w:rtl w:val="0"/>
+        </w:rPr>
+        <w:t xml:space="preserve">CREATE TABLE Acao_Historico (</w:t>
+      </w:r>
+    </w:p>
+    <w:p>
+      <w:pPr>
+        <w:spacing w:line="240" w:lineRule="auto"/>
+        <w:ind w:left="2267.716535433071" w:firstLine="708.6614173228347"/>
+        <w:rPr>
+          <w:rFonts w:ascii="Courier New" w:cs="Courier New" w:eastAsia="Courier New" w:hAnsi="Courier New"/>
+          <w:sz w:val="24"/>
+          <w:szCs w:val="24"/>
+          <w:highlight w:val="white"/>
+        </w:rPr>
+      </w:pPr>
+      <w:r>
+        <w:rPr>
+          <w:rFonts w:ascii="Courier New" w:cs="Courier New" w:eastAsia="Courier New" w:hAnsi="Courier New"/>
+          <w:sz w:val="24"/>
+          <w:szCs w:val="24"/>
+          <w:highlight w:val="white"/>
+          <w:rtl w:val="0"/>
+        </w:rPr>
+        <w:t xml:space="preserve">    Data DATE NOT NULL,</w:t>
+      </w:r>
+    </w:p>
+    <w:p>
+      <w:pPr>
+        <w:spacing w:line="240" w:lineRule="auto"/>
+        <w:ind w:left="2267.716535433071" w:firstLine="708.6614173228347"/>
+        <w:rPr>
+          <w:rFonts w:ascii="Courier New" w:cs="Courier New" w:eastAsia="Courier New" w:hAnsi="Courier New"/>
+          <w:sz w:val="24"/>
+          <w:szCs w:val="24"/>
+          <w:highlight w:val="white"/>
+        </w:rPr>
+      </w:pPr>
+      <w:r>
+        <w:rPr>
+          <w:rFonts w:ascii="Courier New" w:cs="Courier New" w:eastAsia="Courier New" w:hAnsi="Courier New"/>
+          <w:sz w:val="24"/>
+          <w:szCs w:val="24"/>
+          <w:highlight w:val="white"/>
+          <w:rtl w:val="0"/>
+        </w:rPr>
+        <w:t xml:space="preserve">    Codigo VARCHAR(10) NOT NULL,</w:t>
+      </w:r>
+    </w:p>
+    <w:p>
+      <w:pPr>
+        <w:spacing w:line="240" w:lineRule="auto"/>
+        <w:ind w:left="2267.716535433071" w:firstLine="708.6614173228347"/>
+        <w:rPr>
+          <w:rFonts w:ascii="Courier New" w:cs="Courier New" w:eastAsia="Courier New" w:hAnsi="Courier New"/>
+          <w:sz w:val="24"/>
+          <w:szCs w:val="24"/>
+          <w:highlight w:val="white"/>
+        </w:rPr>
+      </w:pPr>
+      <w:r>
+        <w:rPr>
+          <w:rFonts w:ascii="Courier New" w:cs="Courier New" w:eastAsia="Courier New" w:hAnsi="Courier New"/>
+          <w:sz w:val="24"/>
+          <w:szCs w:val="24"/>
+          <w:highlight w:val="white"/>
+          <w:rtl w:val="0"/>
+        </w:rPr>
+        <w:t xml:space="preserve">    Abertura FLOAT NOT NULL,</w:t>
+      </w:r>
+    </w:p>
+    <w:p>
+      <w:pPr>
+        <w:spacing w:line="240" w:lineRule="auto"/>
+        <w:ind w:left="2267.716535433071" w:firstLine="708.6614173228347"/>
+        <w:rPr>
+          <w:rFonts w:ascii="Courier New" w:cs="Courier New" w:eastAsia="Courier New" w:hAnsi="Courier New"/>
+          <w:sz w:val="24"/>
+          <w:szCs w:val="24"/>
+          <w:highlight w:val="white"/>
+        </w:rPr>
+      </w:pPr>
+      <w:r>
+        <w:rPr>
+          <w:rFonts w:ascii="Courier New" w:cs="Courier New" w:eastAsia="Courier New" w:hAnsi="Courier New"/>
+          <w:sz w:val="24"/>
+          <w:szCs w:val="24"/>
+          <w:highlight w:val="white"/>
+          <w:rtl w:val="0"/>
+        </w:rPr>
+        <w:t xml:space="preserve">    Alta FLOAT NOT NULL,</w:t>
+      </w:r>
+    </w:p>
+    <w:p>
+      <w:pPr>
+        <w:spacing w:line="240" w:lineRule="auto"/>
+        <w:ind w:left="2267.716535433071" w:firstLine="708.6614173228347"/>
+        <w:rPr>
+          <w:rFonts w:ascii="Courier New" w:cs="Courier New" w:eastAsia="Courier New" w:hAnsi="Courier New"/>
+          <w:sz w:val="24"/>
+          <w:szCs w:val="24"/>
+          <w:highlight w:val="white"/>
+        </w:rPr>
+      </w:pPr>
+      <w:r>
+        <w:rPr>
+          <w:rFonts w:ascii="Courier New" w:cs="Courier New" w:eastAsia="Courier New" w:hAnsi="Courier New"/>
+          <w:sz w:val="24"/>
+          <w:szCs w:val="24"/>
+          <w:highlight w:val="white"/>
+          <w:rtl w:val="0"/>
+        </w:rPr>
+        <w:t xml:space="preserve">    Baixa FLOAT NOT NULL,</w:t>
+      </w:r>
+    </w:p>
+    <w:p>
+      <w:pPr>
+        <w:spacing w:line="240" w:lineRule="auto"/>
+        <w:ind w:left="2267.716535433071" w:firstLine="708.6614173228347"/>
+        <w:rPr>
+          <w:rFonts w:ascii="Courier New" w:cs="Courier New" w:eastAsia="Courier New" w:hAnsi="Courier New"/>
+          <w:sz w:val="24"/>
+          <w:szCs w:val="24"/>
+          <w:highlight w:val="white"/>
+        </w:rPr>
+      </w:pPr>
+      <w:r>
+        <w:rPr>
+          <w:rFonts w:ascii="Courier New" w:cs="Courier New" w:eastAsia="Courier New" w:hAnsi="Courier New"/>
+          <w:sz w:val="24"/>
+          <w:szCs w:val="24"/>
+          <w:highlight w:val="white"/>
+          <w:rtl w:val="0"/>
+        </w:rPr>
+        <w:t xml:space="preserve">    Fechamento FLOAT NOT NULL,</w:t>
+      </w:r>
+    </w:p>
+    <w:p>
+      <w:pPr>
+        <w:spacing w:line="240" w:lineRule="auto"/>
+        <w:ind w:left="2267.716535433071" w:firstLine="708.6614173228347"/>
+        <w:rPr>
+          <w:rFonts w:ascii="Courier New" w:cs="Courier New" w:eastAsia="Courier New" w:hAnsi="Courier New"/>
+          <w:sz w:val="24"/>
+          <w:szCs w:val="24"/>
+          <w:highlight w:val="white"/>
+        </w:rPr>
+      </w:pPr>
+      <w:r>
+        <w:rPr>
+          <w:rFonts w:ascii="Courier New" w:cs="Courier New" w:eastAsia="Courier New" w:hAnsi="Courier New"/>
+          <w:sz w:val="24"/>
+          <w:szCs w:val="24"/>
+          <w:highlight w:val="white"/>
+          <w:rtl w:val="0"/>
+        </w:rPr>
+        <w:t xml:space="preserve">    Volume BIGINT NOT NULL,</w:t>
+      </w:r>
+    </w:p>
+    <w:p>
+      <w:pPr>
+        <w:spacing w:line="240" w:lineRule="auto"/>
+        <w:ind w:left="2267.716535433071" w:firstLine="708.6614173228347"/>
+        <w:rPr>
+          <w:rFonts w:ascii="Courier New" w:cs="Courier New" w:eastAsia="Courier New" w:hAnsi="Courier New"/>
+          <w:sz w:val="24"/>
+          <w:szCs w:val="24"/>
+          <w:highlight w:val="white"/>
+        </w:rPr>
+      </w:pPr>
+      <w:r>
+        <w:rPr>
+          <w:rFonts w:ascii="Courier New" w:cs="Courier New" w:eastAsia="Courier New" w:hAnsi="Courier New"/>
+          <w:sz w:val="24"/>
+          <w:szCs w:val="24"/>
+          <w:highlight w:val="white"/>
+          <w:rtl w:val="0"/>
+        </w:rPr>
+        <w:t xml:space="preserve">    PRIMARY KEY (Data, Codigo) -- Permite várias ações diferentes na mesma data</w:t>
+      </w:r>
+    </w:p>
+    <w:p>
+      <w:pPr>
+        <w:spacing w:line="240" w:lineRule="auto"/>
+        <w:ind w:left="2267.716535433071" w:firstLine="708.6614173228347"/>
+        <w:rPr>
+          <w:rFonts w:ascii="Courier New" w:cs="Courier New" w:eastAsia="Courier New" w:hAnsi="Courier New"/>
+          <w:sz w:val="24"/>
+          <w:szCs w:val="24"/>
+          <w:highlight w:val="white"/>
+        </w:rPr>
+      </w:pPr>
+      <w:r>
+        <w:rPr>
+          <w:rFonts w:ascii="Courier New" w:cs="Courier New" w:eastAsia="Courier New" w:hAnsi="Courier New"/>
+          <w:sz w:val="24"/>
+          <w:szCs w:val="24"/>
+          <w:highlight w:val="white"/>
+          <w:rtl w:val="0"/>
+        </w:rPr>
+        <w:t xml:space="preserve">);</w:t>
       </w:r>
     </w:p>
     <w:p>
@@ -12097,10 +17043,8 @@
       </w:pPr>
       <w:r>
         <w:rPr>
-          <w:highlight w:val="white"/>
-          <w:rtl w:val="0"/>
-        </w:rPr>
-        <w:t xml:space="preserve">leia os dados da coluna A da linha 9 até a linha 509 e salve na tabela </w:t>
+          <w:rtl w:val="0"/>
+        </w:rPr>
       </w:r>
     </w:p>
     <w:p>
@@ -12116,7 +17060,20 @@
           <w:highlight w:val="white"/>
           <w:rtl w:val="0"/>
         </w:rPr>
-        <w:t xml:space="preserve">CREATE TABLE dbo.[SetorEconomico] (</w:t>
+        <w:t xml:space="preserve">Como usar o percentil (função do Excel) no python sendo que tenho os dados de um mês de uma determinada ação?</w:t>
+      </w:r>
+    </w:p>
+    <w:p>
+      <w:pPr>
+        <w:spacing w:line="360" w:lineRule="auto"/>
+        <w:rPr>
+          <w:highlight w:val="white"/>
+        </w:rPr>
+      </w:pPr>
+      <w:r>
+        <w:rPr>
+          <w:rtl w:val="0"/>
+        </w:rPr>
       </w:r>
     </w:p>
     <w:p>
@@ -12132,7 +17089,7 @@
           <w:highlight w:val="white"/>
           <w:rtl w:val="0"/>
         </w:rPr>
-        <w:t xml:space="preserve">    ID INT IDENTITY(1,1) PRIMARY KEY,  -- Chave primária autoincrementada</w:t>
+        <w:t xml:space="preserve">Como selecionar os últimos dois registro da tupla def get_ibov_data_by_date_range(self, start_date: str, end_date: str) -&gt; List[Tuple[str, float, float, float, float, int]]:</w:t>
       </w:r>
     </w:p>
     <w:p>
@@ -12148,3658 +17105,39 @@
           <w:highlight w:val="white"/>
           <w:rtl w:val="0"/>
         </w:rPr>
-        <w:t xml:space="preserve">    Descritivo VARCHAR(255) NOT NULL   -- Nome do setor econômico</w:t>
-      </w:r>
-    </w:p>
-    <w:p>
-      <w:pPr>
-        <w:spacing w:line="360" w:lineRule="auto"/>
-        <w:ind w:firstLine="708"/>
-        <w:rPr>
-          <w:highlight w:val="white"/>
-        </w:rPr>
-      </w:pPr>
-      <w:r>
-        <w:rPr>
-          <w:highlight w:val="white"/>
-          <w:rtl w:val="0"/>
-        </w:rPr>
-        <w:t xml:space="preserve">);</w:t>
-      </w:r>
-    </w:p>
-    <w:p>
-      <w:pPr>
-        <w:spacing w:line="360" w:lineRule="auto"/>
-        <w:ind w:firstLine="708"/>
-        <w:rPr>
-          <w:highlight w:val="white"/>
-        </w:rPr>
-      </w:pPr>
-      <w:r>
-        <w:rPr>
-          <w:rtl w:val="0"/>
-        </w:rPr>
-      </w:r>
-    </w:p>
-    <w:p>
-      <w:pPr>
-        <w:spacing w:line="360" w:lineRule="auto"/>
-        <w:ind w:firstLine="708"/>
-        <w:rPr>
-          <w:highlight w:val="white"/>
-        </w:rPr>
-      </w:pPr>
-      <w:r>
-        <w:rPr>
-          <w:highlight w:val="white"/>
-          <w:rtl w:val="0"/>
-        </w:rPr>
-        <w:t xml:space="preserve">sendo que deve-se desconsiderar as células que estejam com o valor SETOR ECONÔMICO ou valores em branco</w:t>
-      </w:r>
-    </w:p>
-    <w:p>
-      <w:pPr>
-        <w:spacing w:line="360" w:lineRule="auto"/>
-        <w:ind w:firstLine="708"/>
-        <w:rPr>
-          <w:highlight w:val="white"/>
-        </w:rPr>
-      </w:pPr>
-      <w:r>
-        <w:rPr>
-          <w:rtl w:val="0"/>
-        </w:rPr>
-      </w:r>
-    </w:p>
-    <w:p>
-      <w:pPr>
-        <w:spacing w:line="360" w:lineRule="auto"/>
-        <w:ind w:firstLine="708"/>
-        <w:rPr>
-          <w:highlight w:val="white"/>
-        </w:rPr>
-      </w:pPr>
-      <w:r>
-        <w:rPr>
-          <w:highlight w:val="white"/>
-          <w:rtl w:val="0"/>
-        </w:rPr>
-        <w:t xml:space="preserve">Como criar um método que leia um arquivo em Excel, na coluna C das linhas 8 até 520 sendo que precisa desconsiderar a célula com o valor 'SEGMENTO' e o conteúdo da coluna D tem que estar vazia</w:t>
-      </w:r>
-    </w:p>
-    <w:p>
-      <w:pPr>
-        <w:spacing w:line="360" w:lineRule="auto"/>
-        <w:ind w:firstLine="708"/>
-        <w:rPr>
-          <w:highlight w:val="white"/>
-        </w:rPr>
-      </w:pPr>
-      <w:r>
-        <w:rPr>
-          <w:highlight w:val="white"/>
-          <w:rtl w:val="0"/>
-        </w:rPr>
-        <w:t xml:space="preserve">CREATE TABLE dbo.Segmento (</w:t>
-      </w:r>
-    </w:p>
-    <w:p>
-      <w:pPr>
-        <w:spacing w:line="360" w:lineRule="auto"/>
-        <w:ind w:firstLine="708"/>
-        <w:rPr>
-          <w:highlight w:val="white"/>
-        </w:rPr>
-      </w:pPr>
-      <w:r>
-        <w:rPr>
-          <w:highlight w:val="white"/>
-          <w:rtl w:val="0"/>
-        </w:rPr>
-        <w:t xml:space="preserve">    ID INT IDENTITY(1,1) PRIMARY KEY,  -- Chave primária autoincrementada</w:t>
-      </w:r>
-    </w:p>
-    <w:p>
-      <w:pPr>
-        <w:spacing w:line="360" w:lineRule="auto"/>
-        <w:ind w:firstLine="708"/>
-        <w:rPr>
-          <w:highlight w:val="white"/>
-        </w:rPr>
-      </w:pPr>
-      <w:r>
-        <w:rPr>
-          <w:highlight w:val="white"/>
-          <w:rtl w:val="0"/>
-        </w:rPr>
-        <w:t xml:space="preserve">    Descritivo VARCHAR(255) NOT NULL   -- Nome do segmento</w:t>
-      </w:r>
-    </w:p>
-    <w:p>
-      <w:pPr>
-        <w:spacing w:line="360" w:lineRule="auto"/>
-        <w:ind w:firstLine="708"/>
-        <w:rPr>
-          <w:highlight w:val="white"/>
-        </w:rPr>
-      </w:pPr>
-      <w:r>
-        <w:rPr>
-          <w:highlight w:val="white"/>
-          <w:rtl w:val="0"/>
-        </w:rPr>
-        <w:t xml:space="preserve">);</w:t>
-      </w:r>
-    </w:p>
-    <w:p>
-      <w:pPr>
-        <w:spacing w:line="360" w:lineRule="auto"/>
-        <w:ind w:firstLine="708"/>
-        <w:rPr>
-          <w:highlight w:val="white"/>
-        </w:rPr>
-      </w:pPr>
-      <w:r>
-        <w:rPr>
-          <w:rtl w:val="0"/>
-        </w:rPr>
-      </w:r>
-    </w:p>
-    <w:p>
-      <w:pPr>
-        <w:spacing w:line="360" w:lineRule="auto"/>
-        <w:ind w:firstLine="708"/>
-        <w:rPr>
-          <w:highlight w:val="white"/>
-        </w:rPr>
-      </w:pPr>
-      <w:r>
-        <w:rPr>
-          <w:highlight w:val="white"/>
-          <w:rtl w:val="0"/>
-        </w:rPr>
-        <w:t xml:space="preserve">Preciso inserir dados na tabela abaixo sendo que os dados vem de uma planilha em Excel e na coluna nome o conteúdo está na coluna C da planilha da linha 8 até a 520 desconsiderando as celulas com o valor SEGMENTO</w:t>
-      </w:r>
-    </w:p>
-    <w:p>
-      <w:pPr>
-        <w:spacing w:line="360" w:lineRule="auto"/>
-        <w:ind w:firstLine="708"/>
-        <w:rPr>
-          <w:highlight w:val="white"/>
-        </w:rPr>
-      </w:pPr>
-      <w:r>
-        <w:rPr>
-          <w:highlight w:val="white"/>
-          <w:rtl w:val="0"/>
-        </w:rPr>
-        <w:t xml:space="preserve">e precisa ter algum conteúdo na coluna D, a coluna D da planilha tem o conteudo que será salvo na coluna Codigo.</w:t>
-      </w:r>
-    </w:p>
-    <w:p>
-      <w:pPr>
-        <w:spacing w:line="360" w:lineRule="auto"/>
-        <w:ind w:firstLine="708"/>
-        <w:rPr>
-          <w:highlight w:val="white"/>
-        </w:rPr>
-      </w:pPr>
-      <w:r>
-        <w:rPr>
-          <w:highlight w:val="white"/>
-          <w:rtl w:val="0"/>
-        </w:rPr>
-        <w:t xml:space="preserve">Sobre a SegmentoClassificacaoID o conteudo está na coluna E da planilha porém o valor pode estar vazio, quando não for vazio ela terá a sigla que corresponde a coluna Sigla na tabela dbo.SegmentoClassificacao e a partir</w:t>
-      </w:r>
-    </w:p>
-    <w:p>
-      <w:pPr>
-        <w:spacing w:line="360" w:lineRule="auto"/>
-        <w:ind w:firstLine="708"/>
-        <w:rPr>
-          <w:highlight w:val="white"/>
-        </w:rPr>
-      </w:pPr>
-      <w:r>
-        <w:rPr>
-          <w:highlight w:val="white"/>
-          <w:rtl w:val="0"/>
-        </w:rPr>
-        <w:t xml:space="preserve">dessa sigla deverá trazer o id correspondente</w:t>
-      </w:r>
-    </w:p>
-    <w:p>
-      <w:pPr>
-        <w:spacing w:line="360" w:lineRule="auto"/>
-        <w:ind w:firstLine="708"/>
-        <w:rPr>
-          <w:highlight w:val="white"/>
-        </w:rPr>
-      </w:pPr>
-      <w:r>
-        <w:rPr>
-          <w:highlight w:val="white"/>
-          <w:rtl w:val="0"/>
-        </w:rPr>
-        <w:t xml:space="preserve">Sobre a SetorEconomicoID o conteudo está na coluna A e ele deve ser a primeira célula acima da linha que contenha um valor não nulo e diferente da palavra 'SETOR ECONÔMICO' ela terá o Descritivo que corresponde a coluna Descritivo </w:t>
-      </w:r>
-    </w:p>
-    <w:p>
-      <w:pPr>
-        <w:spacing w:line="360" w:lineRule="auto"/>
-        <w:ind w:firstLine="708"/>
-        <w:rPr>
-          <w:highlight w:val="white"/>
-        </w:rPr>
-      </w:pPr>
-      <w:r>
-        <w:rPr>
-          <w:highlight w:val="white"/>
-          <w:rtl w:val="0"/>
-        </w:rPr>
-        <w:t xml:space="preserve">na tabela dbo.[SetorEconomico] e a partir desse Descritivo deverá trazer o id correspondente</w:t>
-      </w:r>
-    </w:p>
-    <w:p>
-      <w:pPr>
-        <w:spacing w:line="360" w:lineRule="auto"/>
-        <w:ind w:firstLine="708"/>
-        <w:rPr>
-          <w:highlight w:val="white"/>
-        </w:rPr>
-      </w:pPr>
-      <w:r>
-        <w:rPr>
-          <w:highlight w:val="white"/>
-          <w:rtl w:val="0"/>
-        </w:rPr>
-        <w:t xml:space="preserve">Sobre a SubsetorID o conteudo está na coluna B e ele deve ser a primeira célula acima da linha que contenha um valor não nulo e diferente da palavra 'SUBSETOR' ela terá o Descritivo que corresponde a coluna Descritivo </w:t>
-      </w:r>
-    </w:p>
-    <w:p>
-      <w:pPr>
-        <w:spacing w:line="360" w:lineRule="auto"/>
-        <w:ind w:firstLine="708"/>
-        <w:rPr>
-          <w:highlight w:val="white"/>
-        </w:rPr>
-      </w:pPr>
-      <w:r>
-        <w:rPr>
-          <w:highlight w:val="white"/>
-          <w:rtl w:val="0"/>
-        </w:rPr>
-        <w:t xml:space="preserve">na tabela dbo.Subsetor e a partir desse Descritivo deverá trazer o id correspondente</w:t>
-      </w:r>
-    </w:p>
-    <w:p>
-      <w:pPr>
-        <w:spacing w:line="360" w:lineRule="auto"/>
-        <w:ind w:firstLine="708"/>
-        <w:rPr>
-          <w:highlight w:val="white"/>
-        </w:rPr>
-      </w:pPr>
-      <w:r>
-        <w:rPr>
-          <w:highlight w:val="white"/>
-          <w:rtl w:val="0"/>
-        </w:rPr>
-        <w:t xml:space="preserve">Sobre a SegmentoID o conteudo está na coluna C e ele deve ser a primeira célula acima da linha que contenha um valor não nulo e diferente da palavra 'SEGMENTO' e que tenha um valor nulo na coluna D </w:t>
-      </w:r>
-    </w:p>
-    <w:p>
-      <w:pPr>
-        <w:spacing w:line="360" w:lineRule="auto"/>
-        <w:ind w:firstLine="708"/>
-        <w:rPr>
-          <w:highlight w:val="white"/>
-        </w:rPr>
-      </w:pPr>
-      <w:r>
-        <w:rPr>
-          <w:highlight w:val="white"/>
-          <w:rtl w:val="0"/>
-        </w:rPr>
-        <w:t xml:space="preserve">ela terá o Descritivo que corresponde a coluna Descritivo na tabela dbo.Segmento e a partir desse Descritivo deverá trazer o id correspondente</w:t>
-      </w:r>
-    </w:p>
-    <w:p>
-      <w:pPr>
-        <w:spacing w:line="360" w:lineRule="auto"/>
-        <w:ind w:firstLine="708"/>
-        <w:rPr>
-          <w:highlight w:val="white"/>
-        </w:rPr>
-      </w:pPr>
-      <w:r>
-        <w:rPr>
-          <w:rtl w:val="0"/>
-        </w:rPr>
-      </w:r>
-    </w:p>
-    <w:p>
-      <w:pPr>
-        <w:spacing w:line="360" w:lineRule="auto"/>
-        <w:ind w:firstLine="708"/>
-        <w:rPr>
-          <w:highlight w:val="white"/>
-        </w:rPr>
-      </w:pPr>
-      <w:r>
-        <w:rPr>
-          <w:rtl w:val="0"/>
-        </w:rPr>
-      </w:r>
-    </w:p>
-    <w:p>
-      <w:pPr>
-        <w:spacing w:line="360" w:lineRule="auto"/>
-        <w:ind w:firstLine="708"/>
-        <w:rPr>
-          <w:highlight w:val="white"/>
-        </w:rPr>
-      </w:pPr>
-      <w:r>
-        <w:rPr>
-          <w:highlight w:val="white"/>
-          <w:rtl w:val="0"/>
-        </w:rPr>
-        <w:t xml:space="preserve">CREATE TABLE dbo.Empresa (</w:t>
-      </w:r>
-    </w:p>
-    <w:p>
-      <w:pPr>
-        <w:spacing w:line="360" w:lineRule="auto"/>
-        <w:ind w:firstLine="708"/>
-        <w:rPr>
-          <w:highlight w:val="white"/>
-        </w:rPr>
-      </w:pPr>
-      <w:r>
-        <w:rPr>
-          <w:highlight w:val="white"/>
-          <w:rtl w:val="0"/>
-        </w:rPr>
-        <w:t xml:space="preserve">    ID INT IDENTITY(1,1) PRIMARY KEY,  -- Chave primária autoincrementada</w:t>
-      </w:r>
-    </w:p>
-    <w:p>
-      <w:pPr>
-        <w:spacing w:line="360" w:lineRule="auto"/>
-        <w:ind w:firstLine="708"/>
-        <w:rPr>
-          <w:highlight w:val="white"/>
-        </w:rPr>
-      </w:pPr>
-      <w:r>
-        <w:rPr>
-          <w:highlight w:val="white"/>
-          <w:rtl w:val="0"/>
-        </w:rPr>
-        <w:t xml:space="preserve">    Nome VARCHAR(255) NOT NULL,         -- Nome da empresa</w:t>
-      </w:r>
-    </w:p>
-    <w:p>
-      <w:pPr>
-        <w:spacing w:line="360" w:lineRule="auto"/>
-        <w:ind w:firstLine="708"/>
-        <w:rPr>
-          <w:highlight w:val="white"/>
-        </w:rPr>
-      </w:pPr>
-      <w:r>
-        <w:rPr>
-          <w:highlight w:val="white"/>
-          <w:rtl w:val="0"/>
-        </w:rPr>
-        <w:t xml:space="preserve">    Codigo VARCHAR(50) NOT NULL,        -- Código/Sigla da empresa</w:t>
-      </w:r>
-    </w:p>
-    <w:p>
-      <w:pPr>
-        <w:spacing w:line="360" w:lineRule="auto"/>
-        <w:ind w:firstLine="708"/>
-        <w:rPr>
-          <w:highlight w:val="white"/>
-        </w:rPr>
-      </w:pPr>
-      <w:r>
-        <w:rPr>
-          <w:highlight w:val="white"/>
-          <w:rtl w:val="0"/>
-        </w:rPr>
-        <w:t xml:space="preserve">    </w:t>
-      </w:r>
-    </w:p>
-    <w:p>
-      <w:pPr>
-        <w:spacing w:line="360" w:lineRule="auto"/>
-        <w:ind w:firstLine="708"/>
-        <w:rPr>
-          <w:highlight w:val="white"/>
-        </w:rPr>
-      </w:pPr>
-      <w:r>
-        <w:rPr>
-          <w:highlight w:val="white"/>
-          <w:rtl w:val="0"/>
-        </w:rPr>
-        <w:t xml:space="preserve">    -- Chaves estrangeiras</w:t>
-      </w:r>
-    </w:p>
-    <w:p>
-      <w:pPr>
-        <w:spacing w:line="360" w:lineRule="auto"/>
-        <w:ind w:firstLine="708"/>
-        <w:rPr>
-          <w:highlight w:val="white"/>
-        </w:rPr>
-      </w:pPr>
-      <w:r>
-        <w:rPr>
-          <w:highlight w:val="white"/>
-          <w:rtl w:val="0"/>
-        </w:rPr>
-        <w:t xml:space="preserve">    SegmentoClassificacaoID INT NULL,   -- FK opcional (NÃO obrigatória)</w:t>
-      </w:r>
-    </w:p>
-    <w:p>
-      <w:pPr>
-        <w:spacing w:line="360" w:lineRule="auto"/>
-        <w:ind w:firstLine="708"/>
-        <w:rPr>
-          <w:highlight w:val="white"/>
-        </w:rPr>
-      </w:pPr>
-      <w:r>
-        <w:rPr>
-          <w:highlight w:val="white"/>
-          <w:rtl w:val="0"/>
-        </w:rPr>
-        <w:t xml:space="preserve">    SetorEconomicoID INT NOT NULL,      -- FK obrigatória</w:t>
-      </w:r>
-    </w:p>
-    <w:p>
-      <w:pPr>
-        <w:spacing w:line="360" w:lineRule="auto"/>
-        <w:ind w:firstLine="708"/>
-        <w:rPr>
-          <w:highlight w:val="white"/>
-        </w:rPr>
-      </w:pPr>
-      <w:r>
-        <w:rPr>
-          <w:highlight w:val="white"/>
-          <w:rtl w:val="0"/>
-        </w:rPr>
-        <w:t xml:space="preserve">    SubsetorID INT NOT NULL,            -- FK obrigatória</w:t>
-      </w:r>
-    </w:p>
-    <w:p>
-      <w:pPr>
-        <w:spacing w:line="360" w:lineRule="auto"/>
-        <w:ind w:firstLine="708"/>
-        <w:rPr>
-          <w:highlight w:val="white"/>
-        </w:rPr>
-      </w:pPr>
-      <w:r>
-        <w:rPr>
-          <w:highlight w:val="white"/>
-          <w:rtl w:val="0"/>
-        </w:rPr>
-        <w:t xml:space="preserve">    SegmentoID INT NOT NULL,            -- FK obrigatória</w:t>
-      </w:r>
-    </w:p>
-    <w:p>
-      <w:pPr>
-        <w:spacing w:line="360" w:lineRule="auto"/>
-        <w:ind w:firstLine="708"/>
-        <w:rPr>
-          <w:highlight w:val="white"/>
-        </w:rPr>
-      </w:pPr>
-      <w:r>
-        <w:rPr>
-          <w:rtl w:val="0"/>
-        </w:rPr>
-      </w:r>
-    </w:p>
-    <w:p>
-      <w:pPr>
-        <w:spacing w:line="360" w:lineRule="auto"/>
-        <w:ind w:firstLine="708"/>
-        <w:rPr>
-          <w:highlight w:val="white"/>
-        </w:rPr>
-      </w:pPr>
-      <w:r>
-        <w:rPr>
-          <w:highlight w:val="white"/>
-          <w:rtl w:val="0"/>
-        </w:rPr>
-        <w:t xml:space="preserve">    -- Definição das chaves estrangeiras</w:t>
-      </w:r>
-    </w:p>
-    <w:p>
-      <w:pPr>
-        <w:spacing w:line="360" w:lineRule="auto"/>
-        <w:ind w:firstLine="708"/>
-        <w:rPr>
-          <w:highlight w:val="white"/>
-        </w:rPr>
-      </w:pPr>
-      <w:r>
-        <w:rPr>
-          <w:highlight w:val="white"/>
-          <w:rtl w:val="0"/>
-        </w:rPr>
-        <w:t xml:space="preserve">    CONSTRAINT FK_Empresa_SegmentoClassificacao FOREIGN KEY (SegmentoClassificacaoID) </w:t>
-      </w:r>
-    </w:p>
-    <w:p>
-      <w:pPr>
-        <w:spacing w:line="360" w:lineRule="auto"/>
-        <w:ind w:firstLine="708"/>
-        <w:rPr>
-          <w:highlight w:val="white"/>
-        </w:rPr>
-      </w:pPr>
-      <w:r>
-        <w:rPr>
-          <w:highlight w:val="white"/>
-          <w:rtl w:val="0"/>
-        </w:rPr>
-        <w:t xml:space="preserve">        REFERENCES dbo.SegmentoClassificacao(ID),</w:t>
-      </w:r>
-    </w:p>
-    <w:p>
-      <w:pPr>
-        <w:spacing w:line="360" w:lineRule="auto"/>
-        <w:ind w:firstLine="708"/>
-        <w:rPr>
-          <w:highlight w:val="white"/>
-        </w:rPr>
-      </w:pPr>
-      <w:r>
-        <w:rPr>
-          <w:highlight w:val="white"/>
-          <w:rtl w:val="0"/>
-        </w:rPr>
-        <w:t xml:space="preserve">    </w:t>
-      </w:r>
-    </w:p>
-    <w:p>
-      <w:pPr>
-        <w:spacing w:line="360" w:lineRule="auto"/>
-        <w:ind w:firstLine="708"/>
-        <w:rPr>
-          <w:highlight w:val="white"/>
-        </w:rPr>
-      </w:pPr>
-      <w:r>
-        <w:rPr>
-          <w:highlight w:val="white"/>
-          <w:rtl w:val="0"/>
-        </w:rPr>
-        <w:t xml:space="preserve">    CONSTRAINT FK_Empresa_SetorEconomico FOREIGN KEY (SetorEconomicoID) </w:t>
-      </w:r>
-    </w:p>
-    <w:p>
-      <w:pPr>
-        <w:spacing w:line="360" w:lineRule="auto"/>
-        <w:ind w:firstLine="708"/>
-        <w:rPr>
-          <w:highlight w:val="white"/>
-        </w:rPr>
-      </w:pPr>
-      <w:r>
-        <w:rPr>
-          <w:highlight w:val="white"/>
-          <w:rtl w:val="0"/>
-        </w:rPr>
-        <w:t xml:space="preserve">        REFERENCES dbo.SetorEconomico(ID),</w:t>
-      </w:r>
-    </w:p>
-    <w:p>
-      <w:pPr>
-        <w:spacing w:line="360" w:lineRule="auto"/>
-        <w:ind w:firstLine="708"/>
-        <w:rPr>
-          <w:highlight w:val="white"/>
-        </w:rPr>
-      </w:pPr>
-      <w:r>
-        <w:rPr>
-          <w:highlight w:val="white"/>
-          <w:rtl w:val="0"/>
-        </w:rPr>
-        <w:t xml:space="preserve">    </w:t>
-      </w:r>
-    </w:p>
-    <w:p>
-      <w:pPr>
-        <w:spacing w:line="360" w:lineRule="auto"/>
-        <w:ind w:firstLine="708"/>
-        <w:rPr>
-          <w:highlight w:val="white"/>
-        </w:rPr>
-      </w:pPr>
-      <w:r>
-        <w:rPr>
-          <w:highlight w:val="white"/>
-          <w:rtl w:val="0"/>
-        </w:rPr>
-        <w:t xml:space="preserve">    CONSTRAINT FK_Empresa_Subsetor FOREIGN KEY (SubsetorID) </w:t>
-      </w:r>
-    </w:p>
-    <w:p>
-      <w:pPr>
-        <w:spacing w:line="360" w:lineRule="auto"/>
-        <w:ind w:firstLine="708"/>
-        <w:rPr>
-          <w:highlight w:val="white"/>
-        </w:rPr>
-      </w:pPr>
-      <w:r>
-        <w:rPr>
-          <w:highlight w:val="white"/>
-          <w:rtl w:val="0"/>
-        </w:rPr>
-        <w:t xml:space="preserve">        REFERENCES dbo.Subsetor(ID),</w:t>
-      </w:r>
-    </w:p>
-    <w:p>
-      <w:pPr>
-        <w:spacing w:line="360" w:lineRule="auto"/>
-        <w:ind w:firstLine="708"/>
-        <w:rPr>
-          <w:highlight w:val="white"/>
-        </w:rPr>
-      </w:pPr>
-      <w:r>
-        <w:rPr>
-          <w:highlight w:val="white"/>
-          <w:rtl w:val="0"/>
-        </w:rPr>
-        <w:t xml:space="preserve">    </w:t>
-      </w:r>
-    </w:p>
-    <w:p>
-      <w:pPr>
-        <w:spacing w:line="360" w:lineRule="auto"/>
-        <w:ind w:firstLine="708"/>
-        <w:rPr>
-          <w:highlight w:val="white"/>
-        </w:rPr>
-      </w:pPr>
-      <w:r>
-        <w:rPr>
-          <w:highlight w:val="white"/>
-          <w:rtl w:val="0"/>
-        </w:rPr>
-        <w:t xml:space="preserve">    CONSTRAINT FK_Empresa_Segmento FOREIGN KEY (SegmentoID) </w:t>
-      </w:r>
-    </w:p>
-    <w:p>
-      <w:pPr>
-        <w:spacing w:line="360" w:lineRule="auto"/>
-        <w:ind w:firstLine="708"/>
-        <w:rPr>
-          <w:highlight w:val="white"/>
-        </w:rPr>
-      </w:pPr>
-      <w:r>
-        <w:rPr>
-          <w:highlight w:val="white"/>
-          <w:rtl w:val="0"/>
-        </w:rPr>
-        <w:t xml:space="preserve">        REFERENCES dbo.Segmento(ID)</w:t>
-      </w:r>
-    </w:p>
-    <w:p>
-      <w:pPr>
-        <w:spacing w:line="360" w:lineRule="auto"/>
-        <w:ind w:firstLine="708"/>
-        <w:rPr>
-          <w:highlight w:val="white"/>
-        </w:rPr>
-      </w:pPr>
-      <w:r>
-        <w:rPr>
-          <w:highlight w:val="white"/>
-          <w:rtl w:val="0"/>
-        </w:rPr>
-        <w:t xml:space="preserve">);</w:t>
-      </w:r>
-    </w:p>
-    <w:p>
-      <w:pPr>
-        <w:spacing w:line="360" w:lineRule="auto"/>
-        <w:ind w:firstLine="708"/>
-        <w:rPr>
-          <w:highlight w:val="white"/>
-        </w:rPr>
-      </w:pPr>
-      <w:r>
-        <w:rPr>
-          <w:rtl w:val="0"/>
-        </w:rPr>
-      </w:r>
-    </w:p>
-    <w:p>
-      <w:pPr>
-        <w:spacing w:line="360" w:lineRule="auto"/>
-        <w:ind w:firstLine="720"/>
-        <w:rPr>
-          <w:highlight w:val="white"/>
-        </w:rPr>
-      </w:pPr>
-      <w:r>
-        <w:rPr>
-          <w:b w:val="1"/>
-          <w:rtl w:val="0"/>
-        </w:rPr>
-        <w:t xml:space="preserve">Consulta de dados sobre as ações</w:t>
-      </w:r>
-      <w:r>
-        <w:rPr>
-          <w:rtl w:val="0"/>
-        </w:rPr>
-      </w:r>
-    </w:p>
-    <w:p>
-      <w:pPr>
-        <w:spacing w:line="360" w:lineRule="auto"/>
-        <w:ind w:firstLine="708"/>
-        <w:rPr>
-          <w:highlight w:val="white"/>
-        </w:rPr>
-      </w:pPr>
-      <w:r>
-        <w:rPr>
-          <w:rtl w:val="0"/>
-        </w:rPr>
-      </w:r>
-    </w:p>
-    <w:p>
-      <w:pPr>
-        <w:spacing w:line="360" w:lineRule="auto"/>
-        <w:ind w:firstLine="708"/>
-        <w:rPr>
-          <w:highlight w:val="white"/>
-        </w:rPr>
-      </w:pPr>
-      <w:r>
-        <w:rPr>
-          <w:highlight w:val="white"/>
-          <w:rtl w:val="0"/>
-        </w:rPr>
-        <w:t xml:space="preserve">Como criar uma API em FatsAPI para retornar todos os resultados da tabela</w:t>
-      </w:r>
-    </w:p>
-    <w:p>
-      <w:pPr>
-        <w:spacing w:line="360" w:lineRule="auto"/>
-        <w:ind w:firstLine="708"/>
-        <w:rPr>
-          <w:highlight w:val="white"/>
-        </w:rPr>
-      </w:pPr>
-      <w:r>
-        <w:rPr>
-          <w:highlight w:val="white"/>
-          <w:rtl w:val="0"/>
-        </w:rPr>
-        <w:t xml:space="preserve">CREATE TABLE dbo.SegmentoClassificacao (</w:t>
-      </w:r>
-    </w:p>
-    <w:p>
-      <w:pPr>
-        <w:spacing w:line="360" w:lineRule="auto"/>
-        <w:ind w:firstLine="708"/>
-        <w:rPr>
-          <w:highlight w:val="white"/>
-        </w:rPr>
-      </w:pPr>
-      <w:r>
-        <w:rPr>
-          <w:highlight w:val="white"/>
-          <w:rtl w:val="0"/>
-        </w:rPr>
-        <w:t xml:space="preserve">    ID INT IDENTITY(1,1) PRIMARY KEY,  -- Chave primária autoincrementada</w:t>
-      </w:r>
-    </w:p>
-    <w:p>
-      <w:pPr>
-        <w:spacing w:line="360" w:lineRule="auto"/>
-        <w:ind w:firstLine="708"/>
-        <w:rPr>
-          <w:highlight w:val="white"/>
-        </w:rPr>
-      </w:pPr>
-      <w:r>
-        <w:rPr>
-          <w:highlight w:val="white"/>
-          <w:rtl w:val="0"/>
-        </w:rPr>
-        <w:t xml:space="preserve">    Sigla VARCHAR(10) NOT NULL,        -- Sigla extraída dos parênteses</w:t>
-      </w:r>
-    </w:p>
-    <w:p>
-      <w:pPr>
-        <w:spacing w:line="360" w:lineRule="auto"/>
-        <w:ind w:firstLine="708"/>
-        <w:rPr>
-          <w:highlight w:val="white"/>
-        </w:rPr>
-      </w:pPr>
-      <w:r>
-        <w:rPr>
-          <w:highlight w:val="white"/>
-          <w:rtl w:val="0"/>
-        </w:rPr>
-        <w:t xml:space="preserve">    Descritivo VARCHAR(255) NOT NULL   -- Texto após os parênteses</w:t>
-      </w:r>
-    </w:p>
-    <w:p>
-      <w:pPr>
-        <w:spacing w:line="360" w:lineRule="auto"/>
-        <w:ind w:firstLine="708"/>
-        <w:rPr>
-          <w:highlight w:val="white"/>
-        </w:rPr>
-      </w:pPr>
-      <w:r>
-        <w:rPr>
-          <w:highlight w:val="white"/>
-          <w:rtl w:val="0"/>
-        </w:rPr>
-        <w:t xml:space="preserve">);</w:t>
-      </w:r>
-    </w:p>
-    <w:p>
-      <w:pPr>
-        <w:spacing w:line="360" w:lineRule="auto"/>
-        <w:ind w:firstLine="708"/>
-        <w:rPr>
-          <w:highlight w:val="white"/>
-        </w:rPr>
-      </w:pPr>
-      <w:r>
-        <w:rPr>
-          <w:highlight w:val="white"/>
-          <w:rtl w:val="0"/>
-        </w:rPr>
-        <w:t xml:space="preserve">usando clean archtecture?</w:t>
-      </w:r>
-    </w:p>
-    <w:p>
-      <w:pPr>
-        <w:spacing w:line="360" w:lineRule="auto"/>
-        <w:ind w:firstLine="708"/>
-        <w:rPr>
-          <w:highlight w:val="white"/>
-        </w:rPr>
-      </w:pPr>
-      <w:r>
-        <w:rPr>
-          <w:rtl w:val="0"/>
-        </w:rPr>
-      </w:r>
-    </w:p>
-    <w:p>
-      <w:pPr>
-        <w:spacing w:line="360" w:lineRule="auto"/>
-        <w:ind w:firstLine="708"/>
-        <w:rPr>
-          <w:highlight w:val="white"/>
-        </w:rPr>
-      </w:pPr>
-      <w:r>
-        <w:rPr>
-          <w:highlight w:val="white"/>
-          <w:rtl w:val="0"/>
-        </w:rPr>
-        <w:t xml:space="preserve">Preciso criar uma API que retorne os dados da tabela dbo.Empresa sendo que ela precisa retornar os dados das tabelas que tenham chaves estrangeiras</w:t>
-      </w:r>
-    </w:p>
-    <w:p>
-      <w:pPr>
-        <w:spacing w:line="360" w:lineRule="auto"/>
-        <w:ind w:firstLine="708"/>
-        <w:rPr>
-          <w:highlight w:val="white"/>
-        </w:rPr>
-      </w:pPr>
-      <w:r>
-        <w:rPr>
-          <w:rtl w:val="0"/>
-        </w:rPr>
-      </w:r>
-    </w:p>
-    <w:p>
-      <w:pPr>
-        <w:spacing w:line="360" w:lineRule="auto"/>
-        <w:ind w:firstLine="708"/>
-        <w:rPr>
-          <w:highlight w:val="white"/>
-        </w:rPr>
-      </w:pPr>
-      <w:r>
-        <w:rPr>
-          <w:highlight w:val="white"/>
-          <w:rtl w:val="0"/>
-        </w:rPr>
-        <w:t xml:space="preserve">CREATE TABLE dbo.SegmentoClassificacao (</w:t>
-      </w:r>
-    </w:p>
-    <w:p>
-      <w:pPr>
-        <w:spacing w:line="360" w:lineRule="auto"/>
-        <w:ind w:firstLine="708"/>
-        <w:rPr>
-          <w:highlight w:val="white"/>
-        </w:rPr>
-      </w:pPr>
-      <w:r>
-        <w:rPr>
-          <w:highlight w:val="white"/>
-          <w:rtl w:val="0"/>
-        </w:rPr>
-        <w:t xml:space="preserve">    ID INT IDENTITY(1,1) PRIMARY KEY,  -- Chave primária autoincrementada</w:t>
-      </w:r>
-    </w:p>
-    <w:p>
-      <w:pPr>
-        <w:spacing w:line="360" w:lineRule="auto"/>
-        <w:ind w:firstLine="708"/>
-        <w:rPr>
-          <w:highlight w:val="white"/>
-        </w:rPr>
-      </w:pPr>
-      <w:r>
-        <w:rPr>
-          <w:highlight w:val="white"/>
-          <w:rtl w:val="0"/>
-        </w:rPr>
-        <w:t xml:space="preserve">    Sigla VARCHAR(10) NOT NULL,        -- Sigla extraída dos parênteses</w:t>
-      </w:r>
-    </w:p>
-    <w:p>
-      <w:pPr>
-        <w:spacing w:line="360" w:lineRule="auto"/>
-        <w:ind w:firstLine="708"/>
-        <w:rPr>
-          <w:highlight w:val="white"/>
-        </w:rPr>
-      </w:pPr>
-      <w:r>
-        <w:rPr>
-          <w:highlight w:val="white"/>
-          <w:rtl w:val="0"/>
-        </w:rPr>
-        <w:t xml:space="preserve">    Descritivo VARCHAR(255) NOT NULL   -- Texto após os parênteses</w:t>
-      </w:r>
-    </w:p>
-    <w:p>
-      <w:pPr>
-        <w:spacing w:line="360" w:lineRule="auto"/>
-        <w:ind w:firstLine="708"/>
-        <w:rPr>
-          <w:highlight w:val="white"/>
-        </w:rPr>
-      </w:pPr>
-      <w:r>
-        <w:rPr>
-          <w:highlight w:val="white"/>
-          <w:rtl w:val="0"/>
-        </w:rPr>
-        <w:t xml:space="preserve">);</w:t>
-      </w:r>
-    </w:p>
-    <w:p>
-      <w:pPr>
-        <w:spacing w:line="360" w:lineRule="auto"/>
-        <w:ind w:firstLine="708"/>
-        <w:rPr>
-          <w:highlight w:val="white"/>
-        </w:rPr>
-      </w:pPr>
-      <w:r>
-        <w:rPr>
-          <w:rtl w:val="0"/>
-        </w:rPr>
-      </w:r>
-    </w:p>
-    <w:p>
-      <w:pPr>
-        <w:spacing w:line="360" w:lineRule="auto"/>
-        <w:ind w:firstLine="708"/>
-        <w:rPr>
-          <w:highlight w:val="white"/>
-        </w:rPr>
-      </w:pPr>
-      <w:r>
-        <w:rPr>
-          <w:highlight w:val="white"/>
-          <w:rtl w:val="0"/>
-        </w:rPr>
-        <w:t xml:space="preserve">CREATE TABLE dbo.[SetorEconomico] (</w:t>
-      </w:r>
-    </w:p>
-    <w:p>
-      <w:pPr>
-        <w:spacing w:line="360" w:lineRule="auto"/>
-        <w:ind w:firstLine="708"/>
-        <w:rPr>
-          <w:highlight w:val="white"/>
-        </w:rPr>
-      </w:pPr>
-      <w:r>
-        <w:rPr>
-          <w:highlight w:val="white"/>
-          <w:rtl w:val="0"/>
-        </w:rPr>
-        <w:t xml:space="preserve">    ID INT IDENTITY(1,1) PRIMARY KEY,  -- Chave primária autoincrementada</w:t>
-      </w:r>
-    </w:p>
-    <w:p>
-      <w:pPr>
-        <w:spacing w:line="360" w:lineRule="auto"/>
-        <w:ind w:firstLine="708"/>
-        <w:rPr>
-          <w:highlight w:val="white"/>
-        </w:rPr>
-      </w:pPr>
-      <w:r>
-        <w:rPr>
-          <w:highlight w:val="white"/>
-          <w:rtl w:val="0"/>
-        </w:rPr>
-        <w:t xml:space="preserve">    Descritivo VARCHAR(255) NOT NULL   -- Nome do setor econômico</w:t>
-      </w:r>
-    </w:p>
-    <w:p>
-      <w:pPr>
-        <w:spacing w:line="360" w:lineRule="auto"/>
-        <w:ind w:firstLine="708"/>
-        <w:rPr>
-          <w:highlight w:val="white"/>
-        </w:rPr>
-      </w:pPr>
-      <w:r>
-        <w:rPr>
-          <w:highlight w:val="white"/>
-          <w:rtl w:val="0"/>
-        </w:rPr>
-        <w:t xml:space="preserve">);</w:t>
-      </w:r>
-    </w:p>
-    <w:p>
-      <w:pPr>
-        <w:spacing w:line="360" w:lineRule="auto"/>
-        <w:ind w:firstLine="708"/>
-        <w:rPr>
-          <w:highlight w:val="white"/>
-        </w:rPr>
-      </w:pPr>
-      <w:r>
-        <w:rPr>
-          <w:rtl w:val="0"/>
-        </w:rPr>
-      </w:r>
-    </w:p>
-    <w:p>
-      <w:pPr>
-        <w:spacing w:line="360" w:lineRule="auto"/>
-        <w:ind w:firstLine="708"/>
-        <w:rPr>
-          <w:highlight w:val="white"/>
-        </w:rPr>
-      </w:pPr>
-      <w:r>
-        <w:rPr>
-          <w:highlight w:val="white"/>
-          <w:rtl w:val="0"/>
-        </w:rPr>
-        <w:t xml:space="preserve">CREATE TABLE dbo.Subsetor (</w:t>
-      </w:r>
-    </w:p>
-    <w:p>
-      <w:pPr>
-        <w:spacing w:line="360" w:lineRule="auto"/>
-        <w:ind w:firstLine="708"/>
-        <w:rPr>
-          <w:highlight w:val="white"/>
-        </w:rPr>
-      </w:pPr>
-      <w:r>
-        <w:rPr>
-          <w:highlight w:val="white"/>
-          <w:rtl w:val="0"/>
-        </w:rPr>
-        <w:t xml:space="preserve">    ID INT IDENTITY(1,1) PRIMARY KEY,  -- Chave primária autoincrementada</w:t>
-      </w:r>
-    </w:p>
-    <w:p>
-      <w:pPr>
-        <w:spacing w:line="360" w:lineRule="auto"/>
-        <w:ind w:firstLine="708"/>
-        <w:rPr>
-          <w:highlight w:val="white"/>
-        </w:rPr>
-      </w:pPr>
-      <w:r>
-        <w:rPr>
-          <w:highlight w:val="white"/>
-          <w:rtl w:val="0"/>
-        </w:rPr>
-        <w:t xml:space="preserve">    Descritivo VARCHAR(255) NOT NULL   -- Nome do subsetor</w:t>
-      </w:r>
-    </w:p>
-    <w:p>
-      <w:pPr>
-        <w:spacing w:line="360" w:lineRule="auto"/>
-        <w:ind w:firstLine="708"/>
-        <w:rPr>
-          <w:highlight w:val="white"/>
-        </w:rPr>
-      </w:pPr>
-      <w:r>
-        <w:rPr>
-          <w:highlight w:val="white"/>
-          <w:rtl w:val="0"/>
-        </w:rPr>
-        <w:t xml:space="preserve">);</w:t>
-      </w:r>
-    </w:p>
-    <w:p>
-      <w:pPr>
-        <w:spacing w:line="360" w:lineRule="auto"/>
-        <w:ind w:firstLine="708"/>
-        <w:rPr>
-          <w:highlight w:val="white"/>
-        </w:rPr>
-      </w:pPr>
-      <w:r>
-        <w:rPr>
-          <w:rtl w:val="0"/>
-        </w:rPr>
-      </w:r>
-    </w:p>
-    <w:p>
-      <w:pPr>
-        <w:spacing w:line="360" w:lineRule="auto"/>
-        <w:ind w:firstLine="708"/>
-        <w:rPr>
-          <w:highlight w:val="white"/>
-        </w:rPr>
-      </w:pPr>
-      <w:r>
-        <w:rPr>
-          <w:highlight w:val="white"/>
-          <w:rtl w:val="0"/>
-        </w:rPr>
-        <w:t xml:space="preserve">CREATE TABLE dbo.Segmento (</w:t>
-      </w:r>
-    </w:p>
-    <w:p>
-      <w:pPr>
-        <w:spacing w:line="360" w:lineRule="auto"/>
-        <w:ind w:firstLine="708"/>
-        <w:rPr>
-          <w:highlight w:val="white"/>
-        </w:rPr>
-      </w:pPr>
-      <w:r>
-        <w:rPr>
-          <w:highlight w:val="white"/>
-          <w:rtl w:val="0"/>
-        </w:rPr>
-        <w:t xml:space="preserve">    ID INT IDENTITY(1,1) PRIMARY KEY,  -- Chave primária autoincrementada</w:t>
-      </w:r>
-    </w:p>
-    <w:p>
-      <w:pPr>
-        <w:spacing w:line="360" w:lineRule="auto"/>
-        <w:ind w:firstLine="708"/>
-        <w:rPr>
-          <w:highlight w:val="white"/>
-        </w:rPr>
-      </w:pPr>
-      <w:r>
-        <w:rPr>
-          <w:highlight w:val="white"/>
-          <w:rtl w:val="0"/>
-        </w:rPr>
-        <w:t xml:space="preserve">    Descritivo VARCHAR(255) NOT NULL   -- Nome do segmento</w:t>
-      </w:r>
-    </w:p>
-    <w:p>
-      <w:pPr>
-        <w:spacing w:line="360" w:lineRule="auto"/>
-        <w:ind w:firstLine="708"/>
-        <w:rPr>
-          <w:highlight w:val="white"/>
-        </w:rPr>
-      </w:pPr>
-      <w:r>
-        <w:rPr>
-          <w:highlight w:val="white"/>
-          <w:rtl w:val="0"/>
-        </w:rPr>
-        <w:t xml:space="preserve">);</w:t>
-      </w:r>
-    </w:p>
-    <w:p>
-      <w:pPr>
-        <w:spacing w:line="360" w:lineRule="auto"/>
-        <w:ind w:firstLine="708"/>
-        <w:rPr>
-          <w:highlight w:val="white"/>
-        </w:rPr>
-      </w:pPr>
-      <w:r>
-        <w:rPr>
-          <w:rtl w:val="0"/>
-        </w:rPr>
-      </w:r>
-    </w:p>
-    <w:p>
-      <w:pPr>
-        <w:spacing w:line="360" w:lineRule="auto"/>
-        <w:ind w:firstLine="708"/>
-        <w:rPr>
-          <w:highlight w:val="white"/>
-        </w:rPr>
-      </w:pPr>
-      <w:r>
-        <w:rPr>
-          <w:highlight w:val="white"/>
-          <w:rtl w:val="0"/>
-        </w:rPr>
-        <w:t xml:space="preserve">CREATE TABLE dbo.Empresa (</w:t>
-      </w:r>
-    </w:p>
-    <w:p>
-      <w:pPr>
-        <w:spacing w:line="360" w:lineRule="auto"/>
-        <w:ind w:firstLine="708"/>
-        <w:rPr>
-          <w:highlight w:val="white"/>
-        </w:rPr>
-      </w:pPr>
-      <w:r>
-        <w:rPr>
-          <w:highlight w:val="white"/>
-          <w:rtl w:val="0"/>
-        </w:rPr>
-        <w:t xml:space="preserve">    ID INT IDENTITY(1,1) PRIMARY KEY,  -- Chave primária autoincrementada</w:t>
-      </w:r>
-    </w:p>
-    <w:p>
-      <w:pPr>
-        <w:spacing w:line="360" w:lineRule="auto"/>
-        <w:ind w:firstLine="708"/>
-        <w:rPr>
-          <w:highlight w:val="white"/>
-        </w:rPr>
-      </w:pPr>
-      <w:r>
-        <w:rPr>
-          <w:highlight w:val="white"/>
-          <w:rtl w:val="0"/>
-        </w:rPr>
-        <w:t xml:space="preserve">    Nome VARCHAR(255) NOT NULL,         -- Nome da empresa</w:t>
-      </w:r>
-    </w:p>
-    <w:p>
-      <w:pPr>
-        <w:spacing w:line="360" w:lineRule="auto"/>
-        <w:ind w:firstLine="708"/>
-        <w:rPr>
-          <w:highlight w:val="white"/>
-        </w:rPr>
-      </w:pPr>
-      <w:r>
-        <w:rPr>
-          <w:highlight w:val="white"/>
-          <w:rtl w:val="0"/>
-        </w:rPr>
-        <w:t xml:space="preserve">    Codigo VARCHAR(50) NOT NULL,        -- Código/Sigla da empresa</w:t>
-      </w:r>
-    </w:p>
-    <w:p>
-      <w:pPr>
-        <w:spacing w:line="360" w:lineRule="auto"/>
-        <w:ind w:firstLine="708"/>
-        <w:rPr>
-          <w:highlight w:val="white"/>
-        </w:rPr>
-      </w:pPr>
-      <w:r>
-        <w:rPr>
-          <w:highlight w:val="white"/>
-          <w:rtl w:val="0"/>
-        </w:rPr>
-        <w:t xml:space="preserve">    </w:t>
-      </w:r>
-    </w:p>
-    <w:p>
-      <w:pPr>
-        <w:spacing w:line="360" w:lineRule="auto"/>
-        <w:ind w:firstLine="708"/>
-        <w:rPr>
-          <w:highlight w:val="white"/>
-        </w:rPr>
-      </w:pPr>
-      <w:r>
-        <w:rPr>
-          <w:highlight w:val="white"/>
-          <w:rtl w:val="0"/>
-        </w:rPr>
-        <w:t xml:space="preserve">    -- Chaves estrangeiras</w:t>
-      </w:r>
-    </w:p>
-    <w:p>
-      <w:pPr>
-        <w:spacing w:line="360" w:lineRule="auto"/>
-        <w:ind w:firstLine="708"/>
-        <w:rPr>
-          <w:highlight w:val="white"/>
-        </w:rPr>
-      </w:pPr>
-      <w:r>
-        <w:rPr>
-          <w:highlight w:val="white"/>
-          <w:rtl w:val="0"/>
-        </w:rPr>
-        <w:t xml:space="preserve">    SegmentoClassificacaoID INT NULL,   -- FK opcional (NÃO obrigatória)</w:t>
-      </w:r>
-    </w:p>
-    <w:p>
-      <w:pPr>
-        <w:spacing w:line="360" w:lineRule="auto"/>
-        <w:ind w:firstLine="708"/>
-        <w:rPr>
-          <w:highlight w:val="white"/>
-        </w:rPr>
-      </w:pPr>
-      <w:r>
-        <w:rPr>
-          <w:highlight w:val="white"/>
-          <w:rtl w:val="0"/>
-        </w:rPr>
-        <w:t xml:space="preserve">    SetorEconomicoID INT NOT NULL,      -- FK obrigatória</w:t>
-      </w:r>
-    </w:p>
-    <w:p>
-      <w:pPr>
-        <w:spacing w:line="360" w:lineRule="auto"/>
-        <w:ind w:firstLine="708"/>
-        <w:rPr>
-          <w:highlight w:val="white"/>
-        </w:rPr>
-      </w:pPr>
-      <w:r>
-        <w:rPr>
-          <w:highlight w:val="white"/>
-          <w:rtl w:val="0"/>
-        </w:rPr>
-        <w:t xml:space="preserve">    SubsetorID INT NOT NULL,            -- FK obrigatória</w:t>
-      </w:r>
-    </w:p>
-    <w:p>
-      <w:pPr>
-        <w:spacing w:line="360" w:lineRule="auto"/>
-        <w:ind w:firstLine="708"/>
-        <w:rPr>
-          <w:highlight w:val="white"/>
-        </w:rPr>
-      </w:pPr>
-      <w:r>
-        <w:rPr>
-          <w:highlight w:val="white"/>
-          <w:rtl w:val="0"/>
-        </w:rPr>
-        <w:t xml:space="preserve">    SegmentoID INT NOT NULL,            -- FK obrigatória</w:t>
-      </w:r>
-    </w:p>
-    <w:p>
-      <w:pPr>
-        <w:spacing w:line="360" w:lineRule="auto"/>
-        <w:ind w:firstLine="708"/>
-        <w:rPr>
-          <w:highlight w:val="white"/>
-        </w:rPr>
-      </w:pPr>
-      <w:r>
-        <w:rPr>
-          <w:rtl w:val="0"/>
-        </w:rPr>
-      </w:r>
-    </w:p>
-    <w:p>
-      <w:pPr>
-        <w:spacing w:line="360" w:lineRule="auto"/>
-        <w:ind w:firstLine="708"/>
-        <w:rPr>
-          <w:highlight w:val="white"/>
-        </w:rPr>
-      </w:pPr>
-      <w:r>
-        <w:rPr>
-          <w:highlight w:val="white"/>
-          <w:rtl w:val="0"/>
-        </w:rPr>
-        <w:t xml:space="preserve">    -- Definição das chaves estrangeiras</w:t>
-      </w:r>
-    </w:p>
-    <w:p>
-      <w:pPr>
-        <w:spacing w:line="360" w:lineRule="auto"/>
-        <w:ind w:firstLine="708"/>
-        <w:rPr>
-          <w:highlight w:val="white"/>
-        </w:rPr>
-      </w:pPr>
-      <w:r>
-        <w:rPr>
-          <w:highlight w:val="white"/>
-          <w:rtl w:val="0"/>
-        </w:rPr>
-        <w:t xml:space="preserve">    CONSTRAINT FK_Empresa_SegmentoClassificacao FOREIGN KEY (SegmentoClassificacaoID) </w:t>
-      </w:r>
-    </w:p>
-    <w:p>
-      <w:pPr>
-        <w:spacing w:line="360" w:lineRule="auto"/>
-        <w:ind w:firstLine="708"/>
-        <w:rPr>
-          <w:highlight w:val="white"/>
-        </w:rPr>
-      </w:pPr>
-      <w:r>
-        <w:rPr>
-          <w:highlight w:val="white"/>
-          <w:rtl w:val="0"/>
-        </w:rPr>
-        <w:t xml:space="preserve">        REFERENCES dbo.SegmentoClassificacao(ID),</w:t>
-      </w:r>
-    </w:p>
-    <w:p>
-      <w:pPr>
-        <w:spacing w:line="360" w:lineRule="auto"/>
-        <w:ind w:firstLine="708"/>
-        <w:rPr>
-          <w:highlight w:val="white"/>
-        </w:rPr>
-      </w:pPr>
-      <w:r>
-        <w:rPr>
-          <w:highlight w:val="white"/>
-          <w:rtl w:val="0"/>
-        </w:rPr>
-        <w:t xml:space="preserve">    </w:t>
-      </w:r>
-    </w:p>
-    <w:p>
-      <w:pPr>
-        <w:spacing w:line="360" w:lineRule="auto"/>
-        <w:ind w:firstLine="708"/>
-        <w:rPr>
-          <w:highlight w:val="white"/>
-        </w:rPr>
-      </w:pPr>
-      <w:r>
-        <w:rPr>
-          <w:highlight w:val="white"/>
-          <w:rtl w:val="0"/>
-        </w:rPr>
-        <w:t xml:space="preserve">    CONSTRAINT FK_Empresa_SetorEconomico FOREIGN KEY (SetorEconomicoID) </w:t>
-      </w:r>
-    </w:p>
-    <w:p>
-      <w:pPr>
-        <w:spacing w:line="360" w:lineRule="auto"/>
-        <w:ind w:firstLine="708"/>
-        <w:rPr>
-          <w:highlight w:val="white"/>
-        </w:rPr>
-      </w:pPr>
-      <w:r>
-        <w:rPr>
-          <w:highlight w:val="white"/>
-          <w:rtl w:val="0"/>
-        </w:rPr>
-        <w:t xml:space="preserve">        REFERENCES dbo.SetorEconomico(ID),</w:t>
-      </w:r>
-    </w:p>
-    <w:p>
-      <w:pPr>
-        <w:spacing w:line="360" w:lineRule="auto"/>
-        <w:ind w:firstLine="708"/>
-        <w:rPr>
-          <w:highlight w:val="white"/>
-        </w:rPr>
-      </w:pPr>
-      <w:r>
-        <w:rPr>
-          <w:highlight w:val="white"/>
-          <w:rtl w:val="0"/>
-        </w:rPr>
-        <w:t xml:space="preserve">    </w:t>
-      </w:r>
-    </w:p>
-    <w:p>
-      <w:pPr>
-        <w:spacing w:line="360" w:lineRule="auto"/>
-        <w:ind w:firstLine="708"/>
-        <w:rPr>
-          <w:highlight w:val="white"/>
-        </w:rPr>
-      </w:pPr>
-      <w:r>
-        <w:rPr>
-          <w:highlight w:val="white"/>
-          <w:rtl w:val="0"/>
-        </w:rPr>
-        <w:t xml:space="preserve">    CONSTRAINT FK_Empresa_Subsetor FOREIGN KEY (SubsetorID) </w:t>
-      </w:r>
-    </w:p>
-    <w:p>
-      <w:pPr>
-        <w:spacing w:line="360" w:lineRule="auto"/>
-        <w:ind w:firstLine="708"/>
-        <w:rPr>
-          <w:highlight w:val="white"/>
-        </w:rPr>
-      </w:pPr>
-      <w:r>
-        <w:rPr>
-          <w:highlight w:val="white"/>
-          <w:rtl w:val="0"/>
-        </w:rPr>
-        <w:t xml:space="preserve">        REFERENCES dbo.Subsetor(ID),</w:t>
-      </w:r>
-    </w:p>
-    <w:p>
-      <w:pPr>
-        <w:spacing w:line="360" w:lineRule="auto"/>
-        <w:ind w:firstLine="708"/>
-        <w:rPr>
-          <w:highlight w:val="white"/>
-        </w:rPr>
-      </w:pPr>
-      <w:r>
-        <w:rPr>
-          <w:highlight w:val="white"/>
-          <w:rtl w:val="0"/>
-        </w:rPr>
-        <w:t xml:space="preserve">    </w:t>
-      </w:r>
-    </w:p>
-    <w:p>
-      <w:pPr>
-        <w:spacing w:line="360" w:lineRule="auto"/>
-        <w:ind w:firstLine="708"/>
-        <w:rPr>
-          <w:highlight w:val="white"/>
-        </w:rPr>
-      </w:pPr>
-      <w:r>
-        <w:rPr>
-          <w:highlight w:val="white"/>
-          <w:rtl w:val="0"/>
-        </w:rPr>
-        <w:t xml:space="preserve">    CONSTRAINT FK_Empresa_Segmento FOREIGN KEY (SegmentoID) </w:t>
-      </w:r>
-    </w:p>
-    <w:p>
-      <w:pPr>
-        <w:spacing w:line="360" w:lineRule="auto"/>
-        <w:ind w:firstLine="708"/>
-        <w:rPr>
-          <w:highlight w:val="white"/>
-        </w:rPr>
-      </w:pPr>
-      <w:r>
-        <w:rPr>
-          <w:highlight w:val="white"/>
-          <w:rtl w:val="0"/>
-        </w:rPr>
-        <w:t xml:space="preserve">        REFERENCES dbo.Segmento(ID)</w:t>
-      </w:r>
-    </w:p>
-    <w:p>
-      <w:pPr>
-        <w:spacing w:line="360" w:lineRule="auto"/>
-        <w:ind w:firstLine="708"/>
-        <w:rPr>
-          <w:highlight w:val="white"/>
-        </w:rPr>
-      </w:pPr>
-      <w:r>
-        <w:rPr>
-          <w:highlight w:val="white"/>
-          <w:rtl w:val="0"/>
-        </w:rPr>
-        <w:t xml:space="preserve">);</w:t>
-      </w:r>
-    </w:p>
-    <w:p>
-      <w:pPr>
-        <w:spacing w:line="360" w:lineRule="auto"/>
-        <w:ind w:firstLine="708"/>
-        <w:rPr>
-          <w:highlight w:val="white"/>
-        </w:rPr>
-      </w:pPr>
-      <w:r>
-        <w:rPr>
-          <w:rtl w:val="0"/>
-        </w:rPr>
-      </w:r>
-    </w:p>
-    <w:p>
-      <w:pPr>
-        <w:spacing w:line="360" w:lineRule="auto"/>
-        <w:ind w:firstLine="708"/>
-        <w:rPr>
-          <w:highlight w:val="white"/>
-        </w:rPr>
-      </w:pPr>
-      <w:r>
-        <w:rPr>
-          <w:highlight w:val="white"/>
-          <w:rtl w:val="0"/>
-        </w:rPr>
-        <w:t xml:space="preserve">seguindo o padrão: </w:t>
-      </w:r>
-    </w:p>
-    <w:p>
-      <w:pPr>
-        <w:spacing w:line="360" w:lineRule="auto"/>
-        <w:ind w:firstLine="708"/>
-        <w:rPr>
-          <w:highlight w:val="white"/>
-        </w:rPr>
-      </w:pPr>
-      <w:r>
-        <w:rPr>
-          <w:rtl w:val="0"/>
-        </w:rPr>
-      </w:r>
-    </w:p>
-    <w:p>
-      <w:pPr>
-        <w:spacing w:line="360" w:lineRule="auto"/>
-        <w:ind w:firstLine="708"/>
-        <w:rPr>
-          <w:highlight w:val="white"/>
-        </w:rPr>
-      </w:pPr>
-      <w:r>
-        <w:rPr>
-          <w:highlight w:val="white"/>
-          <w:rtl w:val="0"/>
-        </w:rPr>
-        <w:t xml:space="preserve">def get_all_segmento(self) -&gt; List[Tuple[int, str]]:</w:t>
-      </w:r>
-    </w:p>
-    <w:p>
-      <w:pPr>
-        <w:spacing w:line="360" w:lineRule="auto"/>
-        <w:ind w:firstLine="708"/>
-        <w:rPr>
-          <w:highlight w:val="white"/>
-        </w:rPr>
-      </w:pPr>
-      <w:r>
-        <w:rPr>
-          <w:highlight w:val="white"/>
-          <w:rtl w:val="0"/>
-        </w:rPr>
-        <w:t xml:space="preserve">        conn = get_db_connection()</w:t>
-      </w:r>
-    </w:p>
-    <w:p>
-      <w:pPr>
-        <w:spacing w:line="360" w:lineRule="auto"/>
-        <w:ind w:firstLine="708"/>
-        <w:rPr>
-          <w:highlight w:val="white"/>
-        </w:rPr>
-      </w:pPr>
-      <w:r>
-        <w:rPr>
-          <w:highlight w:val="white"/>
-          <w:rtl w:val="0"/>
-        </w:rPr>
-        <w:t xml:space="preserve">        cursor = conn.cursor()</w:t>
-      </w:r>
-    </w:p>
-    <w:p>
-      <w:pPr>
-        <w:spacing w:line="360" w:lineRule="auto"/>
-        <w:ind w:firstLine="708"/>
-        <w:rPr>
-          <w:highlight w:val="white"/>
-        </w:rPr>
-      </w:pPr>
-      <w:r>
-        <w:rPr>
-          <w:highlight w:val="white"/>
-          <w:rtl w:val="0"/>
-        </w:rPr>
-        <w:t xml:space="preserve">        query = "SELECT ID, Descritivo FROM dbo.Segmento"</w:t>
-      </w:r>
-    </w:p>
-    <w:p>
-      <w:pPr>
-        <w:spacing w:line="360" w:lineRule="auto"/>
-        <w:ind w:firstLine="708"/>
-        <w:rPr>
-          <w:highlight w:val="white"/>
-        </w:rPr>
-      </w:pPr>
-      <w:r>
-        <w:rPr>
-          <w:highlight w:val="white"/>
-          <w:rtl w:val="0"/>
-        </w:rPr>
-        <w:t xml:space="preserve">        cursor.execute(query)</w:t>
-      </w:r>
-    </w:p>
-    <w:p>
-      <w:pPr>
-        <w:spacing w:line="360" w:lineRule="auto"/>
-        <w:ind w:firstLine="708"/>
-        <w:rPr>
-          <w:highlight w:val="white"/>
-        </w:rPr>
-      </w:pPr>
-      <w:r>
-        <w:rPr>
-          <w:highlight w:val="white"/>
-          <w:rtl w:val="0"/>
-        </w:rPr>
-        <w:t xml:space="preserve">        result = cursor.fetchall()</w:t>
-      </w:r>
-    </w:p>
-    <w:p>
-      <w:pPr>
-        <w:spacing w:line="360" w:lineRule="auto"/>
-        <w:ind w:firstLine="708"/>
-        <w:rPr>
-          <w:highlight w:val="white"/>
-        </w:rPr>
-      </w:pPr>
-      <w:r>
-        <w:rPr>
-          <w:highlight w:val="white"/>
-          <w:rtl w:val="0"/>
-        </w:rPr>
-        <w:t xml:space="preserve">        conn.close()</w:t>
-      </w:r>
-    </w:p>
-    <w:p>
-      <w:pPr>
-        <w:spacing w:line="360" w:lineRule="auto"/>
-        <w:ind w:firstLine="708"/>
-        <w:rPr>
-          <w:highlight w:val="white"/>
-        </w:rPr>
-      </w:pPr>
-      <w:r>
-        <w:rPr>
-          <w:highlight w:val="white"/>
-          <w:rtl w:val="0"/>
-        </w:rPr>
-        <w:t xml:space="preserve">        return [(row.ID, row.Descritivo) for row in result]</w:t>
-      </w:r>
-    </w:p>
-    <w:p>
-      <w:pPr>
-        <w:spacing w:line="360" w:lineRule="auto"/>
-        <w:ind w:firstLine="708"/>
-        <w:rPr>
-          <w:highlight w:val="white"/>
-        </w:rPr>
-      </w:pPr>
-      <w:r>
-        <w:rPr>
-          <w:rtl w:val="0"/>
-        </w:rPr>
-      </w:r>
-    </w:p>
-    <w:p>
-      <w:pPr>
-        <w:spacing w:line="360" w:lineRule="auto"/>
-        <w:ind w:firstLine="708"/>
-        <w:rPr>
-          <w:b w:val="1"/>
-          <w:highlight w:val="white"/>
-        </w:rPr>
-      </w:pPr>
-      <w:r>
-        <w:rPr>
-          <w:b w:val="1"/>
-          <w:highlight w:val="white"/>
-          <w:rtl w:val="0"/>
-        </w:rPr>
-        <w:t xml:space="preserve">Consumir dados de APIs externas</w:t>
-      </w:r>
-    </w:p>
-    <w:p>
-      <w:pPr>
-        <w:spacing w:line="360" w:lineRule="auto"/>
-        <w:ind w:firstLine="708"/>
-        <w:rPr>
-          <w:highlight w:val="white"/>
-        </w:rPr>
-      </w:pPr>
-      <w:r>
-        <w:rPr>
-          <w:rtl w:val="0"/>
-        </w:rPr>
-      </w:r>
-    </w:p>
-    <w:p>
-      <w:pPr>
-        <w:spacing w:line="360" w:lineRule="auto"/>
-        <w:ind w:firstLine="708"/>
-        <w:rPr>
-          <w:highlight w:val="white"/>
-        </w:rPr>
-      </w:pPr>
-      <w:r>
-        <w:rPr>
-          <w:highlight w:val="white"/>
-          <w:rtl w:val="0"/>
-        </w:rPr>
-        <w:t xml:space="preserve">Como consumir dados do seguinte endereço https://api.bcb.gov.br/dados/serie/bcdata.sgs.12/dados?formato=json&amp;dataInicial=08/04/2015&amp;dataFinal=08/04/2025 por meio de um adapter (design pattern) em clean archtecute usando FastAPI e salvando os dados consumidos na tabela CREATE TABLE CDI_Diario (</w:t>
-      </w:r>
-    </w:p>
-    <w:p>
-      <w:pPr>
-        <w:spacing w:line="360" w:lineRule="auto"/>
-        <w:ind w:firstLine="708"/>
-        <w:rPr>
-          <w:highlight w:val="white"/>
-        </w:rPr>
-      </w:pPr>
-      <w:r>
-        <w:rPr>
-          <w:highlight w:val="white"/>
-          <w:rtl w:val="0"/>
-        </w:rPr>
-        <w:t xml:space="preserve">    Data DATE NOT NULL,</w:t>
-      </w:r>
-    </w:p>
-    <w:p>
-      <w:pPr>
-        <w:spacing w:line="360" w:lineRule="auto"/>
-        <w:ind w:firstLine="708"/>
-        <w:rPr>
-          <w:highlight w:val="white"/>
-        </w:rPr>
-      </w:pPr>
-      <w:r>
-        <w:rPr>
-          <w:highlight w:val="white"/>
-          <w:rtl w:val="0"/>
-        </w:rPr>
-        <w:t xml:space="preserve">    Valor FLOAT NOT NULL,</w:t>
-      </w:r>
-    </w:p>
-    <w:p>
-      <w:pPr>
-        <w:spacing w:line="360" w:lineRule="auto"/>
-        <w:ind w:firstLine="708"/>
-        <w:rPr>
-          <w:highlight w:val="white"/>
-        </w:rPr>
-      </w:pPr>
-      <w:r>
-        <w:rPr>
-          <w:highlight w:val="white"/>
-          <w:rtl w:val="0"/>
-        </w:rPr>
-        <w:t xml:space="preserve">    PRIMARY KEY (Data)</w:t>
-      </w:r>
-    </w:p>
-    <w:p>
-      <w:pPr>
-        <w:spacing w:line="360" w:lineRule="auto"/>
-        <w:ind w:firstLine="708"/>
-        <w:rPr>
-          <w:highlight w:val="white"/>
-        </w:rPr>
-      </w:pPr>
-      <w:r>
-        <w:rPr>
-          <w:highlight w:val="white"/>
-          <w:rtl w:val="0"/>
-        </w:rPr>
-        <w:t xml:space="preserve">);</w:t>
-      </w:r>
-    </w:p>
-    <w:p>
-      <w:pPr>
-        <w:spacing w:line="360" w:lineRule="auto"/>
-        <w:ind w:firstLine="708"/>
-        <w:rPr>
-          <w:highlight w:val="white"/>
-        </w:rPr>
-      </w:pPr>
-      <w:r>
-        <w:rPr>
-          <w:rtl w:val="0"/>
-        </w:rPr>
-      </w:r>
-    </w:p>
-    <w:p>
-      <w:pPr>
-        <w:spacing w:line="360" w:lineRule="auto"/>
-        <w:ind w:firstLine="708"/>
-        <w:rPr>
-          <w:highlight w:val="white"/>
-        </w:rPr>
-      </w:pPr>
-      <w:r>
-        <w:rPr>
-          <w:rtl w:val="0"/>
-        </w:rPr>
-      </w:r>
-    </w:p>
-    <w:p>
-      <w:pPr>
-        <w:spacing w:line="360" w:lineRule="auto"/>
-        <w:ind w:firstLine="708"/>
-        <w:rPr>
-          <w:highlight w:val="white"/>
-        </w:rPr>
-      </w:pPr>
-      <w:r>
-        <w:rPr>
-          <w:highlight w:val="white"/>
-          <w:rtl w:val="0"/>
-        </w:rPr>
-        <w:t xml:space="preserve">Como fazer uma API que consulte os dados na tabela usando filtro de data inicial e final</w:t>
-      </w:r>
-    </w:p>
-    <w:p>
-      <w:pPr>
-        <w:spacing w:line="360" w:lineRule="auto"/>
-        <w:ind w:firstLine="708"/>
-        <w:rPr>
-          <w:highlight w:val="white"/>
-        </w:rPr>
-      </w:pPr>
-      <w:r>
-        <w:rPr>
-          <w:highlight w:val="white"/>
-          <w:rtl w:val="0"/>
-        </w:rPr>
-        <w:t xml:space="preserve">CREATE TABLE CDI_Diario (</w:t>
-      </w:r>
-    </w:p>
-    <w:p>
-      <w:pPr>
-        <w:spacing w:line="360" w:lineRule="auto"/>
-        <w:ind w:firstLine="708"/>
-        <w:rPr>
-          <w:highlight w:val="white"/>
-        </w:rPr>
-      </w:pPr>
-      <w:r>
-        <w:rPr>
-          <w:highlight w:val="white"/>
-          <w:rtl w:val="0"/>
-        </w:rPr>
-        <w:t xml:space="preserve">    Data DATE NOT NULL,</w:t>
-      </w:r>
-    </w:p>
-    <w:p>
-      <w:pPr>
-        <w:spacing w:line="360" w:lineRule="auto"/>
-        <w:ind w:firstLine="708"/>
-        <w:rPr>
-          <w:highlight w:val="white"/>
-        </w:rPr>
-      </w:pPr>
-      <w:r>
-        <w:rPr>
-          <w:highlight w:val="white"/>
-          <w:rtl w:val="0"/>
-        </w:rPr>
-        <w:t xml:space="preserve">    Valor FLOAT NOT NULL,</w:t>
-      </w:r>
-    </w:p>
-    <w:p>
-      <w:pPr>
-        <w:spacing w:line="360" w:lineRule="auto"/>
-        <w:ind w:firstLine="708"/>
-        <w:rPr>
-          <w:highlight w:val="white"/>
-        </w:rPr>
-      </w:pPr>
-      <w:r>
-        <w:rPr>
-          <w:highlight w:val="white"/>
-          <w:rtl w:val="0"/>
-        </w:rPr>
-        <w:t xml:space="preserve">    PRIMARY KEY (Data)</w:t>
-      </w:r>
-    </w:p>
-    <w:p>
-      <w:pPr>
-        <w:spacing w:line="360" w:lineRule="auto"/>
-        <w:ind w:firstLine="708"/>
-        <w:rPr>
-          <w:highlight w:val="white"/>
-        </w:rPr>
-      </w:pPr>
-      <w:r>
-        <w:rPr>
-          <w:highlight w:val="white"/>
-          <w:rtl w:val="0"/>
-        </w:rPr>
-        <w:t xml:space="preserve">);</w:t>
-      </w:r>
-    </w:p>
-    <w:p>
-      <w:pPr>
-        <w:spacing w:line="360" w:lineRule="auto"/>
-        <w:ind w:firstLine="708"/>
-        <w:rPr>
-          <w:highlight w:val="white"/>
-        </w:rPr>
-      </w:pPr>
-      <w:r>
-        <w:rPr>
-          <w:rtl w:val="0"/>
-        </w:rPr>
-      </w:r>
-    </w:p>
-    <w:p>
-      <w:pPr>
-        <w:spacing w:line="360" w:lineRule="auto"/>
-        <w:ind w:firstLine="708"/>
-        <w:rPr>
-          <w:highlight w:val="white"/>
-        </w:rPr>
-      </w:pPr>
-      <w:r>
-        <w:rPr>
-          <w:highlight w:val="white"/>
-          <w:rtl w:val="0"/>
-        </w:rPr>
-        <w:t xml:space="preserve">Como criar uma API para consultar os dados do IBovespa usando YFinance, por meio de um adapter (design pattern), em FastAPI e depois da consulta salvar os dados em uma tabela no banco de dados</w:t>
-      </w:r>
-    </w:p>
-    <w:p>
-      <w:pPr>
-        <w:spacing w:line="360" w:lineRule="auto"/>
-        <w:ind w:firstLine="708"/>
-        <w:rPr>
-          <w:highlight w:val="white"/>
-        </w:rPr>
-      </w:pPr>
-      <w:r>
-        <w:rPr>
-          <w:rtl w:val="0"/>
-        </w:rPr>
-      </w:r>
-    </w:p>
-    <w:p>
-      <w:pPr>
-        <w:spacing w:line="360" w:lineRule="auto"/>
-        <w:ind w:firstLine="708"/>
-        <w:rPr>
-          <w:highlight w:val="white"/>
-        </w:rPr>
-      </w:pPr>
-      <w:r>
-        <w:rPr>
-          <w:highlight w:val="white"/>
-          <w:rtl w:val="0"/>
-        </w:rPr>
-        <w:t xml:space="preserve">CREATE TABLE IBOV_Historico (</w:t>
-      </w:r>
-    </w:p>
-    <w:p>
-      <w:pPr>
-        <w:spacing w:line="360" w:lineRule="auto"/>
-        <w:ind w:firstLine="708"/>
-        <w:rPr>
-          <w:highlight w:val="white"/>
-        </w:rPr>
-      </w:pPr>
-      <w:r>
-        <w:rPr>
-          <w:highlight w:val="white"/>
-          <w:rtl w:val="0"/>
-        </w:rPr>
-        <w:t xml:space="preserve">    Data DATE NOT NULL PRIMARY KEY,</w:t>
-      </w:r>
-    </w:p>
-    <w:p>
-      <w:pPr>
-        <w:spacing w:line="360" w:lineRule="auto"/>
-        <w:ind w:firstLine="708"/>
-        <w:rPr>
-          <w:highlight w:val="white"/>
-        </w:rPr>
-      </w:pPr>
-      <w:r>
-        <w:rPr>
-          <w:highlight w:val="white"/>
-          <w:rtl w:val="0"/>
-        </w:rPr>
-        <w:t xml:space="preserve">    Abertura FLOAT NOT NULL,</w:t>
-      </w:r>
-    </w:p>
-    <w:p>
-      <w:pPr>
-        <w:spacing w:line="360" w:lineRule="auto"/>
-        <w:ind w:firstLine="708"/>
-        <w:rPr>
-          <w:highlight w:val="white"/>
-        </w:rPr>
-      </w:pPr>
-      <w:r>
-        <w:rPr>
-          <w:highlight w:val="white"/>
-          <w:rtl w:val="0"/>
-        </w:rPr>
-        <w:t xml:space="preserve">    Alta FLOAT NOT NULL,</w:t>
-      </w:r>
-    </w:p>
-    <w:p>
-      <w:pPr>
-        <w:spacing w:line="360" w:lineRule="auto"/>
-        <w:ind w:firstLine="708"/>
-        <w:rPr>
-          <w:highlight w:val="white"/>
-        </w:rPr>
-      </w:pPr>
-      <w:r>
-        <w:rPr>
-          <w:highlight w:val="white"/>
-          <w:rtl w:val="0"/>
-        </w:rPr>
-        <w:t xml:space="preserve">    Baixa FLOAT NOT NULL,</w:t>
-      </w:r>
-    </w:p>
-    <w:p>
-      <w:pPr>
-        <w:spacing w:line="360" w:lineRule="auto"/>
-        <w:ind w:firstLine="708"/>
-        <w:rPr>
-          <w:highlight w:val="white"/>
-        </w:rPr>
-      </w:pPr>
-      <w:r>
-        <w:rPr>
-          <w:highlight w:val="white"/>
-          <w:rtl w:val="0"/>
-        </w:rPr>
-        <w:t xml:space="preserve">    Fechamento FLOAT NOT NULL,</w:t>
-      </w:r>
-    </w:p>
-    <w:p>
-      <w:pPr>
-        <w:spacing w:line="360" w:lineRule="auto"/>
-        <w:ind w:firstLine="708"/>
-        <w:rPr>
-          <w:highlight w:val="white"/>
-        </w:rPr>
-      </w:pPr>
-      <w:r>
-        <w:rPr>
-          <w:highlight w:val="white"/>
-          <w:rtl w:val="0"/>
-        </w:rPr>
-        <w:t xml:space="preserve">    Volume BIGINT NOT NULL</w:t>
-      </w:r>
-    </w:p>
-    <w:p>
-      <w:pPr>
-        <w:spacing w:line="360" w:lineRule="auto"/>
-        <w:ind w:firstLine="708"/>
-        <w:rPr>
-          <w:highlight w:val="white"/>
-        </w:rPr>
-      </w:pPr>
-      <w:r>
-        <w:rPr>
-          <w:highlight w:val="white"/>
-          <w:rtl w:val="0"/>
-        </w:rPr>
-        <w:t xml:space="preserve">);</w:t>
-      </w:r>
-    </w:p>
-    <w:p>
-      <w:pPr>
-        <w:spacing w:line="360" w:lineRule="auto"/>
-        <w:ind w:firstLine="708"/>
-        <w:rPr>
-          <w:highlight w:val="white"/>
-        </w:rPr>
-      </w:pPr>
-      <w:r>
-        <w:rPr>
-          <w:rtl w:val="0"/>
-        </w:rPr>
-      </w:r>
-    </w:p>
-    <w:p>
-      <w:pPr>
-        <w:spacing w:line="360" w:lineRule="auto"/>
-        <w:ind w:firstLine="708"/>
-        <w:rPr>
-          <w:highlight w:val="white"/>
-        </w:rPr>
-      </w:pPr>
-      <w:r>
-        <w:rPr>
-          <w:highlight w:val="white"/>
-          <w:rtl w:val="0"/>
-        </w:rPr>
-        <w:t xml:space="preserve">Como fazer uma API que consulte os dados na tabela usando filtro de data inicial e final</w:t>
-      </w:r>
-    </w:p>
-    <w:p>
-      <w:pPr>
-        <w:spacing w:line="360" w:lineRule="auto"/>
-        <w:ind w:firstLine="708"/>
-        <w:rPr>
-          <w:highlight w:val="white"/>
-        </w:rPr>
-      </w:pPr>
-      <w:r>
-        <w:rPr>
-          <w:highlight w:val="white"/>
-          <w:rtl w:val="0"/>
-        </w:rPr>
-        <w:t xml:space="preserve">CREATE TABLE IBOV_Historico (</w:t>
-      </w:r>
-    </w:p>
-    <w:p>
-      <w:pPr>
-        <w:spacing w:line="360" w:lineRule="auto"/>
-        <w:ind w:firstLine="708"/>
-        <w:rPr>
-          <w:highlight w:val="white"/>
-        </w:rPr>
-      </w:pPr>
-      <w:r>
-        <w:rPr>
-          <w:highlight w:val="white"/>
-          <w:rtl w:val="0"/>
-        </w:rPr>
-        <w:t xml:space="preserve">    Data DATE NOT NULL PRIMARY KEY,</w:t>
-      </w:r>
-    </w:p>
-    <w:p>
-      <w:pPr>
-        <w:spacing w:line="360" w:lineRule="auto"/>
-        <w:ind w:firstLine="708"/>
-        <w:rPr>
-          <w:highlight w:val="white"/>
-        </w:rPr>
-      </w:pPr>
-      <w:r>
-        <w:rPr>
-          <w:highlight w:val="white"/>
-          <w:rtl w:val="0"/>
-        </w:rPr>
-        <w:t xml:space="preserve">    Abertura FLOAT NOT NULL,</w:t>
-      </w:r>
-    </w:p>
-    <w:p>
-      <w:pPr>
-        <w:spacing w:line="360" w:lineRule="auto"/>
-        <w:ind w:firstLine="708"/>
-        <w:rPr>
-          <w:highlight w:val="white"/>
-        </w:rPr>
-      </w:pPr>
-      <w:r>
-        <w:rPr>
-          <w:highlight w:val="white"/>
-          <w:rtl w:val="0"/>
-        </w:rPr>
-        <w:t xml:space="preserve">    Alta FLOAT NOT NULL,</w:t>
-      </w:r>
-    </w:p>
-    <w:p>
-      <w:pPr>
-        <w:spacing w:line="360" w:lineRule="auto"/>
-        <w:ind w:firstLine="708"/>
-        <w:rPr>
-          <w:highlight w:val="white"/>
-        </w:rPr>
-      </w:pPr>
-      <w:r>
-        <w:rPr>
-          <w:highlight w:val="white"/>
-          <w:rtl w:val="0"/>
-        </w:rPr>
-        <w:t xml:space="preserve">    Baixa FLOAT NOT NULL,</w:t>
-      </w:r>
-    </w:p>
-    <w:p>
-      <w:pPr>
-        <w:spacing w:line="360" w:lineRule="auto"/>
-        <w:ind w:firstLine="708"/>
-        <w:rPr>
-          <w:highlight w:val="white"/>
-        </w:rPr>
-      </w:pPr>
-      <w:r>
-        <w:rPr>
-          <w:highlight w:val="white"/>
-          <w:rtl w:val="0"/>
-        </w:rPr>
-        <w:t xml:space="preserve">    Fechamento FLOAT NOT NULL,</w:t>
-      </w:r>
-    </w:p>
-    <w:p>
-      <w:pPr>
-        <w:spacing w:line="360" w:lineRule="auto"/>
-        <w:ind w:firstLine="708"/>
-        <w:rPr>
-          <w:highlight w:val="white"/>
-        </w:rPr>
-      </w:pPr>
-      <w:r>
-        <w:rPr>
-          <w:highlight w:val="white"/>
-          <w:rtl w:val="0"/>
-        </w:rPr>
-        <w:t xml:space="preserve">    Volume BIGINT NOT NULL</w:t>
-      </w:r>
-    </w:p>
-    <w:p>
-      <w:pPr>
-        <w:spacing w:line="360" w:lineRule="auto"/>
-        <w:ind w:firstLine="708"/>
-        <w:rPr>
-          <w:highlight w:val="white"/>
-        </w:rPr>
-      </w:pPr>
-      <w:r>
-        <w:rPr>
-          <w:highlight w:val="white"/>
-          <w:rtl w:val="0"/>
-        </w:rPr>
-        <w:t xml:space="preserve">);</w:t>
-      </w:r>
-    </w:p>
-    <w:p>
-      <w:pPr>
-        <w:spacing w:line="360" w:lineRule="auto"/>
-        <w:ind w:firstLine="708"/>
-        <w:rPr>
-          <w:highlight w:val="white"/>
-        </w:rPr>
-      </w:pPr>
-      <w:r>
-        <w:rPr>
-          <w:rtl w:val="0"/>
-        </w:rPr>
-      </w:r>
-    </w:p>
-    <w:p>
-      <w:pPr>
-        <w:spacing w:line="360" w:lineRule="auto"/>
-        <w:ind w:firstLine="708"/>
-        <w:rPr>
-          <w:highlight w:val="white"/>
-        </w:rPr>
-      </w:pPr>
-      <w:r>
-        <w:rPr>
-          <w:highlight w:val="white"/>
-          <w:rtl w:val="0"/>
-        </w:rPr>
-        <w:t xml:space="preserve">Como criar uma API para consultar os dados de ações listadas na Bovespa usando YFinance, por meio de um adapter (design pattern), em FastAPI e depois da consulta salvar os dados em uma tabela no banco de dados</w:t>
-      </w:r>
-    </w:p>
-    <w:p>
-      <w:pPr>
-        <w:spacing w:line="360" w:lineRule="auto"/>
-        <w:ind w:firstLine="708"/>
-        <w:rPr>
-          <w:highlight w:val="white"/>
-        </w:rPr>
-      </w:pPr>
-      <w:r>
-        <w:rPr>
-          <w:rtl w:val="0"/>
-        </w:rPr>
-      </w:r>
-    </w:p>
-    <w:p>
-      <w:pPr>
-        <w:spacing w:line="360" w:lineRule="auto"/>
-        <w:ind w:firstLine="708"/>
-        <w:rPr>
-          <w:highlight w:val="white"/>
-        </w:rPr>
-      </w:pPr>
-      <w:r>
-        <w:rPr>
-          <w:highlight w:val="white"/>
-          <w:rtl w:val="0"/>
-        </w:rPr>
-        <w:t xml:space="preserve">CREATE TABLE Acao_Historico (</w:t>
-      </w:r>
-    </w:p>
-    <w:p>
-      <w:pPr>
-        <w:spacing w:line="360" w:lineRule="auto"/>
-        <w:ind w:firstLine="708"/>
-        <w:rPr>
-          <w:highlight w:val="white"/>
-        </w:rPr>
-      </w:pPr>
-      <w:r>
-        <w:rPr>
-          <w:highlight w:val="white"/>
-          <w:rtl w:val="0"/>
-        </w:rPr>
-        <w:t xml:space="preserve">    Data DATE NOT NULL,</w:t>
-      </w:r>
-    </w:p>
-    <w:p>
-      <w:pPr>
-        <w:spacing w:line="360" w:lineRule="auto"/>
-        <w:ind w:firstLine="708"/>
-        <w:rPr>
-          <w:highlight w:val="white"/>
-        </w:rPr>
-      </w:pPr>
-      <w:r>
-        <w:rPr>
-          <w:highlight w:val="white"/>
-          <w:rtl w:val="0"/>
-        </w:rPr>
-        <w:t xml:space="preserve">    Codigo VARCHAR(10) NOT NULL,</w:t>
-      </w:r>
-    </w:p>
-    <w:p>
-      <w:pPr>
-        <w:spacing w:line="360" w:lineRule="auto"/>
-        <w:ind w:firstLine="708"/>
-        <w:rPr>
-          <w:highlight w:val="white"/>
-        </w:rPr>
-      </w:pPr>
-      <w:r>
-        <w:rPr>
-          <w:highlight w:val="white"/>
-          <w:rtl w:val="0"/>
-        </w:rPr>
-        <w:t xml:space="preserve">    Abertura FLOAT NOT NULL,</w:t>
-      </w:r>
-    </w:p>
-    <w:p>
-      <w:pPr>
-        <w:spacing w:line="360" w:lineRule="auto"/>
-        <w:ind w:firstLine="708"/>
-        <w:rPr>
-          <w:highlight w:val="white"/>
-        </w:rPr>
-      </w:pPr>
-      <w:r>
-        <w:rPr>
-          <w:highlight w:val="white"/>
-          <w:rtl w:val="0"/>
-        </w:rPr>
-        <w:t xml:space="preserve">    Alta FLOAT NOT NULL,</w:t>
-      </w:r>
-    </w:p>
-    <w:p>
-      <w:pPr>
-        <w:spacing w:line="360" w:lineRule="auto"/>
-        <w:ind w:firstLine="708"/>
-        <w:rPr>
-          <w:highlight w:val="white"/>
-        </w:rPr>
-      </w:pPr>
-      <w:r>
-        <w:rPr>
-          <w:highlight w:val="white"/>
-          <w:rtl w:val="0"/>
-        </w:rPr>
-        <w:t xml:space="preserve">    Baixa FLOAT NOT NULL,</w:t>
-      </w:r>
-    </w:p>
-    <w:p>
-      <w:pPr>
-        <w:spacing w:line="360" w:lineRule="auto"/>
-        <w:ind w:firstLine="708"/>
-        <w:rPr>
-          <w:highlight w:val="white"/>
-        </w:rPr>
-      </w:pPr>
-      <w:r>
-        <w:rPr>
-          <w:highlight w:val="white"/>
-          <w:rtl w:val="0"/>
-        </w:rPr>
-        <w:t xml:space="preserve">    Fechamento FLOAT NOT NULL,</w:t>
-      </w:r>
-    </w:p>
-    <w:p>
-      <w:pPr>
-        <w:spacing w:line="360" w:lineRule="auto"/>
-        <w:ind w:firstLine="708"/>
-        <w:rPr>
-          <w:highlight w:val="white"/>
-        </w:rPr>
-      </w:pPr>
-      <w:r>
-        <w:rPr>
-          <w:highlight w:val="white"/>
-          <w:rtl w:val="0"/>
-        </w:rPr>
-        <w:t xml:space="preserve">    Volume BIGINT NOT NULL,</w:t>
-      </w:r>
-    </w:p>
-    <w:p>
-      <w:pPr>
-        <w:spacing w:line="360" w:lineRule="auto"/>
-        <w:ind w:firstLine="708"/>
-        <w:rPr>
-          <w:highlight w:val="white"/>
-        </w:rPr>
-      </w:pPr>
-      <w:r>
-        <w:rPr>
-          <w:highlight w:val="white"/>
-          <w:rtl w:val="0"/>
-        </w:rPr>
-        <w:t xml:space="preserve">    PRIMARY KEY (Data, Codigo) -- Permite várias ações diferentes na mesma data</w:t>
-      </w:r>
-    </w:p>
-    <w:p>
-      <w:pPr>
-        <w:spacing w:line="360" w:lineRule="auto"/>
-        <w:ind w:firstLine="708"/>
-        <w:rPr>
-          <w:highlight w:val="white"/>
-        </w:rPr>
-      </w:pPr>
-      <w:r>
-        <w:rPr>
-          <w:highlight w:val="white"/>
-          <w:rtl w:val="0"/>
-        </w:rPr>
-        <w:t xml:space="preserve">);</w:t>
-      </w:r>
-    </w:p>
-    <w:p>
-      <w:pPr>
-        <w:spacing w:line="360" w:lineRule="auto"/>
-        <w:ind w:firstLine="708"/>
-        <w:rPr>
-          <w:highlight w:val="white"/>
-        </w:rPr>
-      </w:pPr>
-      <w:r>
-        <w:rPr>
-          <w:rtl w:val="0"/>
-        </w:rPr>
-      </w:r>
-    </w:p>
-    <w:p>
-      <w:pPr>
-        <w:spacing w:line="360" w:lineRule="auto"/>
-        <w:ind w:firstLine="708"/>
-        <w:rPr>
-          <w:highlight w:val="white"/>
-        </w:rPr>
-      </w:pPr>
-      <w:r>
-        <w:rPr>
-          <w:highlight w:val="white"/>
-          <w:rtl w:val="0"/>
-        </w:rPr>
-        <w:t xml:space="preserve">Preciso criar uma FastAPI usando clean archtecture que retorne o índice Beta sendo que tenho duas tabelas uma com índice Bovespa e outra com o histórico das ações sendo as tabelas</w:t>
-      </w:r>
-    </w:p>
-    <w:p>
-      <w:pPr>
-        <w:spacing w:line="360" w:lineRule="auto"/>
-        <w:ind w:firstLine="708"/>
-        <w:rPr>
-          <w:highlight w:val="white"/>
-        </w:rPr>
-      </w:pPr>
-      <w:r>
-        <w:rPr>
-          <w:highlight w:val="white"/>
-          <w:rtl w:val="0"/>
-        </w:rPr>
-        <w:t xml:space="preserve">CREATE TABLE IBOV_Historico (</w:t>
-      </w:r>
-    </w:p>
-    <w:p>
-      <w:pPr>
-        <w:spacing w:line="360" w:lineRule="auto"/>
-        <w:ind w:firstLine="708"/>
-        <w:rPr>
-          <w:highlight w:val="white"/>
-        </w:rPr>
-      </w:pPr>
-      <w:r>
-        <w:rPr>
-          <w:highlight w:val="white"/>
-          <w:rtl w:val="0"/>
-        </w:rPr>
-        <w:t xml:space="preserve">    Data DATE NOT NULL PRIMARY KEY,</w:t>
-      </w:r>
-    </w:p>
-    <w:p>
-      <w:pPr>
-        <w:spacing w:line="360" w:lineRule="auto"/>
-        <w:ind w:firstLine="708"/>
-        <w:rPr>
-          <w:highlight w:val="white"/>
-        </w:rPr>
-      </w:pPr>
-      <w:r>
-        <w:rPr>
-          <w:highlight w:val="white"/>
-          <w:rtl w:val="0"/>
-        </w:rPr>
-        <w:t xml:space="preserve">    Abertura FLOAT NOT NULL,</w:t>
-      </w:r>
-    </w:p>
-    <w:p>
-      <w:pPr>
-        <w:spacing w:line="360" w:lineRule="auto"/>
-        <w:ind w:firstLine="708"/>
-        <w:rPr>
-          <w:highlight w:val="white"/>
-        </w:rPr>
-      </w:pPr>
-      <w:r>
-        <w:rPr>
-          <w:highlight w:val="white"/>
-          <w:rtl w:val="0"/>
-        </w:rPr>
-        <w:t xml:space="preserve">    Alta FLOAT NOT NULL,</w:t>
-      </w:r>
-    </w:p>
-    <w:p>
-      <w:pPr>
-        <w:spacing w:line="360" w:lineRule="auto"/>
-        <w:ind w:firstLine="708"/>
-        <w:rPr>
-          <w:highlight w:val="white"/>
-        </w:rPr>
-      </w:pPr>
-      <w:r>
-        <w:rPr>
-          <w:highlight w:val="white"/>
-          <w:rtl w:val="0"/>
-        </w:rPr>
-        <w:t xml:space="preserve">    Baixa FLOAT NOT NULL,</w:t>
-      </w:r>
-    </w:p>
-    <w:p>
-      <w:pPr>
-        <w:spacing w:line="360" w:lineRule="auto"/>
-        <w:ind w:firstLine="708"/>
-        <w:rPr>
-          <w:highlight w:val="white"/>
-        </w:rPr>
-      </w:pPr>
-      <w:r>
-        <w:rPr>
-          <w:highlight w:val="white"/>
-          <w:rtl w:val="0"/>
-        </w:rPr>
-        <w:t xml:space="preserve">    Fechamento FLOAT NOT NULL,</w:t>
-      </w:r>
-    </w:p>
-    <w:p>
-      <w:pPr>
-        <w:spacing w:line="360" w:lineRule="auto"/>
-        <w:ind w:firstLine="708"/>
-        <w:rPr>
-          <w:highlight w:val="white"/>
-        </w:rPr>
-      </w:pPr>
-      <w:r>
-        <w:rPr>
-          <w:highlight w:val="white"/>
-          <w:rtl w:val="0"/>
-        </w:rPr>
-        <w:t xml:space="preserve">    Volume BIGINT NOT NULL</w:t>
-      </w:r>
-    </w:p>
-    <w:p>
-      <w:pPr>
-        <w:spacing w:line="360" w:lineRule="auto"/>
-        <w:ind w:firstLine="708"/>
-        <w:rPr>
-          <w:highlight w:val="white"/>
-        </w:rPr>
-      </w:pPr>
-      <w:r>
-        <w:rPr>
-          <w:highlight w:val="white"/>
-          <w:rtl w:val="0"/>
-        </w:rPr>
-        <w:t xml:space="preserve">);</w:t>
-      </w:r>
-    </w:p>
-    <w:p>
-      <w:pPr>
-        <w:spacing w:line="360" w:lineRule="auto"/>
-        <w:ind w:firstLine="708"/>
-        <w:rPr>
-          <w:highlight w:val="white"/>
-        </w:rPr>
-      </w:pPr>
-      <w:r>
-        <w:rPr>
-          <w:rtl w:val="0"/>
-        </w:rPr>
-      </w:r>
-    </w:p>
-    <w:p>
-      <w:pPr>
-        <w:spacing w:line="360" w:lineRule="auto"/>
-        <w:ind w:firstLine="708"/>
-        <w:rPr>
-          <w:highlight w:val="white"/>
-        </w:rPr>
-      </w:pPr>
-      <w:r>
-        <w:rPr>
-          <w:highlight w:val="white"/>
-          <w:rtl w:val="0"/>
-        </w:rPr>
-        <w:t xml:space="preserve">CREATE TABLE Acao_Historico (</w:t>
-      </w:r>
-    </w:p>
-    <w:p>
-      <w:pPr>
-        <w:spacing w:line="360" w:lineRule="auto"/>
-        <w:ind w:firstLine="708"/>
-        <w:rPr>
-          <w:highlight w:val="white"/>
-        </w:rPr>
-      </w:pPr>
-      <w:r>
-        <w:rPr>
-          <w:highlight w:val="white"/>
-          <w:rtl w:val="0"/>
-        </w:rPr>
-        <w:t xml:space="preserve">    Data DATE NOT NULL,</w:t>
-      </w:r>
-    </w:p>
-    <w:p>
-      <w:pPr>
-        <w:spacing w:line="360" w:lineRule="auto"/>
-        <w:ind w:firstLine="708"/>
-        <w:rPr>
-          <w:highlight w:val="white"/>
-        </w:rPr>
-      </w:pPr>
-      <w:r>
-        <w:rPr>
-          <w:highlight w:val="white"/>
-          <w:rtl w:val="0"/>
-        </w:rPr>
-        <w:t xml:space="preserve">    Codigo VARCHAR(10) NOT NULL,</w:t>
-      </w:r>
-    </w:p>
-    <w:p>
-      <w:pPr>
-        <w:spacing w:line="360" w:lineRule="auto"/>
-        <w:ind w:firstLine="708"/>
-        <w:rPr>
-          <w:highlight w:val="white"/>
-        </w:rPr>
-      </w:pPr>
-      <w:r>
-        <w:rPr>
-          <w:highlight w:val="white"/>
-          <w:rtl w:val="0"/>
-        </w:rPr>
-        <w:t xml:space="preserve">    Abertura FLOAT NOT NULL,</w:t>
-      </w:r>
-    </w:p>
-    <w:p>
-      <w:pPr>
-        <w:spacing w:line="360" w:lineRule="auto"/>
-        <w:ind w:firstLine="708"/>
-        <w:rPr>
-          <w:highlight w:val="white"/>
-        </w:rPr>
-      </w:pPr>
-      <w:r>
-        <w:rPr>
-          <w:highlight w:val="white"/>
-          <w:rtl w:val="0"/>
-        </w:rPr>
-        <w:t xml:space="preserve">    Alta FLOAT NOT NULL,</w:t>
-      </w:r>
-    </w:p>
-    <w:p>
-      <w:pPr>
-        <w:spacing w:line="360" w:lineRule="auto"/>
-        <w:ind w:firstLine="708"/>
-        <w:rPr>
-          <w:highlight w:val="white"/>
-        </w:rPr>
-      </w:pPr>
-      <w:r>
-        <w:rPr>
-          <w:highlight w:val="white"/>
-          <w:rtl w:val="0"/>
-        </w:rPr>
-        <w:t xml:space="preserve">    Baixa FLOAT NOT NULL,</w:t>
-      </w:r>
-    </w:p>
-    <w:p>
-      <w:pPr>
-        <w:spacing w:line="360" w:lineRule="auto"/>
-        <w:ind w:firstLine="708"/>
-        <w:rPr>
-          <w:highlight w:val="white"/>
-        </w:rPr>
-      </w:pPr>
-      <w:r>
-        <w:rPr>
-          <w:highlight w:val="white"/>
-          <w:rtl w:val="0"/>
-        </w:rPr>
-        <w:t xml:space="preserve">    Fechamento FLOAT NOT NULL,</w:t>
-      </w:r>
-    </w:p>
-    <w:p>
-      <w:pPr>
-        <w:spacing w:line="360" w:lineRule="auto"/>
-        <w:ind w:firstLine="708"/>
-        <w:rPr>
-          <w:highlight w:val="white"/>
-        </w:rPr>
-      </w:pPr>
-      <w:r>
-        <w:rPr>
-          <w:highlight w:val="white"/>
-          <w:rtl w:val="0"/>
-        </w:rPr>
-        <w:t xml:space="preserve">    Volume BIGINT NOT NULL,</w:t>
-      </w:r>
-    </w:p>
-    <w:p>
-      <w:pPr>
-        <w:spacing w:line="360" w:lineRule="auto"/>
-        <w:ind w:firstLine="708"/>
-        <w:rPr>
-          <w:highlight w:val="white"/>
-        </w:rPr>
-      </w:pPr>
-      <w:r>
-        <w:rPr>
-          <w:highlight w:val="white"/>
-          <w:rtl w:val="0"/>
-        </w:rPr>
-        <w:t xml:space="preserve">    PRIMARY KEY (Data, Codigo) -- Permite várias ações diferentes na mesma data</w:t>
-      </w:r>
-    </w:p>
-    <w:p>
-      <w:pPr>
-        <w:spacing w:line="360" w:lineRule="auto"/>
-        <w:ind w:firstLine="708"/>
-        <w:rPr>
-          <w:highlight w:val="white"/>
-        </w:rPr>
-      </w:pPr>
-      <w:r>
-        <w:rPr>
-          <w:highlight w:val="white"/>
-          <w:rtl w:val="0"/>
-        </w:rPr>
-        <w:t xml:space="preserve">);</w:t>
-      </w:r>
-    </w:p>
-    <w:p>
-      <w:pPr>
-        <w:spacing w:line="360" w:lineRule="auto"/>
-        <w:ind w:firstLine="708"/>
-        <w:rPr>
-          <w:highlight w:val="white"/>
-        </w:rPr>
-      </w:pPr>
-      <w:r>
-        <w:rPr>
-          <w:rtl w:val="0"/>
-        </w:rPr>
-      </w:r>
-    </w:p>
-    <w:p>
-      <w:pPr>
-        <w:spacing w:line="360" w:lineRule="auto"/>
-        <w:ind w:firstLine="708"/>
-        <w:rPr>
-          <w:b w:val="1"/>
-          <w:highlight w:val="white"/>
-        </w:rPr>
-      </w:pPr>
-      <w:r>
-        <w:rPr>
-          <w:b w:val="1"/>
-          <w:highlight w:val="white"/>
-          <w:rtl w:val="0"/>
-        </w:rPr>
-        <w:t xml:space="preserve">Cálculo de índices</w:t>
-      </w:r>
-    </w:p>
-    <w:p>
-      <w:pPr>
-        <w:spacing w:line="360" w:lineRule="auto"/>
-        <w:ind w:firstLine="708"/>
-        <w:rPr>
-          <w:highlight w:val="white"/>
-        </w:rPr>
-      </w:pPr>
-      <w:r>
-        <w:rPr>
-          <w:rtl w:val="0"/>
-        </w:rPr>
-      </w:r>
-    </w:p>
-    <w:p>
-      <w:pPr>
-        <w:spacing w:line="360" w:lineRule="auto"/>
-        <w:ind w:firstLine="708"/>
-        <w:rPr>
-          <w:highlight w:val="white"/>
-        </w:rPr>
-      </w:pPr>
-      <w:r>
-        <w:rPr>
-          <w:highlight w:val="white"/>
-          <w:rtl w:val="0"/>
-        </w:rPr>
-        <w:t xml:space="preserve">Como calcular o índice Sharpe de uma ação sendo que tenho a seguinte tabela:</w:t>
-      </w:r>
-    </w:p>
-    <w:p>
-      <w:pPr>
-        <w:spacing w:line="360" w:lineRule="auto"/>
-        <w:ind w:firstLine="708"/>
-        <w:rPr>
-          <w:highlight w:val="white"/>
-        </w:rPr>
-      </w:pPr>
-      <w:r>
-        <w:rPr>
-          <w:rtl w:val="0"/>
-        </w:rPr>
-      </w:r>
-    </w:p>
-    <w:p>
-      <w:pPr>
-        <w:spacing w:line="360" w:lineRule="auto"/>
-        <w:ind w:firstLine="708"/>
-        <w:rPr>
-          <w:highlight w:val="white"/>
-        </w:rPr>
-      </w:pPr>
-      <w:r>
-        <w:rPr>
-          <w:highlight w:val="white"/>
-          <w:rtl w:val="0"/>
-        </w:rPr>
-        <w:t xml:space="preserve">CREATE TABLE Acao_Historico (</w:t>
-      </w:r>
-    </w:p>
-    <w:p>
-      <w:pPr>
-        <w:spacing w:line="360" w:lineRule="auto"/>
-        <w:ind w:firstLine="708"/>
-        <w:rPr>
-          <w:highlight w:val="white"/>
-        </w:rPr>
-      </w:pPr>
-      <w:r>
-        <w:rPr>
-          <w:highlight w:val="white"/>
-          <w:rtl w:val="0"/>
-        </w:rPr>
-        <w:t xml:space="preserve">    Data DATE NOT NULL,</w:t>
-      </w:r>
-    </w:p>
-    <w:p>
-      <w:pPr>
-        <w:spacing w:line="360" w:lineRule="auto"/>
-        <w:ind w:firstLine="708"/>
-        <w:rPr>
-          <w:highlight w:val="white"/>
-        </w:rPr>
-      </w:pPr>
-      <w:r>
-        <w:rPr>
-          <w:highlight w:val="white"/>
-          <w:rtl w:val="0"/>
-        </w:rPr>
-        <w:t xml:space="preserve">    Codigo VARCHAR(10) NOT NULL,</w:t>
-      </w:r>
-    </w:p>
-    <w:p>
-      <w:pPr>
-        <w:spacing w:line="360" w:lineRule="auto"/>
-        <w:ind w:firstLine="708"/>
-        <w:rPr>
-          <w:highlight w:val="white"/>
-        </w:rPr>
-      </w:pPr>
-      <w:r>
-        <w:rPr>
-          <w:highlight w:val="white"/>
-          <w:rtl w:val="0"/>
-        </w:rPr>
-        <w:t xml:space="preserve">    Abertura FLOAT NOT NULL,</w:t>
-      </w:r>
-    </w:p>
-    <w:p>
-      <w:pPr>
-        <w:spacing w:line="360" w:lineRule="auto"/>
-        <w:ind w:firstLine="708"/>
-        <w:rPr>
-          <w:highlight w:val="white"/>
-        </w:rPr>
-      </w:pPr>
-      <w:r>
-        <w:rPr>
-          <w:highlight w:val="white"/>
-          <w:rtl w:val="0"/>
-        </w:rPr>
-        <w:t xml:space="preserve">    Alta FLOAT NOT NULL,</w:t>
-      </w:r>
-    </w:p>
-    <w:p>
-      <w:pPr>
-        <w:spacing w:line="360" w:lineRule="auto"/>
-        <w:ind w:firstLine="708"/>
-        <w:rPr>
-          <w:highlight w:val="white"/>
-        </w:rPr>
-      </w:pPr>
-      <w:r>
-        <w:rPr>
-          <w:highlight w:val="white"/>
-          <w:rtl w:val="0"/>
-        </w:rPr>
-        <w:t xml:space="preserve">    Baixa FLOAT NOT NULL,</w:t>
-      </w:r>
-    </w:p>
-    <w:p>
-      <w:pPr>
-        <w:spacing w:line="360" w:lineRule="auto"/>
-        <w:ind w:firstLine="708"/>
-        <w:rPr>
-          <w:highlight w:val="white"/>
-        </w:rPr>
-      </w:pPr>
-      <w:r>
-        <w:rPr>
-          <w:highlight w:val="white"/>
-          <w:rtl w:val="0"/>
-        </w:rPr>
-        <w:t xml:space="preserve">    Fechamento FLOAT NOT NULL,</w:t>
-      </w:r>
-    </w:p>
-    <w:p>
-      <w:pPr>
-        <w:spacing w:line="360" w:lineRule="auto"/>
-        <w:ind w:firstLine="708"/>
-        <w:rPr>
-          <w:highlight w:val="white"/>
-        </w:rPr>
-      </w:pPr>
-      <w:r>
-        <w:rPr>
-          <w:highlight w:val="white"/>
-          <w:rtl w:val="0"/>
-        </w:rPr>
-        <w:t xml:space="preserve">    Volume BIGINT NOT NULL,</w:t>
-      </w:r>
-    </w:p>
-    <w:p>
-      <w:pPr>
-        <w:spacing w:line="360" w:lineRule="auto"/>
-        <w:ind w:firstLine="708"/>
-        <w:rPr>
-          <w:highlight w:val="white"/>
-        </w:rPr>
-      </w:pPr>
-      <w:r>
-        <w:rPr>
-          <w:highlight w:val="white"/>
-          <w:rtl w:val="0"/>
-        </w:rPr>
-        <w:t xml:space="preserve">    PRIMARY KEY (Data, Codigo) -- Permite várias ações diferentes na mesma data</w:t>
-      </w:r>
-    </w:p>
-    <w:p>
-      <w:pPr>
-        <w:spacing w:line="360" w:lineRule="auto"/>
-        <w:ind w:firstLine="708"/>
-        <w:rPr>
-          <w:highlight w:val="white"/>
-        </w:rPr>
-      </w:pPr>
-      <w:r>
-        <w:rPr>
-          <w:highlight w:val="white"/>
-          <w:rtl w:val="0"/>
-        </w:rPr>
-        <w:t xml:space="preserve">);</w:t>
-      </w:r>
-    </w:p>
-    <w:p>
-      <w:pPr>
-        <w:spacing w:line="360" w:lineRule="auto"/>
-        <w:ind w:firstLine="708"/>
-        <w:rPr>
-          <w:highlight w:val="white"/>
-        </w:rPr>
-      </w:pPr>
-      <w:r>
-        <w:rPr>
-          <w:rtl w:val="0"/>
-        </w:rPr>
-      </w:r>
-    </w:p>
-    <w:p>
-      <w:pPr>
-        <w:spacing w:line="360" w:lineRule="auto"/>
-        <w:ind w:firstLine="708"/>
-        <w:rPr>
-          <w:highlight w:val="white"/>
-        </w:rPr>
-      </w:pPr>
-      <w:r>
-        <w:rPr>
-          <w:highlight w:val="white"/>
-          <w:rtl w:val="0"/>
-        </w:rPr>
-        <w:t xml:space="preserve">Como calcular a volatilidade de uma ação usando a FastAPI  sendo que tenho a seguinte tabela:</w:t>
-      </w:r>
-    </w:p>
-    <w:p>
-      <w:pPr>
-        <w:spacing w:line="360" w:lineRule="auto"/>
-        <w:ind w:firstLine="708"/>
-        <w:rPr>
-          <w:highlight w:val="white"/>
-        </w:rPr>
-      </w:pPr>
-      <w:r>
-        <w:rPr>
-          <w:rtl w:val="0"/>
-        </w:rPr>
-      </w:r>
-    </w:p>
-    <w:p>
-      <w:pPr>
-        <w:spacing w:line="360" w:lineRule="auto"/>
-        <w:ind w:firstLine="708"/>
-        <w:rPr>
-          <w:highlight w:val="white"/>
-        </w:rPr>
-      </w:pPr>
-      <w:r>
-        <w:rPr>
-          <w:highlight w:val="white"/>
-          <w:rtl w:val="0"/>
-        </w:rPr>
-        <w:t xml:space="preserve">CREATE TABLE Acao_Historico (</w:t>
-      </w:r>
-    </w:p>
-    <w:p>
-      <w:pPr>
-        <w:spacing w:line="360" w:lineRule="auto"/>
-        <w:ind w:firstLine="708"/>
-        <w:rPr>
-          <w:highlight w:val="white"/>
-        </w:rPr>
-      </w:pPr>
-      <w:r>
-        <w:rPr>
-          <w:highlight w:val="white"/>
-          <w:rtl w:val="0"/>
-        </w:rPr>
-        <w:t xml:space="preserve">    Data DATE NOT NULL,</w:t>
-      </w:r>
-    </w:p>
-    <w:p>
-      <w:pPr>
-        <w:spacing w:line="360" w:lineRule="auto"/>
-        <w:ind w:firstLine="708"/>
-        <w:rPr>
-          <w:highlight w:val="white"/>
-        </w:rPr>
-      </w:pPr>
-      <w:r>
-        <w:rPr>
-          <w:highlight w:val="white"/>
-          <w:rtl w:val="0"/>
-        </w:rPr>
-        <w:t xml:space="preserve">    Codigo VARCHAR(10) NOT NULL,</w:t>
-      </w:r>
-    </w:p>
-    <w:p>
-      <w:pPr>
-        <w:spacing w:line="360" w:lineRule="auto"/>
-        <w:ind w:firstLine="708"/>
-        <w:rPr>
-          <w:highlight w:val="white"/>
-        </w:rPr>
-      </w:pPr>
-      <w:r>
-        <w:rPr>
-          <w:highlight w:val="white"/>
-          <w:rtl w:val="0"/>
-        </w:rPr>
-        <w:t xml:space="preserve">    Abertura FLOAT NOT NULL,</w:t>
-      </w:r>
-    </w:p>
-    <w:p>
-      <w:pPr>
-        <w:spacing w:line="360" w:lineRule="auto"/>
-        <w:ind w:firstLine="708"/>
-        <w:rPr>
-          <w:highlight w:val="white"/>
-        </w:rPr>
-      </w:pPr>
-      <w:r>
-        <w:rPr>
-          <w:highlight w:val="white"/>
-          <w:rtl w:val="0"/>
-        </w:rPr>
-        <w:t xml:space="preserve">    Alta FLOAT NOT NULL,</w:t>
-      </w:r>
-    </w:p>
-    <w:p>
-      <w:pPr>
-        <w:spacing w:line="360" w:lineRule="auto"/>
-        <w:ind w:firstLine="708"/>
-        <w:rPr>
-          <w:highlight w:val="white"/>
-        </w:rPr>
-      </w:pPr>
-      <w:r>
-        <w:rPr>
-          <w:highlight w:val="white"/>
-          <w:rtl w:val="0"/>
-        </w:rPr>
-        <w:t xml:space="preserve">    Baixa FLOAT NOT NULL,</w:t>
-      </w:r>
-    </w:p>
-    <w:p>
-      <w:pPr>
-        <w:spacing w:line="360" w:lineRule="auto"/>
-        <w:ind w:firstLine="708"/>
-        <w:rPr>
-          <w:highlight w:val="white"/>
-        </w:rPr>
-      </w:pPr>
-      <w:r>
-        <w:rPr>
-          <w:highlight w:val="white"/>
-          <w:rtl w:val="0"/>
-        </w:rPr>
-        <w:t xml:space="preserve">    Fechamento FLOAT NOT NULL,</w:t>
-      </w:r>
-    </w:p>
-    <w:p>
-      <w:pPr>
-        <w:spacing w:line="360" w:lineRule="auto"/>
-        <w:ind w:firstLine="708"/>
-        <w:rPr>
-          <w:highlight w:val="white"/>
-        </w:rPr>
-      </w:pPr>
-      <w:r>
-        <w:rPr>
-          <w:highlight w:val="white"/>
-          <w:rtl w:val="0"/>
-        </w:rPr>
-        <w:t xml:space="preserve">    Volume BIGINT NOT NULL,</w:t>
-      </w:r>
-    </w:p>
-    <w:p>
-      <w:pPr>
-        <w:spacing w:line="360" w:lineRule="auto"/>
-        <w:ind w:firstLine="708"/>
-        <w:rPr>
-          <w:highlight w:val="white"/>
-        </w:rPr>
-      </w:pPr>
-      <w:r>
-        <w:rPr>
-          <w:highlight w:val="white"/>
-          <w:rtl w:val="0"/>
-        </w:rPr>
-        <w:t xml:space="preserve">    PRIMARY KEY (Data, Codigo) -- Permite várias ações diferentes na mesma data</w:t>
-      </w:r>
-    </w:p>
-    <w:p>
-      <w:pPr>
-        <w:spacing w:line="360" w:lineRule="auto"/>
-        <w:ind w:firstLine="708"/>
-        <w:rPr>
-          <w:highlight w:val="white"/>
-        </w:rPr>
-      </w:pPr>
-      <w:r>
-        <w:rPr>
-          <w:highlight w:val="white"/>
-          <w:rtl w:val="0"/>
-        </w:rPr>
-        <w:t xml:space="preserve">);</w:t>
-      </w:r>
-    </w:p>
-    <w:p>
-      <w:pPr>
-        <w:spacing w:line="360" w:lineRule="auto"/>
-        <w:ind w:firstLine="708"/>
-        <w:rPr>
-          <w:highlight w:val="white"/>
-        </w:rPr>
-      </w:pPr>
-      <w:r>
-        <w:rPr>
-          <w:rtl w:val="0"/>
-        </w:rPr>
-      </w:r>
-    </w:p>
-    <w:p>
-      <w:pPr>
-        <w:spacing w:line="360" w:lineRule="auto"/>
-        <w:ind w:firstLine="708"/>
-        <w:rPr>
-          <w:highlight w:val="white"/>
-        </w:rPr>
-      </w:pPr>
-      <w:r>
-        <w:rPr>
-          <w:highlight w:val="white"/>
-          <w:rtl w:val="0"/>
-        </w:rPr>
-        <w:t xml:space="preserve">Como calcular o retorno esperado de uma ação usando a FastAPI  sendo que tenho a seguinte tabela:</w:t>
-      </w:r>
-    </w:p>
-    <w:p>
-      <w:pPr>
-        <w:spacing w:line="360" w:lineRule="auto"/>
-        <w:ind w:firstLine="708"/>
-        <w:rPr>
-          <w:highlight w:val="white"/>
-        </w:rPr>
-      </w:pPr>
-      <w:r>
-        <w:rPr>
-          <w:rtl w:val="0"/>
-        </w:rPr>
-      </w:r>
-    </w:p>
-    <w:p>
-      <w:pPr>
-        <w:spacing w:line="360" w:lineRule="auto"/>
-        <w:ind w:firstLine="708"/>
-        <w:rPr>
-          <w:highlight w:val="white"/>
-        </w:rPr>
-      </w:pPr>
-      <w:r>
-        <w:rPr>
-          <w:highlight w:val="white"/>
-          <w:rtl w:val="0"/>
-        </w:rPr>
-        <w:t xml:space="preserve">CREATE TABLE Acao_Historico (</w:t>
-      </w:r>
-    </w:p>
-    <w:p>
-      <w:pPr>
-        <w:spacing w:line="360" w:lineRule="auto"/>
-        <w:ind w:firstLine="708"/>
-        <w:rPr>
-          <w:highlight w:val="white"/>
-        </w:rPr>
-      </w:pPr>
-      <w:r>
-        <w:rPr>
-          <w:highlight w:val="white"/>
-          <w:rtl w:val="0"/>
-        </w:rPr>
-        <w:t xml:space="preserve">    Data DATE NOT NULL,</w:t>
-      </w:r>
-    </w:p>
-    <w:p>
-      <w:pPr>
-        <w:spacing w:line="360" w:lineRule="auto"/>
-        <w:ind w:firstLine="708"/>
-        <w:rPr>
-          <w:highlight w:val="white"/>
-        </w:rPr>
-      </w:pPr>
-      <w:r>
-        <w:rPr>
-          <w:highlight w:val="white"/>
-          <w:rtl w:val="0"/>
-        </w:rPr>
-        <w:t xml:space="preserve">    Codigo VARCHAR(10) NOT NULL,</w:t>
-      </w:r>
-    </w:p>
-    <w:p>
-      <w:pPr>
-        <w:spacing w:line="360" w:lineRule="auto"/>
-        <w:ind w:firstLine="708"/>
-        <w:rPr>
-          <w:highlight w:val="white"/>
-        </w:rPr>
-      </w:pPr>
-      <w:r>
-        <w:rPr>
-          <w:highlight w:val="white"/>
-          <w:rtl w:val="0"/>
-        </w:rPr>
-        <w:t xml:space="preserve">    Abertura FLOAT NOT NULL,</w:t>
-      </w:r>
-    </w:p>
-    <w:p>
-      <w:pPr>
-        <w:spacing w:line="360" w:lineRule="auto"/>
-        <w:ind w:firstLine="708"/>
-        <w:rPr>
-          <w:highlight w:val="white"/>
-        </w:rPr>
-      </w:pPr>
-      <w:r>
-        <w:rPr>
-          <w:highlight w:val="white"/>
-          <w:rtl w:val="0"/>
-        </w:rPr>
-        <w:t xml:space="preserve">    Alta FLOAT NOT NULL,</w:t>
-      </w:r>
-    </w:p>
-    <w:p>
-      <w:pPr>
-        <w:spacing w:line="360" w:lineRule="auto"/>
-        <w:ind w:firstLine="708"/>
-        <w:rPr>
-          <w:highlight w:val="white"/>
-        </w:rPr>
-      </w:pPr>
-      <w:r>
-        <w:rPr>
-          <w:highlight w:val="white"/>
-          <w:rtl w:val="0"/>
-        </w:rPr>
-        <w:t xml:space="preserve">    Baixa FLOAT NOT NULL,</w:t>
-      </w:r>
-    </w:p>
-    <w:p>
-      <w:pPr>
-        <w:spacing w:line="360" w:lineRule="auto"/>
-        <w:ind w:firstLine="708"/>
-        <w:rPr>
-          <w:highlight w:val="white"/>
-        </w:rPr>
-      </w:pPr>
-      <w:r>
-        <w:rPr>
-          <w:highlight w:val="white"/>
-          <w:rtl w:val="0"/>
-        </w:rPr>
-        <w:t xml:space="preserve">    Fechamento FLOAT NOT NULL,</w:t>
-      </w:r>
-    </w:p>
-    <w:p>
-      <w:pPr>
-        <w:spacing w:line="360" w:lineRule="auto"/>
-        <w:ind w:firstLine="708"/>
-        <w:rPr>
-          <w:highlight w:val="white"/>
-        </w:rPr>
-      </w:pPr>
-      <w:r>
-        <w:rPr>
-          <w:highlight w:val="white"/>
-          <w:rtl w:val="0"/>
-        </w:rPr>
-        <w:t xml:space="preserve">    Volume BIGINT NOT NULL,</w:t>
-      </w:r>
-    </w:p>
-    <w:p>
-      <w:pPr>
-        <w:spacing w:line="360" w:lineRule="auto"/>
-        <w:ind w:firstLine="708"/>
-        <w:rPr>
-          <w:highlight w:val="white"/>
-        </w:rPr>
-      </w:pPr>
-      <w:r>
-        <w:rPr>
-          <w:highlight w:val="white"/>
-          <w:rtl w:val="0"/>
-        </w:rPr>
-        <w:t xml:space="preserve">    PRIMARY KEY (Data, Codigo) -- Permite várias ações diferentes na mesma data</w:t>
-      </w:r>
-    </w:p>
-    <w:p>
-      <w:pPr>
-        <w:spacing w:line="360" w:lineRule="auto"/>
-        <w:ind w:firstLine="708"/>
-        <w:rPr>
-          <w:highlight w:val="white"/>
-        </w:rPr>
-      </w:pPr>
-      <w:r>
-        <w:rPr>
-          <w:highlight w:val="white"/>
-          <w:rtl w:val="0"/>
-        </w:rPr>
-        <w:t xml:space="preserve">);</w:t>
-      </w:r>
-    </w:p>
-    <w:p>
-      <w:pPr>
-        <w:spacing w:line="360" w:lineRule="auto"/>
-        <w:ind w:firstLine="708"/>
-        <w:rPr>
-          <w:highlight w:val="white"/>
-        </w:rPr>
-      </w:pPr>
-      <w:r>
-        <w:rPr>
-          <w:rtl w:val="0"/>
-        </w:rPr>
-      </w:r>
-    </w:p>
-    <w:p>
-      <w:pPr>
-        <w:spacing w:line="360" w:lineRule="auto"/>
-        <w:ind w:firstLine="708"/>
-        <w:rPr>
-          <w:highlight w:val="white"/>
-        </w:rPr>
-      </w:pPr>
-      <w:r>
-        <w:rPr>
-          <w:highlight w:val="white"/>
-          <w:rtl w:val="0"/>
-        </w:rPr>
-        <w:t xml:space="preserve">Como usar o percentil (função do Excel) no python sendo que tenho os dados de um mês de uma determinada ação?</w:t>
-      </w:r>
-    </w:p>
-    <w:p>
-      <w:pPr>
-        <w:spacing w:line="360" w:lineRule="auto"/>
-        <w:rPr>
-          <w:highlight w:val="white"/>
-        </w:rPr>
-      </w:pPr>
-      <w:r>
-        <w:rPr>
-          <w:rtl w:val="0"/>
-        </w:rPr>
-      </w:r>
-    </w:p>
-    <w:p>
-      <w:pPr>
-        <w:spacing w:line="360" w:lineRule="auto"/>
-        <w:ind w:firstLine="708"/>
-        <w:rPr>
-          <w:highlight w:val="white"/>
-        </w:rPr>
-      </w:pPr>
-      <w:r>
-        <w:rPr>
-          <w:highlight w:val="white"/>
-          <w:rtl w:val="0"/>
-        </w:rPr>
-        <w:t xml:space="preserve">Como selecionar os últimos dois registro da tupla def get_ibov_data_by_date_range(self, start_date: str, end_date: str) -&gt; List[Tuple[str, float, float, float, float, int]]:</w:t>
-      </w:r>
-    </w:p>
-    <w:p>
-      <w:pPr>
-        <w:spacing w:line="360" w:lineRule="auto"/>
-        <w:ind w:firstLine="708"/>
-        <w:rPr>
-          <w:b w:val="1"/>
-        </w:rPr>
-      </w:pPr>
-      <w:r>
-        <w:rPr>
-          <w:highlight w:val="white"/>
-          <w:rtl w:val="0"/>
-        </w:rPr>
         <w:t xml:space="preserve">historico_ibov = self.repository.get_ibov_data_by_date_range(data_inicio, data_fim)</w:t>
       </w:r>
-      <w:r>
-        <w:rPr>
-          <w:rtl w:val="0"/>
-        </w:rPr>
+    </w:p>
+    <w:p>
+      <w:pPr>
+        <w:spacing w:line="360" w:lineRule="auto"/>
+        <w:ind w:left="720" w:firstLine="0"/>
+        <w:jc w:val="left"/>
+        <w:rPr>
+          <w:highlight w:val="white"/>
+        </w:rPr>
+      </w:pPr>
+      <w:r>
+        <w:rPr>
+          <w:rtl w:val="0"/>
+        </w:rPr>
+      </w:r>
+    </w:p>
+    <w:p>
+      <w:pPr>
+        <w:spacing w:line="360" w:lineRule="auto"/>
+        <w:ind w:left="720" w:firstLine="0"/>
+        <w:jc w:val="left"/>
+        <w:rPr>
+          <w:highlight w:val="white"/>
+        </w:rPr>
+      </w:pPr>
+      <w:r>
+        <w:rPr>
+          <w:highlight w:val="white"/>
+          <w:rtl w:val="0"/>
+        </w:rPr>
+        <w:t xml:space="preserve">Fonte: Elaborado pelo autor (2025)</w:t>
       </w:r>
     </w:p>
     <w:sectPr>
@@ -19473,7 +20811,7 @@
 
 <file path=customXML/item1.xml><?xml version="1.0" encoding="utf-8"?>
 <go:gDocsCustomXmlDataStorage xmlns:go="http://customooxmlschemas.google.com/" xmlns:r="http://schemas.openxmlformats.org/officeDocument/2006/relationships" uri="GoogleDocsCustomDataVersion2">
-  <go:docsCustomData xmlns:go="http://customooxmlschemas.google.com/" roundtripDataSignature="AMtx7mgf2Tgg3WixUZfG1lGEK1DjY1bklw==">CgMxLjAyDmgudHRhcWgxeGpheHEyOABqJwoUc3VnZ2VzdC5neGQybXg1ZnV1MzISD0FuZGVyc29uIEdhcmNpYWonChRzdWdnZXN0Lno3N3c4ZWVjcTg2MxIPQW5kZXJzb24gR2FyY2lhaicKFHN1Z2dlc3QuOWhqazA1aW0zZWdhEg9BbmRlcnNvbiBHYXJjaWFqJwoUc3VnZ2VzdC5pMW01Ym93d3F6aWESD0FuZGVyc29uIEdhcmNpYWonChRzdWdnZXN0Lm0xZTd3YzZpc2N1cxIPQW5kZXJzb24gR2FyY2lhaicKFHN1Z2dlc3Quc2k3eTNmampjcGcyEg9BbmRlcnNvbiBHYXJjaWFqJwoUc3VnZ2VzdC5lYWFwZzlrNWNzd2MSD0FuZGVyc29uIEdhcmNpYXIhMVNRWlY3andIMGUxVEpMRy0zTzlrWXpTWGF2ZHlsNkhk</go:docsCustomData>
+  <go:docsCustomData xmlns:go="http://customooxmlschemas.google.com/" roundtripDataSignature="AMtx7mjC0lDtR0YtTYGOWyhpOsTdGwgLlQ==">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</go:docsCustomData>
 </go:gDocsCustomXmlDataStorage>
 </file>
 
